--- a/Historias_de_Usuario.docx
+++ b/Historias_de_Usuario.docx
@@ -9,6 +9,7 @@
       </w:pPr>
       <w:r>
         <w:rPr>
+          <w:rFonts w:ascii="Arial" w:hAnsi="Arial" w:eastAsia="Arial" w:cs="Arial"/>
           <w:b/>
           <w:bCs/>
           <w:color w:val="000000"/>
@@ -25,6 +26,7 @@
       </w:pPr>
       <w:r>
         <w:rPr>
+          <w:rFonts w:ascii="Arial" w:hAnsi="Arial" w:eastAsia="Arial" w:cs="Arial"/>
           <w:color w:val="000000"/>
         </w:rPr>
         <w:t xml:space="preserve">Jose Daniel Cordoba Cabal — A00407856</w:t>
@@ -37,6 +39,7 @@
       </w:pPr>
       <w:r>
         <w:rPr>
+          <w:rFonts w:ascii="Arial" w:hAnsi="Arial" w:eastAsia="Arial" w:cs="Arial"/>
           <w:color w:val="000000"/>
         </w:rPr>
         <w:t xml:space="preserve">Daniel Montenegro — A00409572</w:t>
@@ -49,6 +52,7 @@
       </w:pPr>
       <w:r>
         <w:rPr>
+          <w:rFonts w:ascii="Arial" w:hAnsi="Arial" w:eastAsia="Arial" w:cs="Arial"/>
           <w:color w:val="000000"/>
         </w:rPr>
         <w:t xml:space="preserve">Sebastian Mejia — A00410557</w:t>
@@ -61,6 +65,7 @@
       </w:pPr>
       <w:r>
         <w:rPr>
+          <w:rFonts w:ascii="Arial" w:hAnsi="Arial" w:eastAsia="Arial" w:cs="Arial"/>
           <w:color w:val="000000"/>
         </w:rPr>
         <w:t xml:space="preserve">Juan Felipe Castro — A00410561</w:t>
@@ -73,6 +78,7 @@
       </w:pPr>
       <w:r>
         <w:rPr>
+          <w:rFonts w:ascii="Arial" w:hAnsi="Arial" w:eastAsia="Arial" w:cs="Arial"/>
           <w:color w:val="000000"/>
         </w:rPr>
         <w:t xml:space="preserve">Santiago Sierra Vasquez — A00410695</w:t>
@@ -120,6 +126,10 @@
           </w:tcPr>
           <w:p>
             <w:r>
+              <w:rPr>
+                <w:rFonts w:ascii="Arial" w:hAnsi="Arial" w:eastAsia="Arial" w:cs="Arial"/>
+                <w:color w:val="000000"/>
+              </w:rPr>
               <w:t xml:space="preserve"/>
             </w:r>
           </w:p>
@@ -148,8 +158,10 @@
             </w:pPr>
             <w:r>
               <w:rPr>
-                <w:b/>
-                <w:bCs/>
+                <w:rFonts w:ascii="Arial" w:hAnsi="Arial" w:eastAsia="Arial" w:cs="Arial"/>
+                <w:b/>
+                <w:bCs/>
+                <w:color w:val="000000"/>
               </w:rPr>
               <w:t xml:space="preserve">Historia de Usuario</w:t>
             </w:r>
@@ -181,12 +193,18 @@
             </w:pPr>
             <w:r>
               <w:rPr>
-                <w:b/>
-                <w:bCs/>
+                <w:rFonts w:ascii="Arial" w:hAnsi="Arial" w:eastAsia="Arial" w:cs="Arial"/>
+                <w:b/>
+                <w:bCs/>
+                <w:color w:val="000000"/>
               </w:rPr>
               <w:t xml:space="preserve">Número:</w:t>
             </w:r>
             <w:r>
+              <w:rPr>
+                <w:rFonts w:ascii="Arial" w:hAnsi="Arial" w:eastAsia="Arial" w:cs="Arial"/>
+                <w:color w:val="000000"/>
+              </w:rPr>
               <w:t xml:space="preserve"> 01</w:t>
             </w:r>
           </w:p>
@@ -215,12 +233,18 @@
             </w:pPr>
             <w:r>
               <w:rPr>
-                <w:b/>
-                <w:bCs/>
+                <w:rFonts w:ascii="Arial" w:hAnsi="Arial" w:eastAsia="Arial" w:cs="Arial"/>
+                <w:b/>
+                <w:bCs/>
+                <w:color w:val="000000"/>
               </w:rPr>
               <w:t xml:space="preserve">Usuario:</w:t>
             </w:r>
             <w:r>
+              <w:rPr>
+                <w:rFonts w:ascii="Arial" w:hAnsi="Arial" w:eastAsia="Arial" w:cs="Arial"/>
+                <w:color w:val="000000"/>
+              </w:rPr>
               <w:t xml:space="preserve"> Administrador</w:t>
             </w:r>
           </w:p>
@@ -251,12 +275,18 @@
             </w:pPr>
             <w:r>
               <w:rPr>
-                <w:b/>
-                <w:bCs/>
+                <w:rFonts w:ascii="Arial" w:hAnsi="Arial" w:eastAsia="Arial" w:cs="Arial"/>
+                <w:b/>
+                <w:bCs/>
+                <w:color w:val="000000"/>
               </w:rPr>
               <w:t xml:space="preserve">Nombre historia:</w:t>
             </w:r>
             <w:r>
+              <w:rPr>
+                <w:rFonts w:ascii="Arial" w:hAnsi="Arial" w:eastAsia="Arial" w:cs="Arial"/>
+                <w:color w:val="000000"/>
+              </w:rPr>
               <w:t xml:space="preserve"> Gestión del catálogo de productos</w:t>
             </w:r>
           </w:p>
@@ -287,8 +317,10 @@
             </w:pPr>
             <w:r>
               <w:rPr>
-                <w:b/>
-                <w:bCs/>
+                <w:rFonts w:ascii="Arial" w:hAnsi="Arial" w:eastAsia="Arial" w:cs="Arial"/>
+                <w:b/>
+                <w:bCs/>
+                <w:color w:val="000000"/>
               </w:rPr>
               <w:t xml:space="preserve">Prioridad en negocio:</w:t>
             </w:r>
@@ -298,6 +330,10 @@
               <w:spacing w:after="40" w:before="40"/>
             </w:pPr>
             <w:r>
+              <w:rPr>
+                <w:rFonts w:ascii="Arial" w:hAnsi="Arial" w:eastAsia="Arial" w:cs="Arial"/>
+                <w:color w:val="000000"/>
+              </w:rPr>
               <w:t xml:space="preserve">Alta</w:t>
             </w:r>
           </w:p>
@@ -326,8 +362,10 @@
             </w:pPr>
             <w:r>
               <w:rPr>
-                <w:b/>
-                <w:bCs/>
+                <w:rFonts w:ascii="Arial" w:hAnsi="Arial" w:eastAsia="Arial" w:cs="Arial"/>
+                <w:b/>
+                <w:bCs/>
+                <w:color w:val="000000"/>
               </w:rPr>
               <w:t xml:space="preserve">Riesgo en desarrollo:</w:t>
             </w:r>
@@ -337,6 +375,10 @@
               <w:spacing w:after="40" w:before="40"/>
             </w:pPr>
             <w:r>
+              <w:rPr>
+                <w:rFonts w:ascii="Arial" w:hAnsi="Arial" w:eastAsia="Arial" w:cs="Arial"/>
+                <w:color w:val="000000"/>
+              </w:rPr>
               <w:t xml:space="preserve">Baja</w:t>
             </w:r>
           </w:p>
@@ -367,12 +409,18 @@
             </w:pPr>
             <w:r>
               <w:rPr>
-                <w:b/>
-                <w:bCs/>
+                <w:rFonts w:ascii="Arial" w:hAnsi="Arial" w:eastAsia="Arial" w:cs="Arial"/>
+                <w:b/>
+                <w:bCs/>
+                <w:color w:val="000000"/>
               </w:rPr>
               <w:t xml:space="preserve">Puntos estimados:</w:t>
             </w:r>
             <w:r>
+              <w:rPr>
+                <w:rFonts w:ascii="Arial" w:hAnsi="Arial" w:eastAsia="Arial" w:cs="Arial"/>
+                <w:color w:val="000000"/>
+              </w:rPr>
               <w:t xml:space="preserve"> 3</w:t>
             </w:r>
           </w:p>
@@ -401,12 +449,18 @@
             </w:pPr>
             <w:r>
               <w:rPr>
-                <w:b/>
-                <w:bCs/>
+                <w:rFonts w:ascii="Arial" w:hAnsi="Arial" w:eastAsia="Arial" w:cs="Arial"/>
+                <w:b/>
+                <w:bCs/>
+                <w:color w:val="000000"/>
               </w:rPr>
               <w:t xml:space="preserve">Iteración asignada:</w:t>
             </w:r>
             <w:r>
+              <w:rPr>
+                <w:rFonts w:ascii="Arial" w:hAnsi="Arial" w:eastAsia="Arial" w:cs="Arial"/>
+                <w:color w:val="000000"/>
+              </w:rPr>
               <w:t xml:space="preserve"> 1</w:t>
             </w:r>
           </w:p>
@@ -437,12 +491,18 @@
             </w:pPr>
             <w:r>
               <w:rPr>
-                <w:b/>
-                <w:bCs/>
+                <w:rFonts w:ascii="Arial" w:hAnsi="Arial" w:eastAsia="Arial" w:cs="Arial"/>
+                <w:b/>
+                <w:bCs/>
+                <w:color w:val="000000"/>
               </w:rPr>
               <w:t xml:space="preserve">Programador responsable:</w:t>
             </w:r>
             <w:r>
+              <w:rPr>
+                <w:rFonts w:ascii="Arial" w:hAnsi="Arial" w:eastAsia="Arial" w:cs="Arial"/>
+                <w:color w:val="000000"/>
+              </w:rPr>
               <w:t xml:space="preserve"> Por asignar</w:t>
             </w:r>
           </w:p>
@@ -473,8 +533,10 @@
             </w:pPr>
             <w:r>
               <w:rPr>
-                <w:b/>
-                <w:bCs/>
+                <w:rFonts w:ascii="Arial" w:hAnsi="Arial" w:eastAsia="Arial" w:cs="Arial"/>
+                <w:b/>
+                <w:bCs/>
+                <w:color w:val="000000"/>
               </w:rPr>
               <w:t xml:space="preserve">Descripción:</w:t>
             </w:r>
@@ -484,6 +546,10 @@
               <w:spacing w:after="40" w:before="40"/>
             </w:pPr>
             <w:r>
+              <w:rPr>
+                <w:rFonts w:ascii="Arial" w:hAnsi="Arial" w:eastAsia="Arial" w:cs="Arial"/>
+                <w:color w:val="000000"/>
+              </w:rPr>
               <w:t xml:space="preserve">Como administrador, quiero registrar y actualizar productos con su SKU, nombre y categoría, para mantener el catálogo del almacén actualizado y sin duplicados.</w:t>
             </w:r>
           </w:p>
@@ -492,6 +558,10 @@
               <w:spacing w:after="40" w:before="40"/>
             </w:pPr>
             <w:r>
+              <w:rPr>
+                <w:rFonts w:ascii="Arial" w:hAnsi="Arial" w:eastAsia="Arial" w:cs="Arial"/>
+                <w:color w:val="000000"/>
+              </w:rPr>
               <w:t xml:space="preserve">Criterios de aceptación:</w:t>
             </w:r>
           </w:p>
@@ -500,6 +570,10 @@
               <w:spacing w:after="40" w:before="40"/>
             </w:pPr>
             <w:r>
+              <w:rPr>
+                <w:rFonts w:ascii="Arial" w:hAnsi="Arial" w:eastAsia="Arial" w:cs="Arial"/>
+                <w:color w:val="000000"/>
+              </w:rPr>
               <w:t xml:space="preserve">- El sistema rechaza el registro si el SKU ya existe (restricción UNIQUE sobre Product.sku).</w:t>
             </w:r>
           </w:p>
@@ -508,6 +582,10 @@
               <w:spacing w:after="40" w:before="40"/>
             </w:pPr>
             <w:r>
+              <w:rPr>
+                <w:rFonts w:ascii="Arial" w:hAnsi="Arial" w:eastAsia="Arial" w:cs="Arial"/>
+                <w:color w:val="000000"/>
+              </w:rPr>
               <w:t xml:space="preserve">- Todo producto debe quedar asociado obligatoriamente a una categoría y a una marca existentes (FK NOT NULL).</w:t>
             </w:r>
           </w:p>
@@ -516,6 +594,10 @@
               <w:spacing w:after="40" w:before="40"/>
             </w:pPr>
             <w:r>
+              <w:rPr>
+                <w:rFonts w:ascii="Arial" w:hAnsi="Arial" w:eastAsia="Arial" w:cs="Arial"/>
+                <w:color w:val="000000"/>
+              </w:rPr>
               <w:t xml:space="preserve">- No se permite eliminar un producto que tenga variantes con movimiento de inventario; en su lugar se marca como inactivo.</w:t>
             </w:r>
           </w:p>
@@ -524,7 +606,11 @@
               <w:spacing w:after="40" w:before="40"/>
             </w:pPr>
             <w:r>
-              <w:t xml:space="preserve">- Los cambios sobre el catálogo quedan registrados con fecha y usuario responsable.</w:t>
+              <w:rPr>
+                <w:rFonts w:ascii="Arial" w:hAnsi="Arial" w:eastAsia="Arial" w:cs="Arial"/>
+                <w:color w:val="000000"/>
+              </w:rPr>
+              <w:t>- Cada producto registra la fecha de su última modificación (updated_at) y el empleado responsable de ella.</w:t>
             </w:r>
           </w:p>
         </w:tc>
@@ -554,8 +640,10 @@
             </w:pPr>
             <w:r>
               <w:rPr>
-                <w:b/>
-                <w:bCs/>
+                <w:rFonts w:ascii="Arial" w:hAnsi="Arial" w:eastAsia="Arial" w:cs="Arial"/>
+                <w:b/>
+                <w:bCs/>
+                <w:color w:val="000000"/>
               </w:rPr>
               <w:t xml:space="preserve">Observaciones:</w:t>
             </w:r>
@@ -565,15 +653,23 @@
               <w:spacing w:after="40" w:before="40"/>
             </w:pPr>
             <w:r>
-              <w:t xml:space="preserve">Corrección: se eliminó 'tipo de tela' de esta historia porque ese dato ya no vive en Product; se registra en Variant como 'material' (RN-01).</w:t>
-            </w:r>
-          </w:p>
-          <w:p>
-            <w:pPr>
-              <w:spacing w:after="40" w:before="40"/>
-            </w:pPr>
-            <w:r>
-              <w:t xml:space="preserve"/>
+              <w:rPr>
+                <w:rFonts w:ascii="Arial" w:hAnsi="Arial" w:eastAsia="Arial" w:cs="Arial"/>
+                <w:color w:val="000000"/>
+              </w:rPr>
+              <w:t>Soportado en el modelo: PRODUCT.sku UNIQUE; CATEGORY, BRAND y EMPLOYEE como FK NOT NULL; PRODUCT.is_active ('Y'/'N') para la baja lógica; updated_at + EMPLOYEE_id registran la última modificación.</w:t>
+            </w:r>
+          </w:p>
+          <w:p>
+            <w:pPr>
+              <w:spacing w:after="40" w:before="40"/>
+            </w:pPr>
+            <w:r>
+              <w:rPr>
+                <w:rFonts w:ascii="Arial" w:hAnsi="Arial" w:eastAsia="Arial" w:cs="Arial"/>
+                <w:color w:val="000000"/>
+              </w:rPr>
+              <w:t>'Tipo de tela' no vive en PRODUCT: se registra en VARIANT como 'material' (RN-01).</w:t>
             </w:r>
           </w:p>
         </w:tc>
@@ -621,6 +717,10 @@
           </w:tcPr>
           <w:p>
             <w:r>
+              <w:rPr>
+                <w:rFonts w:ascii="Arial" w:hAnsi="Arial" w:eastAsia="Arial" w:cs="Arial"/>
+                <w:color w:val="000000"/>
+              </w:rPr>
               <w:t xml:space="preserve"/>
             </w:r>
           </w:p>
@@ -649,8 +749,10 @@
             </w:pPr>
             <w:r>
               <w:rPr>
-                <w:b/>
-                <w:bCs/>
+                <w:rFonts w:ascii="Arial" w:hAnsi="Arial" w:eastAsia="Arial" w:cs="Arial"/>
+                <w:b/>
+                <w:bCs/>
+                <w:color w:val="000000"/>
               </w:rPr>
               <w:t xml:space="preserve">Historia de Usuario</w:t>
             </w:r>
@@ -682,12 +784,18 @@
             </w:pPr>
             <w:r>
               <w:rPr>
-                <w:b/>
-                <w:bCs/>
+                <w:rFonts w:ascii="Arial" w:hAnsi="Arial" w:eastAsia="Arial" w:cs="Arial"/>
+                <w:b/>
+                <w:bCs/>
+                <w:color w:val="000000"/>
               </w:rPr>
               <w:t xml:space="preserve">Número:</w:t>
             </w:r>
             <w:r>
+              <w:rPr>
+                <w:rFonts w:ascii="Arial" w:hAnsi="Arial" w:eastAsia="Arial" w:cs="Arial"/>
+                <w:color w:val="000000"/>
+              </w:rPr>
               <w:t xml:space="preserve"> 02</w:t>
             </w:r>
           </w:p>
@@ -716,12 +824,18 @@
             </w:pPr>
             <w:r>
               <w:rPr>
-                <w:b/>
-                <w:bCs/>
+                <w:rFonts w:ascii="Arial" w:hAnsi="Arial" w:eastAsia="Arial" w:cs="Arial"/>
+                <w:b/>
+                <w:bCs/>
+                <w:color w:val="000000"/>
               </w:rPr>
               <w:t xml:space="preserve">Usuario:</w:t>
             </w:r>
             <w:r>
+              <w:rPr>
+                <w:rFonts w:ascii="Arial" w:hAnsi="Arial" w:eastAsia="Arial" w:cs="Arial"/>
+                <w:color w:val="000000"/>
+              </w:rPr>
               <w:t xml:space="preserve"> Administrador</w:t>
             </w:r>
           </w:p>
@@ -752,12 +866,18 @@
             </w:pPr>
             <w:r>
               <w:rPr>
-                <w:b/>
-                <w:bCs/>
+                <w:rFonts w:ascii="Arial" w:hAnsi="Arial" w:eastAsia="Arial" w:cs="Arial"/>
+                <w:b/>
+                <w:bCs/>
+                <w:color w:val="000000"/>
               </w:rPr>
               <w:t xml:space="preserve">Nombre historia:</w:t>
             </w:r>
             <w:r>
+              <w:rPr>
+                <w:rFonts w:ascii="Arial" w:hAnsi="Arial" w:eastAsia="Arial" w:cs="Arial"/>
+                <w:color w:val="000000"/>
+              </w:rPr>
               <w:t xml:space="preserve"> Gestión de variantes de producto</w:t>
             </w:r>
           </w:p>
@@ -788,8 +908,10 @@
             </w:pPr>
             <w:r>
               <w:rPr>
-                <w:b/>
-                <w:bCs/>
+                <w:rFonts w:ascii="Arial" w:hAnsi="Arial" w:eastAsia="Arial" w:cs="Arial"/>
+                <w:b/>
+                <w:bCs/>
+                <w:color w:val="000000"/>
               </w:rPr>
               <w:t xml:space="preserve">Prioridad en negocio:</w:t>
             </w:r>
@@ -799,6 +921,10 @@
               <w:spacing w:after="40" w:before="40"/>
             </w:pPr>
             <w:r>
+              <w:rPr>
+                <w:rFonts w:ascii="Arial" w:hAnsi="Arial" w:eastAsia="Arial" w:cs="Arial"/>
+                <w:color w:val="000000"/>
+              </w:rPr>
               <w:t xml:space="preserve">Alta</w:t>
             </w:r>
           </w:p>
@@ -827,8 +953,10 @@
             </w:pPr>
             <w:r>
               <w:rPr>
-                <w:b/>
-                <w:bCs/>
+                <w:rFonts w:ascii="Arial" w:hAnsi="Arial" w:eastAsia="Arial" w:cs="Arial"/>
+                <w:b/>
+                <w:bCs/>
+                <w:color w:val="000000"/>
               </w:rPr>
               <w:t xml:space="preserve">Riesgo en desarrollo:</w:t>
             </w:r>
@@ -838,6 +966,10 @@
               <w:spacing w:after="40" w:before="40"/>
             </w:pPr>
             <w:r>
+              <w:rPr>
+                <w:rFonts w:ascii="Arial" w:hAnsi="Arial" w:eastAsia="Arial" w:cs="Arial"/>
+                <w:color w:val="000000"/>
+              </w:rPr>
               <w:t xml:space="preserve">Media</w:t>
             </w:r>
           </w:p>
@@ -868,12 +1000,18 @@
             </w:pPr>
             <w:r>
               <w:rPr>
-                <w:b/>
-                <w:bCs/>
+                <w:rFonts w:ascii="Arial" w:hAnsi="Arial" w:eastAsia="Arial" w:cs="Arial"/>
+                <w:b/>
+                <w:bCs/>
+                <w:color w:val="000000"/>
               </w:rPr>
               <w:t xml:space="preserve">Puntos estimados:</w:t>
             </w:r>
             <w:r>
+              <w:rPr>
+                <w:rFonts w:ascii="Arial" w:hAnsi="Arial" w:eastAsia="Arial" w:cs="Arial"/>
+                <w:color w:val="000000"/>
+              </w:rPr>
               <w:t xml:space="preserve"> 5</w:t>
             </w:r>
           </w:p>
@@ -902,12 +1040,18 @@
             </w:pPr>
             <w:r>
               <w:rPr>
-                <w:b/>
-                <w:bCs/>
+                <w:rFonts w:ascii="Arial" w:hAnsi="Arial" w:eastAsia="Arial" w:cs="Arial"/>
+                <w:b/>
+                <w:bCs/>
+                <w:color w:val="000000"/>
               </w:rPr>
               <w:t xml:space="preserve">Iteración asignada:</w:t>
             </w:r>
             <w:r>
+              <w:rPr>
+                <w:rFonts w:ascii="Arial" w:hAnsi="Arial" w:eastAsia="Arial" w:cs="Arial"/>
+                <w:color w:val="000000"/>
+              </w:rPr>
               <w:t xml:space="preserve"> 1</w:t>
             </w:r>
           </w:p>
@@ -938,12 +1082,18 @@
             </w:pPr>
             <w:r>
               <w:rPr>
-                <w:b/>
-                <w:bCs/>
+                <w:rFonts w:ascii="Arial" w:hAnsi="Arial" w:eastAsia="Arial" w:cs="Arial"/>
+                <w:b/>
+                <w:bCs/>
+                <w:color w:val="000000"/>
               </w:rPr>
               <w:t xml:space="preserve">Programador responsable:</w:t>
             </w:r>
             <w:r>
+              <w:rPr>
+                <w:rFonts w:ascii="Arial" w:hAnsi="Arial" w:eastAsia="Arial" w:cs="Arial"/>
+                <w:color w:val="000000"/>
+              </w:rPr>
               <w:t xml:space="preserve"> Por asignar</w:t>
             </w:r>
           </w:p>
@@ -974,8 +1124,10 @@
             </w:pPr>
             <w:r>
               <w:rPr>
-                <w:b/>
-                <w:bCs/>
+                <w:rFonts w:ascii="Arial" w:hAnsi="Arial" w:eastAsia="Arial" w:cs="Arial"/>
+                <w:b/>
+                <w:bCs/>
+                <w:color w:val="000000"/>
               </w:rPr>
               <w:t xml:space="preserve">Descripción:</w:t>
             </w:r>
@@ -985,6 +1137,10 @@
               <w:spacing w:after="40" w:before="40"/>
             </w:pPr>
             <w:r>
+              <w:rPr>
+                <w:rFonts w:ascii="Arial" w:hAnsi="Arial" w:eastAsia="Arial" w:cs="Arial"/>
+                <w:color w:val="000000"/>
+              </w:rPr>
               <w:t xml:space="preserve">Como administrador, quiero definir para cada producto sus variantes de talla, color y material con su precio de venta, para poder vender y controlar existencias a nivel de la prenda física y no del diseño genérico.</w:t>
             </w:r>
           </w:p>
@@ -993,6 +1149,10 @@
               <w:spacing w:after="40" w:before="40"/>
             </w:pPr>
             <w:r>
+              <w:rPr>
+                <w:rFonts w:ascii="Arial" w:hAnsi="Arial" w:eastAsia="Arial" w:cs="Arial"/>
+                <w:color w:val="000000"/>
+              </w:rPr>
               <w:t xml:space="preserve">Criterios de aceptación:</w:t>
             </w:r>
           </w:p>
@@ -1001,6 +1161,10 @@
               <w:spacing w:after="40" w:before="40"/>
             </w:pPr>
             <w:r>
+              <w:rPr>
+                <w:rFonts w:ascii="Arial" w:hAnsi="Arial" w:eastAsia="Arial" w:cs="Arial"/>
+                <w:color w:val="000000"/>
+              </w:rPr>
               <w:t xml:space="preserve">- Un producto no puede quedar publicado sin al menos una variante asociada (RN-01).</w:t>
             </w:r>
           </w:p>
@@ -1009,6 +1173,10 @@
               <w:spacing w:after="40" w:before="40"/>
             </w:pPr>
             <w:r>
+              <w:rPr>
+                <w:rFonts w:ascii="Arial" w:hAnsi="Arial" w:eastAsia="Arial" w:cs="Arial"/>
+                <w:color w:val="000000"/>
+              </w:rPr>
               <w:t xml:space="preserve">- La combinación producto + talla + color + material es única; el sistema rechaza duplicados.</w:t>
             </w:r>
           </w:p>
@@ -1017,6 +1185,10 @@
               <w:spacing w:after="40" w:before="40"/>
             </w:pPr>
             <w:r>
+              <w:rPr>
+                <w:rFonts w:ascii="Arial" w:hAnsi="Arial" w:eastAsia="Arial" w:cs="Arial"/>
+                <w:color w:val="000000"/>
+              </w:rPr>
               <w:t xml:space="preserve">- La talla solo acepta valores del dominio permitido: S, M, L, XL, XXL.</w:t>
             </w:r>
           </w:p>
@@ -1025,6 +1197,10 @@
               <w:spacing w:after="40" w:before="40"/>
             </w:pPr>
             <w:r>
+              <w:rPr>
+                <w:rFonts w:ascii="Arial" w:hAnsi="Arial" w:eastAsia="Arial" w:cs="Arial"/>
+                <w:color w:val="000000"/>
+              </w:rPr>
               <w:t xml:space="preserve">- El precio de la variante debe ser mayor que cero y respetar los rangos definidos por tipo de tela.</w:t>
             </w:r>
           </w:p>
@@ -1055,8 +1231,10 @@
             </w:pPr>
             <w:r>
               <w:rPr>
-                <w:b/>
-                <w:bCs/>
+                <w:rFonts w:ascii="Arial" w:hAnsi="Arial" w:eastAsia="Arial" w:cs="Arial"/>
+                <w:b/>
+                <w:bCs/>
+                <w:color w:val="000000"/>
               </w:rPr>
               <w:t xml:space="preserve">Observaciones:</w:t>
             </w:r>
@@ -1066,15 +1244,23 @@
               <w:spacing w:after="40" w:before="40"/>
             </w:pPr>
             <w:r>
-              <w:t xml:space="preserve"/>
-            </w:r>
-          </w:p>
-          <w:p>
-            <w:pPr>
-              <w:spacing w:after="40" w:before="40"/>
-            </w:pPr>
-            <w:r>
-              <w:t xml:space="preserve"/>
+              <w:rPr>
+                <w:rFonts w:ascii="Arial" w:hAnsi="Arial" w:eastAsia="Arial" w:cs="Arial"/>
+                <w:color w:val="000000"/>
+              </w:rPr>
+              <w:t>Soportado en el modelo: UNIQUE (PRODUCT_product_id, variant_size, color, material); CHECK variant_size IN ('S','M','L','XL','XXL'); CHECK price &gt; 0.</w:t>
+            </w:r>
+          </w:p>
+          <w:p>
+            <w:pPr>
+              <w:spacing w:after="40" w:before="40"/>
+            </w:pPr>
+            <w:r>
+              <w:rPr>
+                <w:rFonts w:ascii="Arial" w:hAnsi="Arial" w:eastAsia="Arial" w:cs="Arial"/>
+                <w:color w:val="000000"/>
+              </w:rPr>
+              <w:t>El rango de precio por tipo de tela y la regla 'al menos una variante por producto' se validan en la implementación.</w:t>
             </w:r>
           </w:p>
         </w:tc>
@@ -1122,6 +1308,10 @@
           </w:tcPr>
           <w:p>
             <w:r>
+              <w:rPr>
+                <w:rFonts w:ascii="Arial" w:hAnsi="Arial" w:eastAsia="Arial" w:cs="Arial"/>
+                <w:color w:val="000000"/>
+              </w:rPr>
               <w:t xml:space="preserve"/>
             </w:r>
           </w:p>
@@ -1150,8 +1340,10 @@
             </w:pPr>
             <w:r>
               <w:rPr>
-                <w:b/>
-                <w:bCs/>
+                <w:rFonts w:ascii="Arial" w:hAnsi="Arial" w:eastAsia="Arial" w:cs="Arial"/>
+                <w:b/>
+                <w:bCs/>
+                <w:color w:val="000000"/>
               </w:rPr>
               <w:t xml:space="preserve">Historia de Usuario</w:t>
             </w:r>
@@ -1183,12 +1375,18 @@
             </w:pPr>
             <w:r>
               <w:rPr>
-                <w:b/>
-                <w:bCs/>
+                <w:rFonts w:ascii="Arial" w:hAnsi="Arial" w:eastAsia="Arial" w:cs="Arial"/>
+                <w:b/>
+                <w:bCs/>
+                <w:color w:val="000000"/>
               </w:rPr>
               <w:t xml:space="preserve">Número:</w:t>
             </w:r>
             <w:r>
+              <w:rPr>
+                <w:rFonts w:ascii="Arial" w:hAnsi="Arial" w:eastAsia="Arial" w:cs="Arial"/>
+                <w:color w:val="000000"/>
+              </w:rPr>
               <w:t xml:space="preserve"> 03</w:t>
             </w:r>
           </w:p>
@@ -1217,12 +1415,18 @@
             </w:pPr>
             <w:r>
               <w:rPr>
-                <w:b/>
-                <w:bCs/>
+                <w:rFonts w:ascii="Arial" w:hAnsi="Arial" w:eastAsia="Arial" w:cs="Arial"/>
+                <w:b/>
+                <w:bCs/>
+                <w:color w:val="000000"/>
               </w:rPr>
               <w:t xml:space="preserve">Usuario:</w:t>
             </w:r>
             <w:r>
+              <w:rPr>
+                <w:rFonts w:ascii="Arial" w:hAnsi="Arial" w:eastAsia="Arial" w:cs="Arial"/>
+                <w:color w:val="000000"/>
+              </w:rPr>
               <w:t xml:space="preserve"> Administrador</w:t>
             </w:r>
           </w:p>
@@ -1253,12 +1457,18 @@
             </w:pPr>
             <w:r>
               <w:rPr>
-                <w:b/>
-                <w:bCs/>
+                <w:rFonts w:ascii="Arial" w:hAnsi="Arial" w:eastAsia="Arial" w:cs="Arial"/>
+                <w:b/>
+                <w:bCs/>
+                <w:color w:val="000000"/>
               </w:rPr>
               <w:t xml:space="preserve">Nombre historia:</w:t>
             </w:r>
             <w:r>
+              <w:rPr>
+                <w:rFonts w:ascii="Arial" w:hAnsi="Arial" w:eastAsia="Arial" w:cs="Arial"/>
+                <w:color w:val="000000"/>
+              </w:rPr>
               <w:t xml:space="preserve"> Gestión de proveedores</w:t>
             </w:r>
           </w:p>
@@ -1289,8 +1499,10 @@
             </w:pPr>
             <w:r>
               <w:rPr>
-                <w:b/>
-                <w:bCs/>
+                <w:rFonts w:ascii="Arial" w:hAnsi="Arial" w:eastAsia="Arial" w:cs="Arial"/>
+                <w:b/>
+                <w:bCs/>
+                <w:color w:val="000000"/>
               </w:rPr>
               <w:t xml:space="preserve">Prioridad en negocio:</w:t>
             </w:r>
@@ -1300,6 +1512,10 @@
               <w:spacing w:after="40" w:before="40"/>
             </w:pPr>
             <w:r>
+              <w:rPr>
+                <w:rFonts w:ascii="Arial" w:hAnsi="Arial" w:eastAsia="Arial" w:cs="Arial"/>
+                <w:color w:val="000000"/>
+              </w:rPr>
               <w:t xml:space="preserve">Media</w:t>
             </w:r>
           </w:p>
@@ -1328,8 +1544,10 @@
             </w:pPr>
             <w:r>
               <w:rPr>
-                <w:b/>
-                <w:bCs/>
+                <w:rFonts w:ascii="Arial" w:hAnsi="Arial" w:eastAsia="Arial" w:cs="Arial"/>
+                <w:b/>
+                <w:bCs/>
+                <w:color w:val="000000"/>
               </w:rPr>
               <w:t xml:space="preserve">Riesgo en desarrollo:</w:t>
             </w:r>
@@ -1339,6 +1557,10 @@
               <w:spacing w:after="40" w:before="40"/>
             </w:pPr>
             <w:r>
+              <w:rPr>
+                <w:rFonts w:ascii="Arial" w:hAnsi="Arial" w:eastAsia="Arial" w:cs="Arial"/>
+                <w:color w:val="000000"/>
+              </w:rPr>
               <w:t xml:space="preserve">Baja</w:t>
             </w:r>
           </w:p>
@@ -1369,12 +1591,18 @@
             </w:pPr>
             <w:r>
               <w:rPr>
-                <w:b/>
-                <w:bCs/>
+                <w:rFonts w:ascii="Arial" w:hAnsi="Arial" w:eastAsia="Arial" w:cs="Arial"/>
+                <w:b/>
+                <w:bCs/>
+                <w:color w:val="000000"/>
               </w:rPr>
               <w:t xml:space="preserve">Puntos estimados:</w:t>
             </w:r>
             <w:r>
+              <w:rPr>
+                <w:rFonts w:ascii="Arial" w:hAnsi="Arial" w:eastAsia="Arial" w:cs="Arial"/>
+                <w:color w:val="000000"/>
+              </w:rPr>
               <w:t xml:space="preserve"> 3</w:t>
             </w:r>
           </w:p>
@@ -1403,12 +1631,18 @@
             </w:pPr>
             <w:r>
               <w:rPr>
-                <w:b/>
-                <w:bCs/>
+                <w:rFonts w:ascii="Arial" w:hAnsi="Arial" w:eastAsia="Arial" w:cs="Arial"/>
+                <w:b/>
+                <w:bCs/>
+                <w:color w:val="000000"/>
               </w:rPr>
               <w:t xml:space="preserve">Iteración asignada:</w:t>
             </w:r>
             <w:r>
+              <w:rPr>
+                <w:rFonts w:ascii="Arial" w:hAnsi="Arial" w:eastAsia="Arial" w:cs="Arial"/>
+                <w:color w:val="000000"/>
+              </w:rPr>
               <w:t xml:space="preserve"> 1</w:t>
             </w:r>
           </w:p>
@@ -1439,12 +1673,18 @@
             </w:pPr>
             <w:r>
               <w:rPr>
-                <w:b/>
-                <w:bCs/>
+                <w:rFonts w:ascii="Arial" w:hAnsi="Arial" w:eastAsia="Arial" w:cs="Arial"/>
+                <w:b/>
+                <w:bCs/>
+                <w:color w:val="000000"/>
               </w:rPr>
               <w:t xml:space="preserve">Programador responsable:</w:t>
             </w:r>
             <w:r>
+              <w:rPr>
+                <w:rFonts w:ascii="Arial" w:hAnsi="Arial" w:eastAsia="Arial" w:cs="Arial"/>
+                <w:color w:val="000000"/>
+              </w:rPr>
               <w:t xml:space="preserve"> Por asignar</w:t>
             </w:r>
           </w:p>
@@ -1475,8 +1715,10 @@
             </w:pPr>
             <w:r>
               <w:rPr>
-                <w:b/>
-                <w:bCs/>
+                <w:rFonts w:ascii="Arial" w:hAnsi="Arial" w:eastAsia="Arial" w:cs="Arial"/>
+                <w:b/>
+                <w:bCs/>
+                <w:color w:val="000000"/>
               </w:rPr>
               <w:t xml:space="preserve">Descripción:</w:t>
             </w:r>
@@ -1486,6 +1728,10 @@
               <w:spacing w:after="40" w:before="40"/>
             </w:pPr>
             <w:r>
+              <w:rPr>
+                <w:rFonts w:ascii="Arial" w:hAnsi="Arial" w:eastAsia="Arial" w:cs="Arial"/>
+                <w:color w:val="000000"/>
+              </w:rPr>
               <w:t xml:space="preserve">Como administrador, quiero registrar los proveedores con su teléfono, número de local y edificio de ubicación, para poder trazar el origen de cada lote y contactar al proveedor ante mercancía defectuosa.</w:t>
             </w:r>
           </w:p>
@@ -1494,6 +1740,10 @@
               <w:spacing w:after="40" w:before="40"/>
             </w:pPr>
             <w:r>
+              <w:rPr>
+                <w:rFonts w:ascii="Arial" w:hAnsi="Arial" w:eastAsia="Arial" w:cs="Arial"/>
+                <w:color w:val="000000"/>
+              </w:rPr>
               <w:t xml:space="preserve">Criterios de aceptación:</w:t>
             </w:r>
           </w:p>
@@ -1502,6 +1752,10 @@
               <w:spacing w:after="40" w:before="40"/>
             </w:pPr>
             <w:r>
+              <w:rPr>
+                <w:rFonts w:ascii="Arial" w:hAnsi="Arial" w:eastAsia="Arial" w:cs="Arial"/>
+                <w:color w:val="000000"/>
+              </w:rPr>
               <w:t xml:space="preserve">- El proveedor exige como mínimo teléfono de contacto y ubicación (edificio y número de local).</w:t>
             </w:r>
           </w:p>
@@ -1510,6 +1764,10 @@
               <w:spacing w:after="40" w:before="40"/>
             </w:pPr>
             <w:r>
+              <w:rPr>
+                <w:rFonts w:ascii="Arial" w:hAnsi="Arial" w:eastAsia="Arial" w:cs="Arial"/>
+                <w:color w:val="000000"/>
+              </w:rPr>
               <w:t xml:space="preserve">- Un proveedor con lotes asociados no puede eliminarse; solo se inactiva.</w:t>
             </w:r>
           </w:p>
@@ -1518,6 +1776,10 @@
               <w:spacing w:after="40" w:before="40"/>
             </w:pPr>
             <w:r>
+              <w:rPr>
+                <w:rFonts w:ascii="Arial" w:hAnsi="Arial" w:eastAsia="Arial" w:cs="Arial"/>
+                <w:color w:val="000000"/>
+              </w:rPr>
               <w:t xml:space="preserve">- El sistema permite consultar todos los lotes y productos suministrados por un proveedor.</w:t>
             </w:r>
           </w:p>
@@ -1526,6 +1788,10 @@
               <w:spacing w:after="40" w:before="40"/>
             </w:pPr>
             <w:r>
+              <w:rPr>
+                <w:rFonts w:ascii="Arial" w:hAnsi="Arial" w:eastAsia="Arial" w:cs="Arial"/>
+                <w:color w:val="000000"/>
+              </w:rPr>
               <w:t xml:space="preserve">- Un mismo producto puede quedar asociado a más de un proveedor a lo largo del tiempo.</w:t>
             </w:r>
           </w:p>
@@ -1556,8 +1822,10 @@
             </w:pPr>
             <w:r>
               <w:rPr>
-                <w:b/>
-                <w:bCs/>
+                <w:rFonts w:ascii="Arial" w:hAnsi="Arial" w:eastAsia="Arial" w:cs="Arial"/>
+                <w:b/>
+                <w:bCs/>
+                <w:color w:val="000000"/>
               </w:rPr>
               <w:t xml:space="preserve">Observaciones:</w:t>
             </w:r>
@@ -1567,15 +1835,11 @@
               <w:spacing w:after="40" w:before="40"/>
             </w:pPr>
             <w:r>
-              <w:t xml:space="preserve">Pendiente de modelo: 'inactivar' un proveedor requiere agregar un atributo de estado (por ejemplo 'is_active') a la entidad Supplier, que hoy no existe.</w:t>
-            </w:r>
-          </w:p>
-          <w:p>
-            <w:pPr>
-              <w:spacing w:after="40" w:before="40"/>
-            </w:pPr>
-            <w:r>
-              <w:t xml:space="preserve"/>
+              <w:rPr>
+                <w:rFonts w:ascii="Arial" w:hAnsi="Arial" w:eastAsia="Arial" w:cs="Arial"/>
+                <w:color w:val="000000"/>
+              </w:rPr>
+              <w:t>Resuelto: SUPPLIER tiene is_active CHAR(1) con CHECK ('Y','N'). Los productos suministrados se consultan por SUPPLIER → BATCH → BATCH_DETAIL → VARIANT → PRODUCT.</w:t>
             </w:r>
           </w:p>
         </w:tc>
@@ -1623,6 +1887,10 @@
           </w:tcPr>
           <w:p>
             <w:r>
+              <w:rPr>
+                <w:rFonts w:ascii="Arial" w:hAnsi="Arial" w:eastAsia="Arial" w:cs="Arial"/>
+                <w:color w:val="000000"/>
+              </w:rPr>
               <w:t xml:space="preserve"/>
             </w:r>
           </w:p>
@@ -1651,8 +1919,10 @@
             </w:pPr>
             <w:r>
               <w:rPr>
-                <w:b/>
-                <w:bCs/>
+                <w:rFonts w:ascii="Arial" w:hAnsi="Arial" w:eastAsia="Arial" w:cs="Arial"/>
+                <w:b/>
+                <w:bCs/>
+                <w:color w:val="000000"/>
               </w:rPr>
               <w:t xml:space="preserve">Historia de Usuario</w:t>
             </w:r>
@@ -1684,12 +1954,18 @@
             </w:pPr>
             <w:r>
               <w:rPr>
-                <w:b/>
-                <w:bCs/>
+                <w:rFonts w:ascii="Arial" w:hAnsi="Arial" w:eastAsia="Arial" w:cs="Arial"/>
+                <w:b/>
+                <w:bCs/>
+                <w:color w:val="000000"/>
               </w:rPr>
               <w:t xml:space="preserve">Número:</w:t>
             </w:r>
             <w:r>
+              <w:rPr>
+                <w:rFonts w:ascii="Arial" w:hAnsi="Arial" w:eastAsia="Arial" w:cs="Arial"/>
+                <w:color w:val="000000"/>
+              </w:rPr>
               <w:t xml:space="preserve"> 04</w:t>
             </w:r>
           </w:p>
@@ -1718,12 +1994,18 @@
             </w:pPr>
             <w:r>
               <w:rPr>
-                <w:b/>
-                <w:bCs/>
+                <w:rFonts w:ascii="Arial" w:hAnsi="Arial" w:eastAsia="Arial" w:cs="Arial"/>
+                <w:b/>
+                <w:bCs/>
+                <w:color w:val="000000"/>
               </w:rPr>
               <w:t xml:space="preserve">Usuario:</w:t>
             </w:r>
             <w:r>
+              <w:rPr>
+                <w:rFonts w:ascii="Arial" w:hAnsi="Arial" w:eastAsia="Arial" w:cs="Arial"/>
+                <w:color w:val="000000"/>
+              </w:rPr>
               <w:t xml:space="preserve"> Empleado (Bodeguero)</w:t>
             </w:r>
           </w:p>
@@ -1754,12 +2036,18 @@
             </w:pPr>
             <w:r>
               <w:rPr>
-                <w:b/>
-                <w:bCs/>
+                <w:rFonts w:ascii="Arial" w:hAnsi="Arial" w:eastAsia="Arial" w:cs="Arial"/>
+                <w:b/>
+                <w:bCs/>
+                <w:color w:val="000000"/>
               </w:rPr>
               <w:t xml:space="preserve">Nombre historia:</w:t>
             </w:r>
             <w:r>
+              <w:rPr>
+                <w:rFonts w:ascii="Arial" w:hAnsi="Arial" w:eastAsia="Arial" w:cs="Arial"/>
+                <w:color w:val="000000"/>
+              </w:rPr>
               <w:t xml:space="preserve"> Ingreso de mercancía por lote</w:t>
             </w:r>
           </w:p>
@@ -1790,8 +2078,10 @@
             </w:pPr>
             <w:r>
               <w:rPr>
-                <w:b/>
-                <w:bCs/>
+                <w:rFonts w:ascii="Arial" w:hAnsi="Arial" w:eastAsia="Arial" w:cs="Arial"/>
+                <w:b/>
+                <w:bCs/>
+                <w:color w:val="000000"/>
               </w:rPr>
               <w:t xml:space="preserve">Prioridad en negocio:</w:t>
             </w:r>
@@ -1801,6 +2091,10 @@
               <w:spacing w:after="40" w:before="40"/>
             </w:pPr>
             <w:r>
+              <w:rPr>
+                <w:rFonts w:ascii="Arial" w:hAnsi="Arial" w:eastAsia="Arial" w:cs="Arial"/>
+                <w:color w:val="000000"/>
+              </w:rPr>
               <w:t xml:space="preserve">Alta</w:t>
             </w:r>
           </w:p>
@@ -1829,8 +2123,10 @@
             </w:pPr>
             <w:r>
               <w:rPr>
-                <w:b/>
-                <w:bCs/>
+                <w:rFonts w:ascii="Arial" w:hAnsi="Arial" w:eastAsia="Arial" w:cs="Arial"/>
+                <w:b/>
+                <w:bCs/>
+                <w:color w:val="000000"/>
               </w:rPr>
               <w:t xml:space="preserve">Riesgo en desarrollo:</w:t>
             </w:r>
@@ -1840,6 +2136,10 @@
               <w:spacing w:after="40" w:before="40"/>
             </w:pPr>
             <w:r>
+              <w:rPr>
+                <w:rFonts w:ascii="Arial" w:hAnsi="Arial" w:eastAsia="Arial" w:cs="Arial"/>
+                <w:color w:val="000000"/>
+              </w:rPr>
               <w:t xml:space="preserve">Media</w:t>
             </w:r>
           </w:p>
@@ -1870,12 +2170,18 @@
             </w:pPr>
             <w:r>
               <w:rPr>
-                <w:b/>
-                <w:bCs/>
+                <w:rFonts w:ascii="Arial" w:hAnsi="Arial" w:eastAsia="Arial" w:cs="Arial"/>
+                <w:b/>
+                <w:bCs/>
+                <w:color w:val="000000"/>
               </w:rPr>
               <w:t xml:space="preserve">Puntos estimados:</w:t>
             </w:r>
             <w:r>
+              <w:rPr>
+                <w:rFonts w:ascii="Arial" w:hAnsi="Arial" w:eastAsia="Arial" w:cs="Arial"/>
+                <w:color w:val="000000"/>
+              </w:rPr>
               <w:t xml:space="preserve"> 5</w:t>
             </w:r>
           </w:p>
@@ -1904,12 +2210,18 @@
             </w:pPr>
             <w:r>
               <w:rPr>
-                <w:b/>
-                <w:bCs/>
+                <w:rFonts w:ascii="Arial" w:hAnsi="Arial" w:eastAsia="Arial" w:cs="Arial"/>
+                <w:b/>
+                <w:bCs/>
+                <w:color w:val="000000"/>
               </w:rPr>
               <w:t xml:space="preserve">Iteración asignada:</w:t>
             </w:r>
             <w:r>
+              <w:rPr>
+                <w:rFonts w:ascii="Arial" w:hAnsi="Arial" w:eastAsia="Arial" w:cs="Arial"/>
+                <w:color w:val="000000"/>
+              </w:rPr>
               <w:t xml:space="preserve"> 2</w:t>
             </w:r>
           </w:p>
@@ -1940,12 +2252,18 @@
             </w:pPr>
             <w:r>
               <w:rPr>
-                <w:b/>
-                <w:bCs/>
+                <w:rFonts w:ascii="Arial" w:hAnsi="Arial" w:eastAsia="Arial" w:cs="Arial"/>
+                <w:b/>
+                <w:bCs/>
+                <w:color w:val="000000"/>
               </w:rPr>
               <w:t xml:space="preserve">Programador responsable:</w:t>
             </w:r>
             <w:r>
+              <w:rPr>
+                <w:rFonts w:ascii="Arial" w:hAnsi="Arial" w:eastAsia="Arial" w:cs="Arial"/>
+                <w:color w:val="000000"/>
+              </w:rPr>
               <w:t xml:space="preserve"> Por asignar</w:t>
             </w:r>
           </w:p>
@@ -1976,8 +2294,10 @@
             </w:pPr>
             <w:r>
               <w:rPr>
-                <w:b/>
-                <w:bCs/>
+                <w:rFonts w:ascii="Arial" w:hAnsi="Arial" w:eastAsia="Arial" w:cs="Arial"/>
+                <w:b/>
+                <w:bCs/>
+                <w:color w:val="000000"/>
               </w:rPr>
               <w:t xml:space="preserve">Descripción:</w:t>
             </w:r>
@@ -1987,6 +2307,10 @@
               <w:spacing w:after="40" w:before="40"/>
             </w:pPr>
             <w:r>
+              <w:rPr>
+                <w:rFonts w:ascii="Arial" w:hAnsi="Arial" w:eastAsia="Arial" w:cs="Arial"/>
+                <w:color w:val="000000"/>
+              </w:rPr>
               <w:t xml:space="preserve">Como empleado con rol de bodeguero, quiero registrar la entrada de un lote asociado a un proveedor, detallando variante, cantidad y costo unitario, para incrementar el stock disponible y conservar la trazabilidad de la compra.</w:t>
             </w:r>
           </w:p>
@@ -1995,6 +2319,10 @@
               <w:spacing w:after="40" w:before="40"/>
             </w:pPr>
             <w:r>
+              <w:rPr>
+                <w:rFonts w:ascii="Arial" w:hAnsi="Arial" w:eastAsia="Arial" w:cs="Arial"/>
+                <w:color w:val="000000"/>
+              </w:rPr>
               <w:t xml:space="preserve">Criterios de aceptación:</w:t>
             </w:r>
           </w:p>
@@ -2003,14 +2331,22 @@
               <w:spacing w:after="40" w:before="40"/>
             </w:pPr>
             <w:r>
-              <w:t xml:space="preserve">- Todo lote debe estar vinculado a un proveedor registrado (RN-05).</w:t>
-            </w:r>
-          </w:p>
-          <w:p>
-            <w:pPr>
-              <w:spacing w:after="40" w:before="40"/>
-            </w:pPr>
-            <w:r>
+              <w:rPr>
+                <w:rFonts w:ascii="Arial" w:hAnsi="Arial" w:eastAsia="Arial" w:cs="Arial"/>
+                <w:color w:val="000000"/>
+              </w:rPr>
+              <w:t>- Todo lote debe estar vinculado a un proveedor registrado y activo (RN-05).</w:t>
+            </w:r>
+          </w:p>
+          <w:p>
+            <w:pPr>
+              <w:spacing w:after="40" w:before="40"/>
+            </w:pPr>
+            <w:r>
+              <w:rPr>
+                <w:rFonts w:ascii="Arial" w:hAnsi="Arial" w:eastAsia="Arial" w:cs="Arial"/>
+                <w:color w:val="000000"/>
+              </w:rPr>
               <w:t xml:space="preserve">- Cada línea de detalle exige variante, cantidad mayor que cero y costo unitario mayor que cero.</w:t>
             </w:r>
           </w:p>
@@ -2019,6 +2355,10 @@
               <w:spacing w:after="40" w:before="40"/>
             </w:pPr>
             <w:r>
+              <w:rPr>
+                <w:rFonts w:ascii="Arial" w:hAnsi="Arial" w:eastAsia="Arial" w:cs="Arial"/>
+                <w:color w:val="000000"/>
+              </w:rPr>
               <w:t xml:space="preserve">- Al confirmar el lote, el stock disponible de cada variante se incrementa automáticamente en la cantidad ingresada.</w:t>
             </w:r>
           </w:p>
@@ -2027,6 +2367,10 @@
               <w:spacing w:after="40" w:before="40"/>
             </w:pPr>
             <w:r>
+              <w:rPr>
+                <w:rFonts w:ascii="Arial" w:hAnsi="Arial" w:eastAsia="Arial" w:cs="Arial"/>
+                <w:color w:val="000000"/>
+              </w:rPr>
               <w:t xml:space="preserve">- Un lote confirmado no puede modificarse; las correcciones se hacen mediante un ajuste de inventario registrado.</w:t>
             </w:r>
           </w:p>
@@ -2057,8 +2401,10 @@
             </w:pPr>
             <w:r>
               <w:rPr>
-                <w:b/>
-                <w:bCs/>
+                <w:rFonts w:ascii="Arial" w:hAnsi="Arial" w:eastAsia="Arial" w:cs="Arial"/>
+                <w:b/>
+                <w:bCs/>
+                <w:color w:val="000000"/>
               </w:rPr>
               <w:t xml:space="preserve">Observaciones:</w:t>
             </w:r>
@@ -2068,15 +2414,23 @@
               <w:spacing w:after="40" w:before="40"/>
             </w:pPr>
             <w:r>
-              <w:t xml:space="preserve">Corrección: se quitó la exigencia de proveedor 'activo' del criterio, ya que ese atributo aún no existe en el modelo (ver HU-03).</w:t>
-            </w:r>
-          </w:p>
-          <w:p>
-            <w:pPr>
-              <w:spacing w:after="40" w:before="40"/>
-            </w:pPr>
-            <w:r>
-              <w:t xml:space="preserve"/>
+              <w:rPr>
+                <w:rFonts w:ascii="Arial" w:hAnsi="Arial" w:eastAsia="Arial" w:cs="Arial"/>
+                <w:color w:val="000000"/>
+              </w:rPr>
+              <w:t>Soportado en el modelo: BATCH.SUPPLIER_id NOT NULL; BATCH_DETAIL con CHECK quantity &gt; 0 y unit_cost &gt; 0; las correcciones se registran en INVENTORY_ADJUSTMENT.</w:t>
+            </w:r>
+          </w:p>
+          <w:p>
+            <w:pPr>
+              <w:spacing w:after="40" w:before="40"/>
+            </w:pPr>
+            <w:r>
+              <w:rPr>
+                <w:rFonts w:ascii="Arial" w:hAnsi="Arial" w:eastAsia="Arial" w:cs="Arial"/>
+                <w:color w:val="000000"/>
+              </w:rPr>
+              <w:t>El incremento de VARIANT.stock y la validación de proveedor activo se resuelven en la implementación.</w:t>
             </w:r>
           </w:p>
         </w:tc>
@@ -2124,6 +2478,10 @@
           </w:tcPr>
           <w:p>
             <w:r>
+              <w:rPr>
+                <w:rFonts w:ascii="Arial" w:hAnsi="Arial" w:eastAsia="Arial" w:cs="Arial"/>
+                <w:color w:val="000000"/>
+              </w:rPr>
               <w:t xml:space="preserve"/>
             </w:r>
           </w:p>
@@ -2152,8 +2510,10 @@
             </w:pPr>
             <w:r>
               <w:rPr>
-                <w:b/>
-                <w:bCs/>
+                <w:rFonts w:ascii="Arial" w:hAnsi="Arial" w:eastAsia="Arial" w:cs="Arial"/>
+                <w:b/>
+                <w:bCs/>
+                <w:color w:val="000000"/>
               </w:rPr>
               <w:t xml:space="preserve">Historia de Usuario</w:t>
             </w:r>
@@ -2185,12 +2545,18 @@
             </w:pPr>
             <w:r>
               <w:rPr>
-                <w:b/>
-                <w:bCs/>
+                <w:rFonts w:ascii="Arial" w:hAnsi="Arial" w:eastAsia="Arial" w:cs="Arial"/>
+                <w:b/>
+                <w:bCs/>
+                <w:color w:val="000000"/>
               </w:rPr>
               <w:t xml:space="preserve">Número:</w:t>
             </w:r>
             <w:r>
+              <w:rPr>
+                <w:rFonts w:ascii="Arial" w:hAnsi="Arial" w:eastAsia="Arial" w:cs="Arial"/>
+                <w:color w:val="000000"/>
+              </w:rPr>
               <w:t xml:space="preserve"> 05</w:t>
             </w:r>
           </w:p>
@@ -2219,12 +2585,18 @@
             </w:pPr>
             <w:r>
               <w:rPr>
-                <w:b/>
-                <w:bCs/>
+                <w:rFonts w:ascii="Arial" w:hAnsi="Arial" w:eastAsia="Arial" w:cs="Arial"/>
+                <w:b/>
+                <w:bCs/>
+                <w:color w:val="000000"/>
               </w:rPr>
               <w:t xml:space="preserve">Usuario:</w:t>
             </w:r>
             <w:r>
+              <w:rPr>
+                <w:rFonts w:ascii="Arial" w:hAnsi="Arial" w:eastAsia="Arial" w:cs="Arial"/>
+                <w:color w:val="000000"/>
+              </w:rPr>
               <w:t xml:space="preserve"> Empleado (Cajero)</w:t>
             </w:r>
           </w:p>
@@ -2255,12 +2627,18 @@
             </w:pPr>
             <w:r>
               <w:rPr>
-                <w:b/>
-                <w:bCs/>
+                <w:rFonts w:ascii="Arial" w:hAnsi="Arial" w:eastAsia="Arial" w:cs="Arial"/>
+                <w:b/>
+                <w:bCs/>
+                <w:color w:val="000000"/>
               </w:rPr>
               <w:t xml:space="preserve">Nombre historia:</w:t>
             </w:r>
             <w:r>
+              <w:rPr>
+                <w:rFonts w:ascii="Arial" w:hAnsi="Arial" w:eastAsia="Arial" w:cs="Arial"/>
+                <w:color w:val="000000"/>
+              </w:rPr>
               <w:t xml:space="preserve"> Registro de clientes</w:t>
             </w:r>
           </w:p>
@@ -2291,8 +2669,10 @@
             </w:pPr>
             <w:r>
               <w:rPr>
-                <w:b/>
-                <w:bCs/>
+                <w:rFonts w:ascii="Arial" w:hAnsi="Arial" w:eastAsia="Arial" w:cs="Arial"/>
+                <w:b/>
+                <w:bCs/>
+                <w:color w:val="000000"/>
               </w:rPr>
               <w:t xml:space="preserve">Prioridad en negocio:</w:t>
             </w:r>
@@ -2302,6 +2682,10 @@
               <w:spacing w:after="40" w:before="40"/>
             </w:pPr>
             <w:r>
+              <w:rPr>
+                <w:rFonts w:ascii="Arial" w:hAnsi="Arial" w:eastAsia="Arial" w:cs="Arial"/>
+                <w:color w:val="000000"/>
+              </w:rPr>
               <w:t xml:space="preserve">Media</w:t>
             </w:r>
           </w:p>
@@ -2330,8 +2714,10 @@
             </w:pPr>
             <w:r>
               <w:rPr>
-                <w:b/>
-                <w:bCs/>
+                <w:rFonts w:ascii="Arial" w:hAnsi="Arial" w:eastAsia="Arial" w:cs="Arial"/>
+                <w:b/>
+                <w:bCs/>
+                <w:color w:val="000000"/>
               </w:rPr>
               <w:t xml:space="preserve">Riesgo en desarrollo:</w:t>
             </w:r>
@@ -2341,6 +2727,10 @@
               <w:spacing w:after="40" w:before="40"/>
             </w:pPr>
             <w:r>
+              <w:rPr>
+                <w:rFonts w:ascii="Arial" w:hAnsi="Arial" w:eastAsia="Arial" w:cs="Arial"/>
+                <w:color w:val="000000"/>
+              </w:rPr>
               <w:t xml:space="preserve">Baja</w:t>
             </w:r>
           </w:p>
@@ -2371,12 +2761,18 @@
             </w:pPr>
             <w:r>
               <w:rPr>
-                <w:b/>
-                <w:bCs/>
+                <w:rFonts w:ascii="Arial" w:hAnsi="Arial" w:eastAsia="Arial" w:cs="Arial"/>
+                <w:b/>
+                <w:bCs/>
+                <w:color w:val="000000"/>
               </w:rPr>
               <w:t xml:space="preserve">Puntos estimados:</w:t>
             </w:r>
             <w:r>
+              <w:rPr>
+                <w:rFonts w:ascii="Arial" w:hAnsi="Arial" w:eastAsia="Arial" w:cs="Arial"/>
+                <w:color w:val="000000"/>
+              </w:rPr>
               <w:t xml:space="preserve"> 3</w:t>
             </w:r>
           </w:p>
@@ -2405,12 +2801,18 @@
             </w:pPr>
             <w:r>
               <w:rPr>
-                <w:b/>
-                <w:bCs/>
+                <w:rFonts w:ascii="Arial" w:hAnsi="Arial" w:eastAsia="Arial" w:cs="Arial"/>
+                <w:b/>
+                <w:bCs/>
+                <w:color w:val="000000"/>
               </w:rPr>
               <w:t xml:space="preserve">Iteración asignada:</w:t>
             </w:r>
             <w:r>
+              <w:rPr>
+                <w:rFonts w:ascii="Arial" w:hAnsi="Arial" w:eastAsia="Arial" w:cs="Arial"/>
+                <w:color w:val="000000"/>
+              </w:rPr>
               <w:t xml:space="preserve"> 1</w:t>
             </w:r>
           </w:p>
@@ -2441,12 +2843,18 @@
             </w:pPr>
             <w:r>
               <w:rPr>
-                <w:b/>
-                <w:bCs/>
+                <w:rFonts w:ascii="Arial" w:hAnsi="Arial" w:eastAsia="Arial" w:cs="Arial"/>
+                <w:b/>
+                <w:bCs/>
+                <w:color w:val="000000"/>
               </w:rPr>
               <w:t xml:space="preserve">Programador responsable:</w:t>
             </w:r>
             <w:r>
+              <w:rPr>
+                <w:rFonts w:ascii="Arial" w:hAnsi="Arial" w:eastAsia="Arial" w:cs="Arial"/>
+                <w:color w:val="000000"/>
+              </w:rPr>
               <w:t xml:space="preserve"> Por asignar</w:t>
             </w:r>
           </w:p>
@@ -2477,8 +2885,10 @@
             </w:pPr>
             <w:r>
               <w:rPr>
-                <w:b/>
-                <w:bCs/>
+                <w:rFonts w:ascii="Arial" w:hAnsi="Arial" w:eastAsia="Arial" w:cs="Arial"/>
+                <w:b/>
+                <w:bCs/>
+                <w:color w:val="000000"/>
               </w:rPr>
               <w:t xml:space="preserve">Descripción:</w:t>
             </w:r>
@@ -2488,6 +2898,10 @@
               <w:spacing w:after="40" w:before="40"/>
             </w:pPr>
             <w:r>
+              <w:rPr>
+                <w:rFonts w:ascii="Arial" w:hAnsi="Arial" w:eastAsia="Arial" w:cs="Arial"/>
+                <w:color w:val="000000"/>
+              </w:rPr>
               <w:t xml:space="preserve">Como empleado con rol de cajero, quiero registrar los datos básicos del cliente y consultar su historial, para asociar ventas, apartados, encargos y crédito de tienda a una persona identificable.</w:t>
             </w:r>
           </w:p>
@@ -2496,6 +2910,10 @@
               <w:spacing w:after="40" w:before="40"/>
             </w:pPr>
             <w:r>
+              <w:rPr>
+                <w:rFonts w:ascii="Arial" w:hAnsi="Arial" w:eastAsia="Arial" w:cs="Arial"/>
+                <w:color w:val="000000"/>
+              </w:rPr>
               <w:t xml:space="preserve">Criterios de aceptación:</w:t>
             </w:r>
           </w:p>
@@ -2504,6 +2922,10 @@
               <w:spacing w:after="40" w:before="40"/>
             </w:pPr>
             <w:r>
+              <w:rPr>
+                <w:rFonts w:ascii="Arial" w:hAnsi="Arial" w:eastAsia="Arial" w:cs="Arial"/>
+                <w:color w:val="000000"/>
+              </w:rPr>
               <w:t xml:space="preserve">- El cliente queda identificado de forma única por su identificador interno (id) generado por el sistema.</w:t>
             </w:r>
           </w:p>
@@ -2512,6 +2934,10 @@
               <w:spacing w:after="40" w:before="40"/>
             </w:pPr>
             <w:r>
+              <w:rPr>
+                <w:rFonts w:ascii="Arial" w:hAnsi="Arial" w:eastAsia="Arial" w:cs="Arial"/>
+                <w:color w:val="000000"/>
+              </w:rPr>
               <w:t xml:space="preserve">- El sistema permite consultar, para un cliente dado, todas sus compras, apartados, encargos y saldo de crédito.</w:t>
             </w:r>
           </w:p>
@@ -2520,6 +2946,10 @@
               <w:spacing w:after="40" w:before="40"/>
             </w:pPr>
             <w:r>
+              <w:rPr>
+                <w:rFonts w:ascii="Arial" w:hAnsi="Arial" w:eastAsia="Arial" w:cs="Arial"/>
+                <w:color w:val="000000"/>
+              </w:rPr>
               <w:t xml:space="preserve">- No se permite eliminar un cliente con historial de transacciones; solo se inactiva.</w:t>
             </w:r>
           </w:p>
@@ -2550,8 +2980,10 @@
             </w:pPr>
             <w:r>
               <w:rPr>
-                <w:b/>
-                <w:bCs/>
+                <w:rFonts w:ascii="Arial" w:hAnsi="Arial" w:eastAsia="Arial" w:cs="Arial"/>
+                <w:b/>
+                <w:bCs/>
+                <w:color w:val="000000"/>
               </w:rPr>
               <w:t xml:space="preserve">Observaciones:</w:t>
             </w:r>
@@ -2561,23 +2993,11 @@
               <w:spacing w:after="40" w:before="40"/>
             </w:pPr>
             <w:r>
-              <w:t xml:space="preserve">Corrección: se quitó la identificación por 'documento', ya que ese atributo no existe en Person/Customer; el modelo actual identifica al cliente por su id interno.</w:t>
-            </w:r>
-          </w:p>
-          <w:p>
-            <w:pPr>
-              <w:spacing w:after="40" w:before="40"/>
-            </w:pPr>
-            <w:r>
-              <w:t xml:space="preserve">Pendiente de decisión de grupo: si se requiere identificar clientes por cédula/NIT en el mundo real, hay que agregar ese atributo al modelo.</w:t>
-            </w:r>
-          </w:p>
-          <w:p>
-            <w:pPr>
-              <w:spacing w:after="40" w:before="40"/>
-            </w:pPr>
-            <w:r>
-              <w:t xml:space="preserve"/>
+              <w:rPr>
+                <w:rFonts w:ascii="Arial" w:hAnsi="Arial" w:eastAsia="Arial" w:cs="Arial"/>
+                <w:color w:val="000000"/>
+              </w:rPr>
+              <w:t>Soportado en el modelo: CUSTOMER es subtipo de PERSON (id, first_name, last_name, phone) e is_active permite la baja lógica.</w:t>
             </w:r>
           </w:p>
         </w:tc>
@@ -2625,6 +3045,10 @@
           </w:tcPr>
           <w:p>
             <w:r>
+              <w:rPr>
+                <w:rFonts w:ascii="Arial" w:hAnsi="Arial" w:eastAsia="Arial" w:cs="Arial"/>
+                <w:color w:val="000000"/>
+              </w:rPr>
               <w:t xml:space="preserve"/>
             </w:r>
           </w:p>
@@ -2653,8 +3077,10 @@
             </w:pPr>
             <w:r>
               <w:rPr>
-                <w:b/>
-                <w:bCs/>
+                <w:rFonts w:ascii="Arial" w:hAnsi="Arial" w:eastAsia="Arial" w:cs="Arial"/>
+                <w:b/>
+                <w:bCs/>
+                <w:color w:val="000000"/>
               </w:rPr>
               <w:t xml:space="preserve">Historia de Usuario</w:t>
             </w:r>
@@ -2686,12 +3112,18 @@
             </w:pPr>
             <w:r>
               <w:rPr>
-                <w:b/>
-                <w:bCs/>
+                <w:rFonts w:ascii="Arial" w:hAnsi="Arial" w:eastAsia="Arial" w:cs="Arial"/>
+                <w:b/>
+                <w:bCs/>
+                <w:color w:val="000000"/>
               </w:rPr>
               <w:t xml:space="preserve">Número:</w:t>
             </w:r>
             <w:r>
+              <w:rPr>
+                <w:rFonts w:ascii="Arial" w:hAnsi="Arial" w:eastAsia="Arial" w:cs="Arial"/>
+                <w:color w:val="000000"/>
+              </w:rPr>
               <w:t xml:space="preserve"> 06</w:t>
             </w:r>
           </w:p>
@@ -2720,12 +3152,18 @@
             </w:pPr>
             <w:r>
               <w:rPr>
-                <w:b/>
-                <w:bCs/>
+                <w:rFonts w:ascii="Arial" w:hAnsi="Arial" w:eastAsia="Arial" w:cs="Arial"/>
+                <w:b/>
+                <w:bCs/>
+                <w:color w:val="000000"/>
               </w:rPr>
               <w:t xml:space="preserve">Usuario:</w:t>
             </w:r>
             <w:r>
+              <w:rPr>
+                <w:rFonts w:ascii="Arial" w:hAnsi="Arial" w:eastAsia="Arial" w:cs="Arial"/>
+                <w:color w:val="000000"/>
+              </w:rPr>
               <w:t xml:space="preserve"> Administrador</w:t>
             </w:r>
           </w:p>
@@ -2756,12 +3194,18 @@
             </w:pPr>
             <w:r>
               <w:rPr>
-                <w:b/>
-                <w:bCs/>
+                <w:rFonts w:ascii="Arial" w:hAnsi="Arial" w:eastAsia="Arial" w:cs="Arial"/>
+                <w:b/>
+                <w:bCs/>
+                <w:color w:val="000000"/>
               </w:rPr>
               <w:t xml:space="preserve">Nombre historia:</w:t>
             </w:r>
             <w:r>
+              <w:rPr>
+                <w:rFonts w:ascii="Arial" w:hAnsi="Arial" w:eastAsia="Arial" w:cs="Arial"/>
+                <w:color w:val="000000"/>
+              </w:rPr>
               <w:t xml:space="preserve"> Gestión de empleados y roles múltiples</w:t>
             </w:r>
           </w:p>
@@ -2792,8 +3236,10 @@
             </w:pPr>
             <w:r>
               <w:rPr>
-                <w:b/>
-                <w:bCs/>
+                <w:rFonts w:ascii="Arial" w:hAnsi="Arial" w:eastAsia="Arial" w:cs="Arial"/>
+                <w:b/>
+                <w:bCs/>
+                <w:color w:val="000000"/>
               </w:rPr>
               <w:t xml:space="preserve">Prioridad en negocio:</w:t>
             </w:r>
@@ -2803,6 +3249,10 @@
               <w:spacing w:after="40" w:before="40"/>
             </w:pPr>
             <w:r>
+              <w:rPr>
+                <w:rFonts w:ascii="Arial" w:hAnsi="Arial" w:eastAsia="Arial" w:cs="Arial"/>
+                <w:color w:val="000000"/>
+              </w:rPr>
               <w:t xml:space="preserve">Media</w:t>
             </w:r>
           </w:p>
@@ -2831,8 +3281,10 @@
             </w:pPr>
             <w:r>
               <w:rPr>
-                <w:b/>
-                <w:bCs/>
+                <w:rFonts w:ascii="Arial" w:hAnsi="Arial" w:eastAsia="Arial" w:cs="Arial"/>
+                <w:b/>
+                <w:bCs/>
+                <w:color w:val="000000"/>
               </w:rPr>
               <w:t xml:space="preserve">Riesgo en desarrollo:</w:t>
             </w:r>
@@ -2842,6 +3294,10 @@
               <w:spacing w:after="40" w:before="40"/>
             </w:pPr>
             <w:r>
+              <w:rPr>
+                <w:rFonts w:ascii="Arial" w:hAnsi="Arial" w:eastAsia="Arial" w:cs="Arial"/>
+                <w:color w:val="000000"/>
+              </w:rPr>
               <w:t xml:space="preserve">Media</w:t>
             </w:r>
           </w:p>
@@ -2872,12 +3328,18 @@
             </w:pPr>
             <w:r>
               <w:rPr>
-                <w:b/>
-                <w:bCs/>
+                <w:rFonts w:ascii="Arial" w:hAnsi="Arial" w:eastAsia="Arial" w:cs="Arial"/>
+                <w:b/>
+                <w:bCs/>
+                <w:color w:val="000000"/>
               </w:rPr>
               <w:t xml:space="preserve">Puntos estimados:</w:t>
             </w:r>
             <w:r>
+              <w:rPr>
+                <w:rFonts w:ascii="Arial" w:hAnsi="Arial" w:eastAsia="Arial" w:cs="Arial"/>
+                <w:color w:val="000000"/>
+              </w:rPr>
               <w:t xml:space="preserve"> 5</w:t>
             </w:r>
           </w:p>
@@ -2906,12 +3368,18 @@
             </w:pPr>
             <w:r>
               <w:rPr>
-                <w:b/>
-                <w:bCs/>
+                <w:rFonts w:ascii="Arial" w:hAnsi="Arial" w:eastAsia="Arial" w:cs="Arial"/>
+                <w:b/>
+                <w:bCs/>
+                <w:color w:val="000000"/>
               </w:rPr>
               <w:t xml:space="preserve">Iteración asignada:</w:t>
             </w:r>
             <w:r>
+              <w:rPr>
+                <w:rFonts w:ascii="Arial" w:hAnsi="Arial" w:eastAsia="Arial" w:cs="Arial"/>
+                <w:color w:val="000000"/>
+              </w:rPr>
               <w:t xml:space="preserve"> 1</w:t>
             </w:r>
           </w:p>
@@ -2942,12 +3410,18 @@
             </w:pPr>
             <w:r>
               <w:rPr>
-                <w:b/>
-                <w:bCs/>
+                <w:rFonts w:ascii="Arial" w:hAnsi="Arial" w:eastAsia="Arial" w:cs="Arial"/>
+                <w:b/>
+                <w:bCs/>
+                <w:color w:val="000000"/>
               </w:rPr>
               <w:t xml:space="preserve">Programador responsable:</w:t>
             </w:r>
             <w:r>
+              <w:rPr>
+                <w:rFonts w:ascii="Arial" w:hAnsi="Arial" w:eastAsia="Arial" w:cs="Arial"/>
+                <w:color w:val="000000"/>
+              </w:rPr>
               <w:t xml:space="preserve"> Por asignar</w:t>
             </w:r>
           </w:p>
@@ -2978,8 +3452,10 @@
             </w:pPr>
             <w:r>
               <w:rPr>
-                <w:b/>
-                <w:bCs/>
+                <w:rFonts w:ascii="Arial" w:hAnsi="Arial" w:eastAsia="Arial" w:cs="Arial"/>
+                <w:b/>
+                <w:bCs/>
+                <w:color w:val="000000"/>
               </w:rPr>
               <w:t xml:space="preserve">Descripción:</w:t>
             </w:r>
@@ -2989,6 +3465,10 @@
               <w:spacing w:after="40" w:before="40"/>
             </w:pPr>
             <w:r>
+              <w:rPr>
+                <w:rFonts w:ascii="Arial" w:hAnsi="Arial" w:eastAsia="Arial" w:cs="Arial"/>
+                <w:color w:val="000000"/>
+              </w:rPr>
               <w:t xml:space="preserve">Como administrador, quiero registrar empleados y asignarles uno o varios roles simultáneos, para reflejar que un mismo empleado puede operar como cajero y bodeguero sin exclusividad.</w:t>
             </w:r>
           </w:p>
@@ -2997,6 +3477,10 @@
               <w:spacing w:after="40" w:before="40"/>
             </w:pPr>
             <w:r>
+              <w:rPr>
+                <w:rFonts w:ascii="Arial" w:hAnsi="Arial" w:eastAsia="Arial" w:cs="Arial"/>
+                <w:color w:val="000000"/>
+              </w:rPr>
               <w:t xml:space="preserve">Criterios de aceptación:</w:t>
             </w:r>
           </w:p>
@@ -3005,14 +3489,22 @@
               <w:spacing w:after="40" w:before="40"/>
             </w:pPr>
             <w:r>
-              <w:t xml:space="preserve">- Un empleado puede tener asignados varios roles al mismo tiempo (relación N:M con EmployeeRole).</w:t>
-            </w:r>
-          </w:p>
-          <w:p>
-            <w:pPr>
-              <w:spacing w:after="40" w:before="40"/>
-            </w:pPr>
-            <w:r>
+              <w:rPr>
+                <w:rFonts w:ascii="Arial" w:hAnsi="Arial" w:eastAsia="Arial" w:cs="Arial"/>
+                <w:color w:val="000000"/>
+              </w:rPr>
+              <w:t>- Un empleado puede tener asignados varios roles al mismo tiempo (relación N:M EMPLOYEE–ROLE, implementada con la tabla EMPLOYEE_ROLE).</w:t>
+            </w:r>
+          </w:p>
+          <w:p>
+            <w:pPr>
+              <w:spacing w:after="40" w:before="40"/>
+            </w:pPr>
+            <w:r>
+              <w:rPr>
+                <w:rFonts w:ascii="Arial" w:hAnsi="Arial" w:eastAsia="Arial" w:cs="Arial"/>
+                <w:color w:val="000000"/>
+              </w:rPr>
               <w:t xml:space="preserve">- El empleado tiene un estado (activo / inactivo) y una fecha de vinculación (hire_date).</w:t>
             </w:r>
           </w:p>
@@ -3021,6 +3513,10 @@
               <w:spacing w:after="40" w:before="40"/>
             </w:pPr>
             <w:r>
+              <w:rPr>
+                <w:rFonts w:ascii="Arial" w:hAnsi="Arial" w:eastAsia="Arial" w:cs="Arial"/>
+                <w:color w:val="000000"/>
+              </w:rPr>
               <w:t xml:space="preserve">- Un empleado inactivo no puede ser asociado a nuevas ventas ni apartados (RN-04).</w:t>
             </w:r>
           </w:p>
@@ -3029,6 +3525,10 @@
               <w:spacing w:after="40" w:before="40"/>
             </w:pPr>
             <w:r>
+              <w:rPr>
+                <w:rFonts w:ascii="Arial" w:hAnsi="Arial" w:eastAsia="Arial" w:cs="Arial"/>
+                <w:color w:val="000000"/>
+              </w:rPr>
               <w:t xml:space="preserve">- El histórico de ventas de un empleado inactivo se conserva para efectos de reportes.</w:t>
             </w:r>
           </w:p>
@@ -3059,8 +3559,10 @@
             </w:pPr>
             <w:r>
               <w:rPr>
-                <w:b/>
-                <w:bCs/>
+                <w:rFonts w:ascii="Arial" w:hAnsi="Arial" w:eastAsia="Arial" w:cs="Arial"/>
+                <w:b/>
+                <w:bCs/>
+                <w:color w:val="000000"/>
               </w:rPr>
               <w:t xml:space="preserve">Observaciones:</w:t>
             </w:r>
@@ -3070,15 +3572,11 @@
               <w:spacing w:after="40" w:before="40"/>
             </w:pPr>
             <w:r>
-              <w:t xml:space="preserve"/>
-            </w:r>
-          </w:p>
-          <w:p>
-            <w:pPr>
-              <w:spacing w:after="40" w:before="40"/>
-            </w:pPr>
-            <w:r>
-              <w:t xml:space="preserve"/>
+              <w:rPr>
+                <w:rFonts w:ascii="Arial" w:hAnsi="Arial" w:eastAsia="Arial" w:cs="Arial"/>
+                <w:color w:val="000000"/>
+              </w:rPr>
+              <w:t>Soportado en el modelo: relación N:M EMPLOYEE–ROLE (tabla EMPLOYEE_ROLE con PK compuesta); EMPLOYEE.hire_date e is_active ('Y'/'N'). ROLE.name es UNIQUE.</w:t>
             </w:r>
           </w:p>
         </w:tc>
@@ -3126,6 +3624,10 @@
           </w:tcPr>
           <w:p>
             <w:r>
+              <w:rPr>
+                <w:rFonts w:ascii="Arial" w:hAnsi="Arial" w:eastAsia="Arial" w:cs="Arial"/>
+                <w:color w:val="000000"/>
+              </w:rPr>
               <w:t xml:space="preserve"/>
             </w:r>
           </w:p>
@@ -3154,8 +3656,10 @@
             </w:pPr>
             <w:r>
               <w:rPr>
-                <w:b/>
-                <w:bCs/>
+                <w:rFonts w:ascii="Arial" w:hAnsi="Arial" w:eastAsia="Arial" w:cs="Arial"/>
+                <w:b/>
+                <w:bCs/>
+                <w:color w:val="000000"/>
               </w:rPr>
               <w:t xml:space="preserve">Historia de Usuario</w:t>
             </w:r>
@@ -3187,12 +3691,18 @@
             </w:pPr>
             <w:r>
               <w:rPr>
-                <w:b/>
-                <w:bCs/>
+                <w:rFonts w:ascii="Arial" w:hAnsi="Arial" w:eastAsia="Arial" w:cs="Arial"/>
+                <w:b/>
+                <w:bCs/>
+                <w:color w:val="000000"/>
               </w:rPr>
               <w:t xml:space="preserve">Número:</w:t>
             </w:r>
             <w:r>
+              <w:rPr>
+                <w:rFonts w:ascii="Arial" w:hAnsi="Arial" w:eastAsia="Arial" w:cs="Arial"/>
+                <w:color w:val="000000"/>
+              </w:rPr>
               <w:t xml:space="preserve"> 07</w:t>
             </w:r>
           </w:p>
@@ -3221,12 +3731,18 @@
             </w:pPr>
             <w:r>
               <w:rPr>
-                <w:b/>
-                <w:bCs/>
+                <w:rFonts w:ascii="Arial" w:hAnsi="Arial" w:eastAsia="Arial" w:cs="Arial"/>
+                <w:b/>
+                <w:bCs/>
+                <w:color w:val="000000"/>
               </w:rPr>
               <w:t xml:space="preserve">Usuario:</w:t>
             </w:r>
             <w:r>
+              <w:rPr>
+                <w:rFonts w:ascii="Arial" w:hAnsi="Arial" w:eastAsia="Arial" w:cs="Arial"/>
+                <w:color w:val="000000"/>
+              </w:rPr>
               <w:t xml:space="preserve"> Empleado (Cajero)</w:t>
             </w:r>
           </w:p>
@@ -3257,12 +3773,18 @@
             </w:pPr>
             <w:r>
               <w:rPr>
-                <w:b/>
-                <w:bCs/>
+                <w:rFonts w:ascii="Arial" w:hAnsi="Arial" w:eastAsia="Arial" w:cs="Arial"/>
+                <w:b/>
+                <w:bCs/>
+                <w:color w:val="000000"/>
               </w:rPr>
               <w:t xml:space="preserve">Nombre historia:</w:t>
             </w:r>
             <w:r>
+              <w:rPr>
+                <w:rFonts w:ascii="Arial" w:hAnsi="Arial" w:eastAsia="Arial" w:cs="Arial"/>
+                <w:color w:val="000000"/>
+              </w:rPr>
               <w:t xml:space="preserve"> Registro de venta en tienda física</w:t>
             </w:r>
           </w:p>
@@ -3293,8 +3815,10 @@
             </w:pPr>
             <w:r>
               <w:rPr>
-                <w:b/>
-                <w:bCs/>
+                <w:rFonts w:ascii="Arial" w:hAnsi="Arial" w:eastAsia="Arial" w:cs="Arial"/>
+                <w:b/>
+                <w:bCs/>
+                <w:color w:val="000000"/>
               </w:rPr>
               <w:t xml:space="preserve">Prioridad en negocio:</w:t>
             </w:r>
@@ -3304,6 +3828,10 @@
               <w:spacing w:after="40" w:before="40"/>
             </w:pPr>
             <w:r>
+              <w:rPr>
+                <w:rFonts w:ascii="Arial" w:hAnsi="Arial" w:eastAsia="Arial" w:cs="Arial"/>
+                <w:color w:val="000000"/>
+              </w:rPr>
               <w:t xml:space="preserve">Alta</w:t>
             </w:r>
           </w:p>
@@ -3332,8 +3860,10 @@
             </w:pPr>
             <w:r>
               <w:rPr>
-                <w:b/>
-                <w:bCs/>
+                <w:rFonts w:ascii="Arial" w:hAnsi="Arial" w:eastAsia="Arial" w:cs="Arial"/>
+                <w:b/>
+                <w:bCs/>
+                <w:color w:val="000000"/>
               </w:rPr>
               <w:t xml:space="preserve">Riesgo en desarrollo:</w:t>
             </w:r>
@@ -3343,6 +3873,10 @@
               <w:spacing w:after="40" w:before="40"/>
             </w:pPr>
             <w:r>
+              <w:rPr>
+                <w:rFonts w:ascii="Arial" w:hAnsi="Arial" w:eastAsia="Arial" w:cs="Arial"/>
+                <w:color w:val="000000"/>
+              </w:rPr>
               <w:t xml:space="preserve">Alta</w:t>
             </w:r>
           </w:p>
@@ -3373,12 +3907,18 @@
             </w:pPr>
             <w:r>
               <w:rPr>
-                <w:b/>
-                <w:bCs/>
+                <w:rFonts w:ascii="Arial" w:hAnsi="Arial" w:eastAsia="Arial" w:cs="Arial"/>
+                <w:b/>
+                <w:bCs/>
+                <w:color w:val="000000"/>
               </w:rPr>
               <w:t xml:space="preserve">Puntos estimados:</w:t>
             </w:r>
             <w:r>
+              <w:rPr>
+                <w:rFonts w:ascii="Arial" w:hAnsi="Arial" w:eastAsia="Arial" w:cs="Arial"/>
+                <w:color w:val="000000"/>
+              </w:rPr>
               <w:t xml:space="preserve"> 8</w:t>
             </w:r>
           </w:p>
@@ -3407,12 +3947,18 @@
             </w:pPr>
             <w:r>
               <w:rPr>
-                <w:b/>
-                <w:bCs/>
+                <w:rFonts w:ascii="Arial" w:hAnsi="Arial" w:eastAsia="Arial" w:cs="Arial"/>
+                <w:b/>
+                <w:bCs/>
+                <w:color w:val="000000"/>
               </w:rPr>
               <w:t xml:space="preserve">Iteración asignada:</w:t>
             </w:r>
             <w:r>
+              <w:rPr>
+                <w:rFonts w:ascii="Arial" w:hAnsi="Arial" w:eastAsia="Arial" w:cs="Arial"/>
+                <w:color w:val="000000"/>
+              </w:rPr>
               <w:t xml:space="preserve"> 2</w:t>
             </w:r>
           </w:p>
@@ -3443,12 +3989,18 @@
             </w:pPr>
             <w:r>
               <w:rPr>
-                <w:b/>
-                <w:bCs/>
+                <w:rFonts w:ascii="Arial" w:hAnsi="Arial" w:eastAsia="Arial" w:cs="Arial"/>
+                <w:b/>
+                <w:bCs/>
+                <w:color w:val="000000"/>
               </w:rPr>
               <w:t xml:space="preserve">Programador responsable:</w:t>
             </w:r>
             <w:r>
+              <w:rPr>
+                <w:rFonts w:ascii="Arial" w:hAnsi="Arial" w:eastAsia="Arial" w:cs="Arial"/>
+                <w:color w:val="000000"/>
+              </w:rPr>
               <w:t xml:space="preserve"> Por asignar</w:t>
             </w:r>
           </w:p>
@@ -3479,8 +4031,10 @@
             </w:pPr>
             <w:r>
               <w:rPr>
-                <w:b/>
-                <w:bCs/>
+                <w:rFonts w:ascii="Arial" w:hAnsi="Arial" w:eastAsia="Arial" w:cs="Arial"/>
+                <w:b/>
+                <w:bCs/>
+                <w:color w:val="000000"/>
               </w:rPr>
               <w:t xml:space="preserve">Descripción:</w:t>
             </w:r>
@@ -3490,6 +4044,10 @@
               <w:spacing w:after="40" w:before="40"/>
             </w:pPr>
             <w:r>
+              <w:rPr>
+                <w:rFonts w:ascii="Arial" w:hAnsi="Arial" w:eastAsia="Arial" w:cs="Arial"/>
+                <w:color w:val="000000"/>
+              </w:rPr>
               <w:t xml:space="preserve">Como empleado con rol de cajero, quiero procesar una venta detallando las variantes vendidas, el cliente y el empleado que atiende, para descontar automáticamente las existencias y dejar registro del ingreso.</w:t>
             </w:r>
           </w:p>
@@ -3498,6 +4056,10 @@
               <w:spacing w:after="40" w:before="40"/>
             </w:pPr>
             <w:r>
+              <w:rPr>
+                <w:rFonts w:ascii="Arial" w:hAnsi="Arial" w:eastAsia="Arial" w:cs="Arial"/>
+                <w:color w:val="000000"/>
+              </w:rPr>
               <w:t xml:space="preserve">Criterios de aceptación:</w:t>
             </w:r>
           </w:p>
@@ -3506,6 +4068,10 @@
               <w:spacing w:after="40" w:before="40"/>
             </w:pPr>
             <w:r>
+              <w:rPr>
+                <w:rFonts w:ascii="Arial" w:hAnsi="Arial" w:eastAsia="Arial" w:cs="Arial"/>
+                <w:color w:val="000000"/>
+              </w:rPr>
               <w:t xml:space="preserve">- La venta rechaza cualquier línea cuya cantidad supere el stock disponible de la variante (RN-02).</w:t>
             </w:r>
           </w:p>
@@ -3514,6 +4080,10 @@
               <w:spacing w:after="40" w:before="40"/>
             </w:pPr>
             <w:r>
+              <w:rPr>
+                <w:rFonts w:ascii="Arial" w:hAnsi="Arial" w:eastAsia="Arial" w:cs="Arial"/>
+                <w:color w:val="000000"/>
+              </w:rPr>
               <w:t xml:space="preserve">- Al confirmar la venta, el stock disponible de cada variante se descuenta en tiempo real (RN-02).</w:t>
             </w:r>
           </w:p>
@@ -3522,6 +4092,10 @@
               <w:spacing w:after="40" w:before="40"/>
             </w:pPr>
             <w:r>
+              <w:rPr>
+                <w:rFonts w:ascii="Arial" w:hAnsi="Arial" w:eastAsia="Arial" w:cs="Arial"/>
+                <w:color w:val="000000"/>
+              </w:rPr>
               <w:t xml:space="preserve">- Toda venta queda asociada obligatoriamente a un empleado y a un cliente (RN-04).</w:t>
             </w:r>
           </w:p>
@@ -3530,14 +4104,22 @@
               <w:spacing w:after="40" w:before="40"/>
             </w:pPr>
             <w:r>
-              <w:t xml:space="preserve">- La venta registra fecha y el total calculado como la suma de precio por cantidad de cada línea vendida (relación Sale–Variant N:M).</w:t>
-            </w:r>
-          </w:p>
-          <w:p>
-            <w:pPr>
-              <w:spacing w:after="40" w:before="40"/>
-            </w:pPr>
-            <w:r>
+              <w:rPr>
+                <w:rFonts w:ascii="Arial" w:hAnsi="Arial" w:eastAsia="Arial" w:cs="Arial"/>
+                <w:color w:val="000000"/>
+              </w:rPr>
+              <w:t>- La venta registra fecha y el total calculado como la suma de precio por cantidad de cada línea vendida (líneas de SALE_DETAIL).</w:t>
+            </w:r>
+          </w:p>
+          <w:p>
+            <w:pPr>
+              <w:spacing w:after="40" w:before="40"/>
+            </w:pPr>
+            <w:r>
+              <w:rPr>
+                <w:rFonts w:ascii="Arial" w:hAnsi="Arial" w:eastAsia="Arial" w:cs="Arial"/>
+                <w:color w:val="000000"/>
+              </w:rPr>
               <w:t xml:space="preserve">- Una venta confirmada no se elimina; se anula mediante una devolución trazable.</w:t>
             </w:r>
           </w:p>
@@ -3568,8 +4150,10 @@
             </w:pPr>
             <w:r>
               <w:rPr>
-                <w:b/>
-                <w:bCs/>
+                <w:rFonts w:ascii="Arial" w:hAnsi="Arial" w:eastAsia="Arial" w:cs="Arial"/>
+                <w:b/>
+                <w:bCs/>
+                <w:color w:val="000000"/>
               </w:rPr>
               <w:t xml:space="preserve">Observaciones:</w:t>
             </w:r>
@@ -3579,7 +4163,23 @@
               <w:spacing w:after="40" w:before="40"/>
             </w:pPr>
             <w:r>
-              <w:t xml:space="preserve"/>
+              <w:rPr>
+                <w:rFonts w:ascii="Arial" w:hAnsi="Arial" w:eastAsia="Arial" w:cs="Arial"/>
+                <w:color w:val="000000"/>
+              </w:rPr>
+              <w:t>Soportado en el modelo: SALE (CUSTOMER_id y EMPLOYEE_id NOT NULL, RN-04) y SALE_DETAIL (PK sale + variante, quantity &gt; 0, applied_price &gt; 0).</w:t>
+            </w:r>
+          </w:p>
+          <w:p>
+            <w:pPr>
+              <w:spacing w:after="40" w:before="40"/>
+            </w:pPr>
+            <w:r>
+              <w:rPr>
+                <w:rFonts w:ascii="Arial" w:hAnsi="Arial" w:eastAsia="Arial" w:cs="Arial"/>
+                <w:color w:val="000000"/>
+              </w:rPr>
+              <w:t>SALE.total y VARIANT.stock son atributos derivados (redundancia controlada) que facilitan la validación de stock (RN-02).</w:t>
             </w:r>
           </w:p>
         </w:tc>
@@ -3627,6 +4227,10 @@
           </w:tcPr>
           <w:p>
             <w:r>
+              <w:rPr>
+                <w:rFonts w:ascii="Arial" w:hAnsi="Arial" w:eastAsia="Arial" w:cs="Arial"/>
+                <w:color w:val="000000"/>
+              </w:rPr>
               <w:t xml:space="preserve"/>
             </w:r>
           </w:p>
@@ -3655,8 +4259,10 @@
             </w:pPr>
             <w:r>
               <w:rPr>
-                <w:b/>
-                <w:bCs/>
+                <w:rFonts w:ascii="Arial" w:hAnsi="Arial" w:eastAsia="Arial" w:cs="Arial"/>
+                <w:b/>
+                <w:bCs/>
+                <w:color w:val="000000"/>
               </w:rPr>
               <w:t xml:space="preserve">Historia de Usuario</w:t>
             </w:r>
@@ -3688,12 +4294,18 @@
             </w:pPr>
             <w:r>
               <w:rPr>
-                <w:b/>
-                <w:bCs/>
+                <w:rFonts w:ascii="Arial" w:hAnsi="Arial" w:eastAsia="Arial" w:cs="Arial"/>
+                <w:b/>
+                <w:bCs/>
+                <w:color w:val="000000"/>
               </w:rPr>
               <w:t xml:space="preserve">Número:</w:t>
             </w:r>
             <w:r>
+              <w:rPr>
+                <w:rFonts w:ascii="Arial" w:hAnsi="Arial" w:eastAsia="Arial" w:cs="Arial"/>
+                <w:color w:val="000000"/>
+              </w:rPr>
               <w:t xml:space="preserve"> 08</w:t>
             </w:r>
           </w:p>
@@ -3722,12 +4334,18 @@
             </w:pPr>
             <w:r>
               <w:rPr>
-                <w:b/>
-                <w:bCs/>
+                <w:rFonts w:ascii="Arial" w:hAnsi="Arial" w:eastAsia="Arial" w:cs="Arial"/>
+                <w:b/>
+                <w:bCs/>
+                <w:color w:val="000000"/>
               </w:rPr>
               <w:t xml:space="preserve">Usuario:</w:t>
             </w:r>
             <w:r>
+              <w:rPr>
+                <w:rFonts w:ascii="Arial" w:hAnsi="Arial" w:eastAsia="Arial" w:cs="Arial"/>
+                <w:color w:val="000000"/>
+              </w:rPr>
               <w:t xml:space="preserve"> Empleado (Cajero)</w:t>
             </w:r>
           </w:p>
@@ -3758,12 +4376,18 @@
             </w:pPr>
             <w:r>
               <w:rPr>
-                <w:b/>
-                <w:bCs/>
+                <w:rFonts w:ascii="Arial" w:hAnsi="Arial" w:eastAsia="Arial" w:cs="Arial"/>
+                <w:b/>
+                <w:bCs/>
+                <w:color w:val="000000"/>
               </w:rPr>
               <w:t xml:space="preserve">Nombre historia:</w:t>
             </w:r>
             <w:r>
+              <w:rPr>
+                <w:rFonts w:ascii="Arial" w:hAnsi="Arial" w:eastAsia="Arial" w:cs="Arial"/>
+                <w:color w:val="000000"/>
+              </w:rPr>
               <w:t xml:space="preserve"> Registro de pagos y métodos de pago</w:t>
             </w:r>
           </w:p>
@@ -3794,8 +4418,10 @@
             </w:pPr>
             <w:r>
               <w:rPr>
-                <w:b/>
-                <w:bCs/>
+                <w:rFonts w:ascii="Arial" w:hAnsi="Arial" w:eastAsia="Arial" w:cs="Arial"/>
+                <w:b/>
+                <w:bCs/>
+                <w:color w:val="000000"/>
               </w:rPr>
               <w:t xml:space="preserve">Prioridad en negocio:</w:t>
             </w:r>
@@ -3805,6 +4431,10 @@
               <w:spacing w:after="40" w:before="40"/>
             </w:pPr>
             <w:r>
+              <w:rPr>
+                <w:rFonts w:ascii="Arial" w:hAnsi="Arial" w:eastAsia="Arial" w:cs="Arial"/>
+                <w:color w:val="000000"/>
+              </w:rPr>
               <w:t xml:space="preserve">Alta</w:t>
             </w:r>
           </w:p>
@@ -3833,8 +4463,10 @@
             </w:pPr>
             <w:r>
               <w:rPr>
-                <w:b/>
-                <w:bCs/>
+                <w:rFonts w:ascii="Arial" w:hAnsi="Arial" w:eastAsia="Arial" w:cs="Arial"/>
+                <w:b/>
+                <w:bCs/>
+                <w:color w:val="000000"/>
               </w:rPr>
               <w:t xml:space="preserve">Riesgo en desarrollo:</w:t>
             </w:r>
@@ -3844,6 +4476,10 @@
               <w:spacing w:after="40" w:before="40"/>
             </w:pPr>
             <w:r>
+              <w:rPr>
+                <w:rFonts w:ascii="Arial" w:hAnsi="Arial" w:eastAsia="Arial" w:cs="Arial"/>
+                <w:color w:val="000000"/>
+              </w:rPr>
               <w:t xml:space="preserve">Alta</w:t>
             </w:r>
           </w:p>
@@ -3874,12 +4510,18 @@
             </w:pPr>
             <w:r>
               <w:rPr>
-                <w:b/>
-                <w:bCs/>
+                <w:rFonts w:ascii="Arial" w:hAnsi="Arial" w:eastAsia="Arial" w:cs="Arial"/>
+                <w:b/>
+                <w:bCs/>
+                <w:color w:val="000000"/>
               </w:rPr>
               <w:t xml:space="preserve">Puntos estimados:</w:t>
             </w:r>
             <w:r>
+              <w:rPr>
+                <w:rFonts w:ascii="Arial" w:hAnsi="Arial" w:eastAsia="Arial" w:cs="Arial"/>
+                <w:color w:val="000000"/>
+              </w:rPr>
               <w:t xml:space="preserve"> 8</w:t>
             </w:r>
           </w:p>
@@ -3908,12 +4550,18 @@
             </w:pPr>
             <w:r>
               <w:rPr>
-                <w:b/>
-                <w:bCs/>
+                <w:rFonts w:ascii="Arial" w:hAnsi="Arial" w:eastAsia="Arial" w:cs="Arial"/>
+                <w:b/>
+                <w:bCs/>
+                <w:color w:val="000000"/>
               </w:rPr>
               <w:t xml:space="preserve">Iteración asignada:</w:t>
             </w:r>
             <w:r>
+              <w:rPr>
+                <w:rFonts w:ascii="Arial" w:hAnsi="Arial" w:eastAsia="Arial" w:cs="Arial"/>
+                <w:color w:val="000000"/>
+              </w:rPr>
               <w:t xml:space="preserve"> 3</w:t>
             </w:r>
           </w:p>
@@ -3944,12 +4592,18 @@
             </w:pPr>
             <w:r>
               <w:rPr>
-                <w:b/>
-                <w:bCs/>
+                <w:rFonts w:ascii="Arial" w:hAnsi="Arial" w:eastAsia="Arial" w:cs="Arial"/>
+                <w:b/>
+                <w:bCs/>
+                <w:color w:val="000000"/>
               </w:rPr>
               <w:t xml:space="preserve">Programador responsable:</w:t>
             </w:r>
             <w:r>
+              <w:rPr>
+                <w:rFonts w:ascii="Arial" w:hAnsi="Arial" w:eastAsia="Arial" w:cs="Arial"/>
+                <w:color w:val="000000"/>
+              </w:rPr>
               <w:t xml:space="preserve"> Por asignar</w:t>
             </w:r>
           </w:p>
@@ -3980,8 +4634,10 @@
             </w:pPr>
             <w:r>
               <w:rPr>
-                <w:b/>
-                <w:bCs/>
+                <w:rFonts w:ascii="Arial" w:hAnsi="Arial" w:eastAsia="Arial" w:cs="Arial"/>
+                <w:b/>
+                <w:bCs/>
+                <w:color w:val="000000"/>
               </w:rPr>
               <w:t xml:space="preserve">Descripción:</w:t>
             </w:r>
@@ -3991,6 +4647,10 @@
               <w:spacing w:after="40" w:before="40"/>
             </w:pPr>
             <w:r>
+              <w:rPr>
+                <w:rFonts w:ascii="Arial" w:hAnsi="Arial" w:eastAsia="Arial" w:cs="Arial"/>
+                <w:color w:val="000000"/>
+              </w:rPr>
               <w:t xml:space="preserve">Como empleado con rol de cajero, quiero registrar uno o varios pagos por venta o apartado, indicando el método utilizado, para soportar pagos mixtos y abonos parciales en efectivo, transferencia, Sistecrédito o crédito de tienda.</w:t>
             </w:r>
           </w:p>
@@ -3999,6 +4659,10 @@
               <w:spacing w:after="40" w:before="40"/>
             </w:pPr>
             <w:r>
+              <w:rPr>
+                <w:rFonts w:ascii="Arial" w:hAnsi="Arial" w:eastAsia="Arial" w:cs="Arial"/>
+                <w:color w:val="000000"/>
+              </w:rPr>
               <w:t xml:space="preserve">Criterios de aceptación:</w:t>
             </w:r>
           </w:p>
@@ -4007,6 +4671,10 @@
               <w:spacing w:after="40" w:before="40"/>
             </w:pPr>
             <w:r>
+              <w:rPr>
+                <w:rFonts w:ascii="Arial" w:hAnsi="Arial" w:eastAsia="Arial" w:cs="Arial"/>
+                <w:color w:val="000000"/>
+              </w:rPr>
               <w:t xml:space="preserve">- Una misma transacción admite varios pagos con métodos distintos.</w:t>
             </w:r>
           </w:p>
@@ -4015,6 +4683,10 @@
               <w:spacing w:after="40" w:before="40"/>
             </w:pPr>
             <w:r>
+              <w:rPr>
+                <w:rFonts w:ascii="Arial" w:hAnsi="Arial" w:eastAsia="Arial" w:cs="Arial"/>
+                <w:color w:val="000000"/>
+              </w:rPr>
               <w:t xml:space="preserve">- La suma de los pagos asociados no puede exceder el total de la transacción.</w:t>
             </w:r>
           </w:p>
@@ -4023,6 +4695,10 @@
               <w:spacing w:after="40" w:before="40"/>
             </w:pPr>
             <w:r>
+              <w:rPr>
+                <w:rFonts w:ascii="Arial" w:hAnsi="Arial" w:eastAsia="Arial" w:cs="Arial"/>
+                <w:color w:val="000000"/>
+              </w:rPr>
               <w:t xml:space="preserve">- El método de pago debe pertenecer al catálogo configurado (efectivo, transferencia, Sistecrédito, crédito de tienda).</w:t>
             </w:r>
           </w:p>
@@ -4031,6 +4707,10 @@
               <w:spacing w:after="40" w:before="40"/>
             </w:pPr>
             <w:r>
+              <w:rPr>
+                <w:rFonts w:ascii="Arial" w:hAnsi="Arial" w:eastAsia="Arial" w:cs="Arial"/>
+                <w:color w:val="000000"/>
+              </w:rPr>
               <w:t xml:space="preserve">- Una venta solo se marca como pagada cuando la suma de sus pagos iguala el total.</w:t>
             </w:r>
           </w:p>
@@ -4061,8 +4741,10 @@
             </w:pPr>
             <w:r>
               <w:rPr>
-                <w:b/>
-                <w:bCs/>
+                <w:rFonts w:ascii="Arial" w:hAnsi="Arial" w:eastAsia="Arial" w:cs="Arial"/>
+                <w:b/>
+                <w:bCs/>
+                <w:color w:val="000000"/>
               </w:rPr>
               <w:t xml:space="preserve">Observaciones:</w:t>
             </w:r>
@@ -4072,23 +4754,23 @@
               <w:spacing w:after="40" w:before="40"/>
             </w:pPr>
             <w:r>
-              <w:t xml:space="preserve">Cambio de modelo requerido: el modelo actual tiene Sale–PaymentMethod como N:1 (un solo método por venta), lo cual NO soporta pagos mixtos.</w:t>
-            </w:r>
-          </w:p>
-          <w:p>
-            <w:pPr>
-              <w:spacing w:after="40" w:before="40"/>
-            </w:pPr>
-            <w:r>
-              <w:t xml:space="preserve">Se necesita una entidad Payment (id, sale_id o layaway_id, payment_method_id, amount, date) en relación 1:N con Sale y con Layaway antes de poder implementar esta historia.</w:t>
-            </w:r>
-          </w:p>
-          <w:p>
-            <w:pPr>
-              <w:spacing w:after="40" w:before="40"/>
-            </w:pPr>
-            <w:r>
-              <w:t xml:space="preserve"/>
+              <w:rPr>
+                <w:rFonts w:ascii="Arial" w:hAnsi="Arial" w:eastAsia="Arial" w:cs="Arial"/>
+                <w:color w:val="000000"/>
+              </w:rPr>
+              <w:t>Resuelto: se creó la entidad PAYMENT (amount &gt; 0, payment_date) relacionada 1:N con SALE, LAYAWAY y PAYMENT_METHOD. Un arco exclusivo obliga a que cada pago pertenezca a una venta o a un apartado, no a ambos.</w:t>
+            </w:r>
+          </w:p>
+          <w:p>
+            <w:pPr>
+              <w:spacing w:after="40" w:before="40"/>
+            </w:pPr>
+            <w:r>
+              <w:rPr>
+                <w:rFonts w:ascii="Arial" w:hAnsi="Arial" w:eastAsia="Arial" w:cs="Arial"/>
+                <w:color w:val="000000"/>
+              </w:rPr>
+              <w:t>PAYMENT_METHOD.name es UNIQUE (catálogo: efectivo, transferencia, Sistecrédito, crédito de tienda). La suma de pagos no puede superar el total de la transacción.</w:t>
             </w:r>
           </w:p>
         </w:tc>
@@ -4136,6 +4818,10 @@
           </w:tcPr>
           <w:p>
             <w:r>
+              <w:rPr>
+                <w:rFonts w:ascii="Arial" w:hAnsi="Arial" w:eastAsia="Arial" w:cs="Arial"/>
+                <w:color w:val="000000"/>
+              </w:rPr>
               <w:t xml:space="preserve"/>
             </w:r>
           </w:p>
@@ -4164,8 +4850,10 @@
             </w:pPr>
             <w:r>
               <w:rPr>
-                <w:b/>
-                <w:bCs/>
+                <w:rFonts w:ascii="Arial" w:hAnsi="Arial" w:eastAsia="Arial" w:cs="Arial"/>
+                <w:b/>
+                <w:bCs/>
+                <w:color w:val="000000"/>
               </w:rPr>
               <w:t xml:space="preserve">Historia de Usuario</w:t>
             </w:r>
@@ -4197,12 +4885,18 @@
             </w:pPr>
             <w:r>
               <w:rPr>
-                <w:b/>
-                <w:bCs/>
+                <w:rFonts w:ascii="Arial" w:hAnsi="Arial" w:eastAsia="Arial" w:cs="Arial"/>
+                <w:b/>
+                <w:bCs/>
+                <w:color w:val="000000"/>
               </w:rPr>
               <w:t xml:space="preserve">Número:</w:t>
             </w:r>
             <w:r>
+              <w:rPr>
+                <w:rFonts w:ascii="Arial" w:hAnsi="Arial" w:eastAsia="Arial" w:cs="Arial"/>
+                <w:color w:val="000000"/>
+              </w:rPr>
               <w:t xml:space="preserve"> 09</w:t>
             </w:r>
           </w:p>
@@ -4231,12 +4925,18 @@
             </w:pPr>
             <w:r>
               <w:rPr>
-                <w:b/>
-                <w:bCs/>
+                <w:rFonts w:ascii="Arial" w:hAnsi="Arial" w:eastAsia="Arial" w:cs="Arial"/>
+                <w:b/>
+                <w:bCs/>
+                <w:color w:val="000000"/>
               </w:rPr>
               <w:t xml:space="preserve">Usuario:</w:t>
             </w:r>
             <w:r>
+              <w:rPr>
+                <w:rFonts w:ascii="Arial" w:hAnsi="Arial" w:eastAsia="Arial" w:cs="Arial"/>
+                <w:color w:val="000000"/>
+              </w:rPr>
               <w:t xml:space="preserve"> Empleado (Cajero)</w:t>
             </w:r>
           </w:p>
@@ -4267,12 +4967,18 @@
             </w:pPr>
             <w:r>
               <w:rPr>
-                <w:b/>
-                <w:bCs/>
+                <w:rFonts w:ascii="Arial" w:hAnsi="Arial" w:eastAsia="Arial" w:cs="Arial"/>
+                <w:b/>
+                <w:bCs/>
+                <w:color w:val="000000"/>
               </w:rPr>
               <w:t xml:space="preserve">Nombre historia:</w:t>
             </w:r>
             <w:r>
+              <w:rPr>
+                <w:rFonts w:ascii="Arial" w:hAnsi="Arial" w:eastAsia="Arial" w:cs="Arial"/>
+                <w:color w:val="000000"/>
+              </w:rPr>
               <w:t xml:space="preserve"> Creación de apartado con adelanto</w:t>
             </w:r>
           </w:p>
@@ -4303,8 +5009,10 @@
             </w:pPr>
             <w:r>
               <w:rPr>
-                <w:b/>
-                <w:bCs/>
+                <w:rFonts w:ascii="Arial" w:hAnsi="Arial" w:eastAsia="Arial" w:cs="Arial"/>
+                <w:b/>
+                <w:bCs/>
+                <w:color w:val="000000"/>
               </w:rPr>
               <w:t xml:space="preserve">Prioridad en negocio:</w:t>
             </w:r>
@@ -4314,6 +5022,10 @@
               <w:spacing w:after="40" w:before="40"/>
             </w:pPr>
             <w:r>
+              <w:rPr>
+                <w:rFonts w:ascii="Arial" w:hAnsi="Arial" w:eastAsia="Arial" w:cs="Arial"/>
+                <w:color w:val="000000"/>
+              </w:rPr>
               <w:t xml:space="preserve">Media</w:t>
             </w:r>
           </w:p>
@@ -4342,8 +5054,10 @@
             </w:pPr>
             <w:r>
               <w:rPr>
-                <w:b/>
-                <w:bCs/>
+                <w:rFonts w:ascii="Arial" w:hAnsi="Arial" w:eastAsia="Arial" w:cs="Arial"/>
+                <w:b/>
+                <w:bCs/>
+                <w:color w:val="000000"/>
               </w:rPr>
               <w:t xml:space="preserve">Riesgo en desarrollo:</w:t>
             </w:r>
@@ -4353,6 +5067,10 @@
               <w:spacing w:after="40" w:before="40"/>
             </w:pPr>
             <w:r>
+              <w:rPr>
+                <w:rFonts w:ascii="Arial" w:hAnsi="Arial" w:eastAsia="Arial" w:cs="Arial"/>
+                <w:color w:val="000000"/>
+              </w:rPr>
               <w:t xml:space="preserve">Media</w:t>
             </w:r>
           </w:p>
@@ -4383,12 +5101,18 @@
             </w:pPr>
             <w:r>
               <w:rPr>
-                <w:b/>
-                <w:bCs/>
+                <w:rFonts w:ascii="Arial" w:hAnsi="Arial" w:eastAsia="Arial" w:cs="Arial"/>
+                <w:b/>
+                <w:bCs/>
+                <w:color w:val="000000"/>
               </w:rPr>
               <w:t xml:space="preserve">Puntos estimados:</w:t>
             </w:r>
             <w:r>
+              <w:rPr>
+                <w:rFonts w:ascii="Arial" w:hAnsi="Arial" w:eastAsia="Arial" w:cs="Arial"/>
+                <w:color w:val="000000"/>
+              </w:rPr>
               <w:t xml:space="preserve"> 5</w:t>
             </w:r>
           </w:p>
@@ -4417,12 +5141,18 @@
             </w:pPr>
             <w:r>
               <w:rPr>
-                <w:b/>
-                <w:bCs/>
+                <w:rFonts w:ascii="Arial" w:hAnsi="Arial" w:eastAsia="Arial" w:cs="Arial"/>
+                <w:b/>
+                <w:bCs/>
+                <w:color w:val="000000"/>
               </w:rPr>
               <w:t xml:space="preserve">Iteración asignada:</w:t>
             </w:r>
             <w:r>
+              <w:rPr>
+                <w:rFonts w:ascii="Arial" w:hAnsi="Arial" w:eastAsia="Arial" w:cs="Arial"/>
+                <w:color w:val="000000"/>
+              </w:rPr>
               <w:t xml:space="preserve"> 2</w:t>
             </w:r>
           </w:p>
@@ -4453,12 +5183,18 @@
             </w:pPr>
             <w:r>
               <w:rPr>
-                <w:b/>
-                <w:bCs/>
+                <w:rFonts w:ascii="Arial" w:hAnsi="Arial" w:eastAsia="Arial" w:cs="Arial"/>
+                <w:b/>
+                <w:bCs/>
+                <w:color w:val="000000"/>
               </w:rPr>
               <w:t xml:space="preserve">Programador responsable:</w:t>
             </w:r>
             <w:r>
+              <w:rPr>
+                <w:rFonts w:ascii="Arial" w:hAnsi="Arial" w:eastAsia="Arial" w:cs="Arial"/>
+                <w:color w:val="000000"/>
+              </w:rPr>
               <w:t xml:space="preserve"> Por asignar</w:t>
             </w:r>
           </w:p>
@@ -4489,8 +5225,10 @@
             </w:pPr>
             <w:r>
               <w:rPr>
-                <w:b/>
-                <w:bCs/>
+                <w:rFonts w:ascii="Arial" w:hAnsi="Arial" w:eastAsia="Arial" w:cs="Arial"/>
+                <w:b/>
+                <w:bCs/>
+                <w:color w:val="000000"/>
               </w:rPr>
               <w:t xml:space="preserve">Descripción:</w:t>
             </w:r>
@@ -4500,6 +5238,10 @@
               <w:spacing w:after="40" w:before="40"/>
             </w:pPr>
             <w:r>
+              <w:rPr>
+                <w:rFonts w:ascii="Arial" w:hAnsi="Arial" w:eastAsia="Arial" w:cs="Arial"/>
+                <w:color w:val="000000"/>
+              </w:rPr>
               <w:t xml:space="preserve">Como empleado con rol de cajero, quiero crear un apartado registrando el adelanto pagado y las variantes reservadas, para retirar esas prendas de la venta pública y reservarlas exclusivamente para el cliente.</w:t>
             </w:r>
           </w:p>
@@ -4508,6 +5250,10 @@
               <w:spacing w:after="40" w:before="40"/>
             </w:pPr>
             <w:r>
+              <w:rPr>
+                <w:rFonts w:ascii="Arial" w:hAnsi="Arial" w:eastAsia="Arial" w:cs="Arial"/>
+                <w:color w:val="000000"/>
+              </w:rPr>
               <w:t xml:space="preserve">Criterios de aceptación:</w:t>
             </w:r>
           </w:p>
@@ -4516,6 +5262,10 @@
               <w:spacing w:after="40" w:before="40"/>
             </w:pPr>
             <w:r>
+              <w:rPr>
+                <w:rFonts w:ascii="Arial" w:hAnsi="Arial" w:eastAsia="Arial" w:cs="Arial"/>
+                <w:color w:val="000000"/>
+              </w:rPr>
               <w:t xml:space="preserve">- Al crear el apartado, la cantidad reservada se descuenta del stock disponible sin registrarse como venta.</w:t>
             </w:r>
           </w:p>
@@ -4524,6 +5274,10 @@
               <w:spacing w:after="40" w:before="40"/>
             </w:pPr>
             <w:r>
+              <w:rPr>
+                <w:rFonts w:ascii="Arial" w:hAnsi="Arial" w:eastAsia="Arial" w:cs="Arial"/>
+                <w:color w:val="000000"/>
+              </w:rPr>
               <w:t xml:space="preserve">- El apartado exige un cliente registrado, un empleado responsable y un adelanto mayor que cero.</w:t>
             </w:r>
           </w:p>
@@ -4532,6 +5286,10 @@
               <w:spacing w:after="40" w:before="40"/>
             </w:pPr>
             <w:r>
+              <w:rPr>
+                <w:rFonts w:ascii="Arial" w:hAnsi="Arial" w:eastAsia="Arial" w:cs="Arial"/>
+                <w:color w:val="000000"/>
+              </w:rPr>
               <w:t xml:space="preserve">- No se permite apartar una cantidad superior al stock disponible de la variante.</w:t>
             </w:r>
           </w:p>
@@ -4540,6 +5298,10 @@
               <w:spacing w:after="40" w:before="40"/>
             </w:pPr>
             <w:r>
+              <w:rPr>
+                <w:rFonts w:ascii="Arial" w:hAnsi="Arial" w:eastAsia="Arial" w:cs="Arial"/>
+                <w:color w:val="000000"/>
+              </w:rPr>
               <w:t xml:space="preserve">- El apartado tiene una fecha límite y un estado (vigente, completado, vencido, cancelado).</w:t>
             </w:r>
           </w:p>
@@ -4570,8 +5332,10 @@
             </w:pPr>
             <w:r>
               <w:rPr>
-                <w:b/>
-                <w:bCs/>
+                <w:rFonts w:ascii="Arial" w:hAnsi="Arial" w:eastAsia="Arial" w:cs="Arial"/>
+                <w:b/>
+                <w:bCs/>
+                <w:color w:val="000000"/>
               </w:rPr>
               <w:t xml:space="preserve">Observaciones:</w:t>
             </w:r>
@@ -4581,15 +5345,11 @@
               <w:spacing w:after="40" w:before="40"/>
             </w:pPr>
             <w:r>
-              <w:t xml:space="preserve">Pendiente de modelo: el estado del apartado (vigente/completado/vencido/cancelado) no existe todavía como atributo de Layaway.</w:t>
-            </w:r>
-          </w:p>
-          <w:p>
-            <w:pPr>
-              <w:spacing w:after="40" w:before="40"/>
-            </w:pPr>
-            <w:r>
-              <w:t xml:space="preserve"/>
+              <w:rPr>
+                <w:rFonts w:ascii="Arial" w:hAnsi="Arial" w:eastAsia="Arial" w:cs="Arial"/>
+                <w:color w:val="000000"/>
+              </w:rPr>
+              <w:t>Resuelto: LAYAWAY.status NOT NULL con CHECK ('VIGENTE','COMPLETADO','VENCIDO','CANCELADO'); LAYAWAY_DETAIL guarda las variantes reservadas. El adelanto es el primer PAYMENT asociado al apartado.</w:t>
             </w:r>
           </w:p>
         </w:tc>
@@ -4637,6 +5397,10 @@
           </w:tcPr>
           <w:p>
             <w:r>
+              <w:rPr>
+                <w:rFonts w:ascii="Arial" w:hAnsi="Arial" w:eastAsia="Arial" w:cs="Arial"/>
+                <w:color w:val="000000"/>
+              </w:rPr>
               <w:t xml:space="preserve"/>
             </w:r>
           </w:p>
@@ -4665,8 +5429,10 @@
             </w:pPr>
             <w:r>
               <w:rPr>
-                <w:b/>
-                <w:bCs/>
+                <w:rFonts w:ascii="Arial" w:hAnsi="Arial" w:eastAsia="Arial" w:cs="Arial"/>
+                <w:b/>
+                <w:bCs/>
+                <w:color w:val="000000"/>
               </w:rPr>
               <w:t xml:space="preserve">Historia de Usuario</w:t>
             </w:r>
@@ -4698,12 +5464,18 @@
             </w:pPr>
             <w:r>
               <w:rPr>
-                <w:b/>
-                <w:bCs/>
+                <w:rFonts w:ascii="Arial" w:hAnsi="Arial" w:eastAsia="Arial" w:cs="Arial"/>
+                <w:b/>
+                <w:bCs/>
+                <w:color w:val="000000"/>
               </w:rPr>
               <w:t xml:space="preserve">Número:</w:t>
             </w:r>
             <w:r>
+              <w:rPr>
+                <w:rFonts w:ascii="Arial" w:hAnsi="Arial" w:eastAsia="Arial" w:cs="Arial"/>
+                <w:color w:val="000000"/>
+              </w:rPr>
               <w:t xml:space="preserve"> 10</w:t>
             </w:r>
           </w:p>
@@ -4732,12 +5504,18 @@
             </w:pPr>
             <w:r>
               <w:rPr>
-                <w:b/>
-                <w:bCs/>
+                <w:rFonts w:ascii="Arial" w:hAnsi="Arial" w:eastAsia="Arial" w:cs="Arial"/>
+                <w:b/>
+                <w:bCs/>
+                <w:color w:val="000000"/>
               </w:rPr>
               <w:t xml:space="preserve">Usuario:</w:t>
             </w:r>
             <w:r>
+              <w:rPr>
+                <w:rFonts w:ascii="Arial" w:hAnsi="Arial" w:eastAsia="Arial" w:cs="Arial"/>
+                <w:color w:val="000000"/>
+              </w:rPr>
               <w:t xml:space="preserve"> Empleado (Cajero)</w:t>
             </w:r>
           </w:p>
@@ -4768,12 +5546,18 @@
             </w:pPr>
             <w:r>
               <w:rPr>
-                <w:b/>
-                <w:bCs/>
+                <w:rFonts w:ascii="Arial" w:hAnsi="Arial" w:eastAsia="Arial" w:cs="Arial"/>
+                <w:b/>
+                <w:bCs/>
+                <w:color w:val="000000"/>
               </w:rPr>
               <w:t xml:space="preserve">Nombre historia:</w:t>
             </w:r>
             <w:r>
+              <w:rPr>
+                <w:rFonts w:ascii="Arial" w:hAnsi="Arial" w:eastAsia="Arial" w:cs="Arial"/>
+                <w:color w:val="000000"/>
+              </w:rPr>
               <w:t xml:space="preserve"> Abonos y cierre de apartado</w:t>
             </w:r>
           </w:p>
@@ -4804,8 +5588,10 @@
             </w:pPr>
             <w:r>
               <w:rPr>
-                <w:b/>
-                <w:bCs/>
+                <w:rFonts w:ascii="Arial" w:hAnsi="Arial" w:eastAsia="Arial" w:cs="Arial"/>
+                <w:b/>
+                <w:bCs/>
+                <w:color w:val="000000"/>
               </w:rPr>
               <w:t xml:space="preserve">Prioridad en negocio:</w:t>
             </w:r>
@@ -4815,6 +5601,10 @@
               <w:spacing w:after="40" w:before="40"/>
             </w:pPr>
             <w:r>
+              <w:rPr>
+                <w:rFonts w:ascii="Arial" w:hAnsi="Arial" w:eastAsia="Arial" w:cs="Arial"/>
+                <w:color w:val="000000"/>
+              </w:rPr>
               <w:t xml:space="preserve">Media</w:t>
             </w:r>
           </w:p>
@@ -4843,8 +5633,10 @@
             </w:pPr>
             <w:r>
               <w:rPr>
-                <w:b/>
-                <w:bCs/>
+                <w:rFonts w:ascii="Arial" w:hAnsi="Arial" w:eastAsia="Arial" w:cs="Arial"/>
+                <w:b/>
+                <w:bCs/>
+                <w:color w:val="000000"/>
               </w:rPr>
               <w:t xml:space="preserve">Riesgo en desarrollo:</w:t>
             </w:r>
@@ -4854,6 +5646,10 @@
               <w:spacing w:after="40" w:before="40"/>
             </w:pPr>
             <w:r>
+              <w:rPr>
+                <w:rFonts w:ascii="Arial" w:hAnsi="Arial" w:eastAsia="Arial" w:cs="Arial"/>
+                <w:color w:val="000000"/>
+              </w:rPr>
               <w:t xml:space="preserve">Alta</w:t>
             </w:r>
           </w:p>
@@ -4884,12 +5680,18 @@
             </w:pPr>
             <w:r>
               <w:rPr>
-                <w:b/>
-                <w:bCs/>
+                <w:rFonts w:ascii="Arial" w:hAnsi="Arial" w:eastAsia="Arial" w:cs="Arial"/>
+                <w:b/>
+                <w:bCs/>
+                <w:color w:val="000000"/>
               </w:rPr>
               <w:t xml:space="preserve">Puntos estimados:</w:t>
             </w:r>
             <w:r>
+              <w:rPr>
+                <w:rFonts w:ascii="Arial" w:hAnsi="Arial" w:eastAsia="Arial" w:cs="Arial"/>
+                <w:color w:val="000000"/>
+              </w:rPr>
               <w:t xml:space="preserve"> 8</w:t>
             </w:r>
           </w:p>
@@ -4918,12 +5720,18 @@
             </w:pPr>
             <w:r>
               <w:rPr>
-                <w:b/>
-                <w:bCs/>
+                <w:rFonts w:ascii="Arial" w:hAnsi="Arial" w:eastAsia="Arial" w:cs="Arial"/>
+                <w:b/>
+                <w:bCs/>
+                <w:color w:val="000000"/>
               </w:rPr>
               <w:t xml:space="preserve">Iteración asignada:</w:t>
             </w:r>
             <w:r>
+              <w:rPr>
+                <w:rFonts w:ascii="Arial" w:hAnsi="Arial" w:eastAsia="Arial" w:cs="Arial"/>
+                <w:color w:val="000000"/>
+              </w:rPr>
               <w:t xml:space="preserve"> 3</w:t>
             </w:r>
           </w:p>
@@ -4954,12 +5762,18 @@
             </w:pPr>
             <w:r>
               <w:rPr>
-                <w:b/>
-                <w:bCs/>
+                <w:rFonts w:ascii="Arial" w:hAnsi="Arial" w:eastAsia="Arial" w:cs="Arial"/>
+                <w:b/>
+                <w:bCs/>
+                <w:color w:val="000000"/>
               </w:rPr>
               <w:t xml:space="preserve">Programador responsable:</w:t>
             </w:r>
             <w:r>
+              <w:rPr>
+                <w:rFonts w:ascii="Arial" w:hAnsi="Arial" w:eastAsia="Arial" w:cs="Arial"/>
+                <w:color w:val="000000"/>
+              </w:rPr>
               <w:t xml:space="preserve"> Por asignar</w:t>
             </w:r>
           </w:p>
@@ -4990,8 +5804,10 @@
             </w:pPr>
             <w:r>
               <w:rPr>
-                <w:b/>
-                <w:bCs/>
+                <w:rFonts w:ascii="Arial" w:hAnsi="Arial" w:eastAsia="Arial" w:cs="Arial"/>
+                <w:b/>
+                <w:bCs/>
+                <w:color w:val="000000"/>
               </w:rPr>
               <w:t xml:space="preserve">Descripción:</w:t>
             </w:r>
@@ -5001,6 +5817,10 @@
               <w:spacing w:after="40" w:before="40"/>
             </w:pPr>
             <w:r>
+              <w:rPr>
+                <w:rFonts w:ascii="Arial" w:hAnsi="Arial" w:eastAsia="Arial" w:cs="Arial"/>
+                <w:color w:val="000000"/>
+              </w:rPr>
               <w:t xml:space="preserve">Como empleado con rol de cajero, quiero registrar abonos sucesivos y cerrar el apartado al completar el pago, para entregar la prenda al cliente y convertir el apartado en una venta formal.</w:t>
             </w:r>
           </w:p>
@@ -5009,6 +5829,10 @@
               <w:spacing w:after="40" w:before="40"/>
             </w:pPr>
             <w:r>
+              <w:rPr>
+                <w:rFonts w:ascii="Arial" w:hAnsi="Arial" w:eastAsia="Arial" w:cs="Arial"/>
+                <w:color w:val="000000"/>
+              </w:rPr>
               <w:t xml:space="preserve">Criterios de aceptación:</w:t>
             </w:r>
           </w:p>
@@ -5017,6 +5841,10 @@
               <w:spacing w:after="40" w:before="40"/>
             </w:pPr>
             <w:r>
+              <w:rPr>
+                <w:rFonts w:ascii="Arial" w:hAnsi="Arial" w:eastAsia="Arial" w:cs="Arial"/>
+                <w:color w:val="000000"/>
+              </w:rPr>
               <w:t xml:space="preserve">- Cada abono queda registrado con fecha, monto y método de pago.</w:t>
             </w:r>
           </w:p>
@@ -5025,6 +5853,10 @@
               <w:spacing w:after="40" w:before="40"/>
             </w:pPr>
             <w:r>
+              <w:rPr>
+                <w:rFonts w:ascii="Arial" w:hAnsi="Arial" w:eastAsia="Arial" w:cs="Arial"/>
+                <w:color w:val="000000"/>
+              </w:rPr>
               <w:t xml:space="preserve">- El apartado solo puede cerrarse cuando la suma de abonos iguala el precio total de las variantes reservadas.</w:t>
             </w:r>
           </w:p>
@@ -5033,6 +5865,10 @@
               <w:spacing w:after="40" w:before="40"/>
             </w:pPr>
             <w:r>
+              <w:rPr>
+                <w:rFonts w:ascii="Arial" w:hAnsi="Arial" w:eastAsia="Arial" w:cs="Arial"/>
+                <w:color w:val="000000"/>
+              </w:rPr>
               <w:t xml:space="preserve">- Al cerrarse, el apartado genera una venta asociada y la cantidad reservada pasa a estado vendido.</w:t>
             </w:r>
           </w:p>
@@ -5041,6 +5877,10 @@
               <w:spacing w:after="40" w:before="40"/>
             </w:pPr>
             <w:r>
+              <w:rPr>
+                <w:rFonts w:ascii="Arial" w:hAnsi="Arial" w:eastAsia="Arial" w:cs="Arial"/>
+                <w:color w:val="000000"/>
+              </w:rPr>
               <w:t xml:space="preserve">- Si el apartado vence o se cancela, la cantidad reservada retorna al stock disponible y el saldo abonado se resuelve según la política del almacén.</w:t>
             </w:r>
           </w:p>
@@ -5071,8 +5911,10 @@
             </w:pPr>
             <w:r>
               <w:rPr>
-                <w:b/>
-                <w:bCs/>
+                <w:rFonts w:ascii="Arial" w:hAnsi="Arial" w:eastAsia="Arial" w:cs="Arial"/>
+                <w:b/>
+                <w:bCs/>
+                <w:color w:val="000000"/>
               </w:rPr>
               <w:t xml:space="preserve">Observaciones:</w:t>
             </w:r>
@@ -5082,15 +5924,11 @@
               <w:spacing w:after="40" w:before="40"/>
             </w:pPr>
             <w:r>
-              <w:t xml:space="preserve">Depende de la misma entidad Payment señalada en HU-08: sin ella no hay dónde registrar abonos sucesivos (Layaway solo tiene un campo deposit_amount).</w:t>
-            </w:r>
-          </w:p>
-          <w:p>
-            <w:pPr>
-              <w:spacing w:after="40" w:before="40"/>
-            </w:pPr>
-            <w:r>
-              <w:t xml:space="preserve"/>
+              <w:rPr>
+                <w:rFonts w:ascii="Arial" w:hAnsi="Arial" w:eastAsia="Arial" w:cs="Arial"/>
+                <w:color w:val="000000"/>
+              </w:rPr>
+              <w:t>Resuelto con PAYMENT (abonos sucesivos del apartado). Al cerrarse, el apartado genera una venta: SALE.LAYAWAY_layaway_id es UNIQUE (relación 1:1 opcional LAYAWAY–SALE).</w:t>
             </w:r>
           </w:p>
         </w:tc>
@@ -5138,6 +5976,10 @@
           </w:tcPr>
           <w:p>
             <w:r>
+              <w:rPr>
+                <w:rFonts w:ascii="Arial" w:hAnsi="Arial" w:eastAsia="Arial" w:cs="Arial"/>
+                <w:color w:val="000000"/>
+              </w:rPr>
               <w:t xml:space="preserve"/>
             </w:r>
           </w:p>
@@ -5166,8 +6008,10 @@
             </w:pPr>
             <w:r>
               <w:rPr>
-                <w:b/>
-                <w:bCs/>
+                <w:rFonts w:ascii="Arial" w:hAnsi="Arial" w:eastAsia="Arial" w:cs="Arial"/>
+                <w:b/>
+                <w:bCs/>
+                <w:color w:val="000000"/>
               </w:rPr>
               <w:t xml:space="preserve">Historia de Usuario</w:t>
             </w:r>
@@ -5199,12 +6043,18 @@
             </w:pPr>
             <w:r>
               <w:rPr>
-                <w:b/>
-                <w:bCs/>
+                <w:rFonts w:ascii="Arial" w:hAnsi="Arial" w:eastAsia="Arial" w:cs="Arial"/>
+                <w:b/>
+                <w:bCs/>
+                <w:color w:val="000000"/>
               </w:rPr>
               <w:t xml:space="preserve">Número:</w:t>
             </w:r>
             <w:r>
+              <w:rPr>
+                <w:rFonts w:ascii="Arial" w:hAnsi="Arial" w:eastAsia="Arial" w:cs="Arial"/>
+                <w:color w:val="000000"/>
+              </w:rPr>
               <w:t xml:space="preserve"> 11</w:t>
             </w:r>
           </w:p>
@@ -5233,12 +6083,18 @@
             </w:pPr>
             <w:r>
               <w:rPr>
-                <w:b/>
-                <w:bCs/>
+                <w:rFonts w:ascii="Arial" w:hAnsi="Arial" w:eastAsia="Arial" w:cs="Arial"/>
+                <w:b/>
+                <w:bCs/>
+                <w:color w:val="000000"/>
               </w:rPr>
               <w:t xml:space="preserve">Usuario:</w:t>
             </w:r>
             <w:r>
+              <w:rPr>
+                <w:rFonts w:ascii="Arial" w:hAnsi="Arial" w:eastAsia="Arial" w:cs="Arial"/>
+                <w:color w:val="000000"/>
+              </w:rPr>
               <w:t xml:space="preserve"> Empleado (Cajero)</w:t>
             </w:r>
           </w:p>
@@ -5269,12 +6125,18 @@
             </w:pPr>
             <w:r>
               <w:rPr>
-                <w:b/>
-                <w:bCs/>
+                <w:rFonts w:ascii="Arial" w:hAnsi="Arial" w:eastAsia="Arial" w:cs="Arial"/>
+                <w:b/>
+                <w:bCs/>
+                <w:color w:val="000000"/>
               </w:rPr>
               <w:t xml:space="preserve">Nombre historia:</w:t>
             </w:r>
             <w:r>
+              <w:rPr>
+                <w:rFonts w:ascii="Arial" w:hAnsi="Arial" w:eastAsia="Arial" w:cs="Arial"/>
+                <w:color w:val="000000"/>
+              </w:rPr>
               <w:t xml:space="preserve"> Registro y seguimiento de encargos</w:t>
             </w:r>
           </w:p>
@@ -5305,8 +6167,10 @@
             </w:pPr>
             <w:r>
               <w:rPr>
-                <w:b/>
-                <w:bCs/>
+                <w:rFonts w:ascii="Arial" w:hAnsi="Arial" w:eastAsia="Arial" w:cs="Arial"/>
+                <w:b/>
+                <w:bCs/>
+                <w:color w:val="000000"/>
               </w:rPr>
               <w:t xml:space="preserve">Prioridad en negocio:</w:t>
             </w:r>
@@ -5316,6 +6180,10 @@
               <w:spacing w:after="40" w:before="40"/>
             </w:pPr>
             <w:r>
+              <w:rPr>
+                <w:rFonts w:ascii="Arial" w:hAnsi="Arial" w:eastAsia="Arial" w:cs="Arial"/>
+                <w:color w:val="000000"/>
+              </w:rPr>
               <w:t xml:space="preserve">Baja</w:t>
             </w:r>
           </w:p>
@@ -5344,8 +6212,10 @@
             </w:pPr>
             <w:r>
               <w:rPr>
-                <w:b/>
-                <w:bCs/>
+                <w:rFonts w:ascii="Arial" w:hAnsi="Arial" w:eastAsia="Arial" w:cs="Arial"/>
+                <w:b/>
+                <w:bCs/>
+                <w:color w:val="000000"/>
               </w:rPr>
               <w:t xml:space="preserve">Riesgo en desarrollo:</w:t>
             </w:r>
@@ -5355,6 +6225,10 @@
               <w:spacing w:after="40" w:before="40"/>
             </w:pPr>
             <w:r>
+              <w:rPr>
+                <w:rFonts w:ascii="Arial" w:hAnsi="Arial" w:eastAsia="Arial" w:cs="Arial"/>
+                <w:color w:val="000000"/>
+              </w:rPr>
               <w:t xml:space="preserve">Media</w:t>
             </w:r>
           </w:p>
@@ -5385,12 +6259,18 @@
             </w:pPr>
             <w:r>
               <w:rPr>
-                <w:b/>
-                <w:bCs/>
+                <w:rFonts w:ascii="Arial" w:hAnsi="Arial" w:eastAsia="Arial" w:cs="Arial"/>
+                <w:b/>
+                <w:bCs/>
+                <w:color w:val="000000"/>
               </w:rPr>
               <w:t xml:space="preserve">Puntos estimados:</w:t>
             </w:r>
             <w:r>
+              <w:rPr>
+                <w:rFonts w:ascii="Arial" w:hAnsi="Arial" w:eastAsia="Arial" w:cs="Arial"/>
+                <w:color w:val="000000"/>
+              </w:rPr>
               <w:t xml:space="preserve"> 5</w:t>
             </w:r>
           </w:p>
@@ -5419,12 +6299,18 @@
             </w:pPr>
             <w:r>
               <w:rPr>
-                <w:b/>
-                <w:bCs/>
+                <w:rFonts w:ascii="Arial" w:hAnsi="Arial" w:eastAsia="Arial" w:cs="Arial"/>
+                <w:b/>
+                <w:bCs/>
+                <w:color w:val="000000"/>
               </w:rPr>
               <w:t xml:space="preserve">Iteración asignada:</w:t>
             </w:r>
             <w:r>
+              <w:rPr>
+                <w:rFonts w:ascii="Arial" w:hAnsi="Arial" w:eastAsia="Arial" w:cs="Arial"/>
+                <w:color w:val="000000"/>
+              </w:rPr>
               <w:t xml:space="preserve"> 3</w:t>
             </w:r>
           </w:p>
@@ -5455,12 +6341,18 @@
             </w:pPr>
             <w:r>
               <w:rPr>
-                <w:b/>
-                <w:bCs/>
+                <w:rFonts w:ascii="Arial" w:hAnsi="Arial" w:eastAsia="Arial" w:cs="Arial"/>
+                <w:b/>
+                <w:bCs/>
+                <w:color w:val="000000"/>
               </w:rPr>
               <w:t xml:space="preserve">Programador responsable:</w:t>
             </w:r>
             <w:r>
+              <w:rPr>
+                <w:rFonts w:ascii="Arial" w:hAnsi="Arial" w:eastAsia="Arial" w:cs="Arial"/>
+                <w:color w:val="000000"/>
+              </w:rPr>
               <w:t xml:space="preserve"> Por asignar</w:t>
             </w:r>
           </w:p>
@@ -5491,8 +6383,10 @@
             </w:pPr>
             <w:r>
               <w:rPr>
-                <w:b/>
-                <w:bCs/>
+                <w:rFonts w:ascii="Arial" w:hAnsi="Arial" w:eastAsia="Arial" w:cs="Arial"/>
+                <w:b/>
+                <w:bCs/>
+                <w:color w:val="000000"/>
               </w:rPr>
               <w:t xml:space="preserve">Descripción:</w:t>
             </w:r>
@@ -5502,6 +6396,10 @@
               <w:spacing w:after="40" w:before="40"/>
             </w:pPr>
             <w:r>
+              <w:rPr>
+                <w:rFonts w:ascii="Arial" w:hAnsi="Arial" w:eastAsia="Arial" w:cs="Arial"/>
+                <w:color w:val="000000"/>
+              </w:rPr>
               <w:t xml:space="preserve">Como empleado con rol de cajero, quiero registrar el encargo de una prenda no disponible en el local, con su adelanto y ciudad de origen, para hacer seguimiento hasta que la prenda sea conseguida y entregada al cliente.</w:t>
             </w:r>
           </w:p>
@@ -5510,6 +6408,10 @@
               <w:spacing w:after="40" w:before="40"/>
             </w:pPr>
             <w:r>
+              <w:rPr>
+                <w:rFonts w:ascii="Arial" w:hAnsi="Arial" w:eastAsia="Arial" w:cs="Arial"/>
+                <w:color w:val="000000"/>
+              </w:rPr>
               <w:t xml:space="preserve">Criterios de aceptación:</w:t>
             </w:r>
           </w:p>
@@ -5518,6 +6420,10 @@
               <w:spacing w:after="40" w:before="40"/>
             </w:pPr>
             <w:r>
+              <w:rPr>
+                <w:rFonts w:ascii="Arial" w:hAnsi="Arial" w:eastAsia="Arial" w:cs="Arial"/>
+                <w:color w:val="000000"/>
+              </w:rPr>
               <w:t xml:space="preserve">- El encargo exige cliente, descripción de la prenda solicitada, ciudad de origen y adelanto pagado.</w:t>
             </w:r>
           </w:p>
@@ -5526,6 +6432,10 @@
               <w:spacing w:after="40" w:before="40"/>
             </w:pPr>
             <w:r>
+              <w:rPr>
+                <w:rFonts w:ascii="Arial" w:hAnsi="Arial" w:eastAsia="Arial" w:cs="Arial"/>
+                <w:color w:val="000000"/>
+              </w:rPr>
               <w:t xml:space="preserve">- El encargo tiene un estado que evoluciona: solicitado, en gestión, recibido, entregado o cancelado.</w:t>
             </w:r>
           </w:p>
@@ -5534,6 +6444,10 @@
               <w:spacing w:after="40" w:before="40"/>
             </w:pPr>
             <w:r>
+              <w:rPr>
+                <w:rFonts w:ascii="Arial" w:hAnsi="Arial" w:eastAsia="Arial" w:cs="Arial"/>
+                <w:color w:val="000000"/>
+              </w:rPr>
               <w:t xml:space="preserve">- Cuando el encargo se recibe, su ingreso a inventario se registra como un lote asociado al proveedor correspondiente.</w:t>
             </w:r>
           </w:p>
@@ -5542,6 +6456,10 @@
               <w:spacing w:after="40" w:before="40"/>
             </w:pPr>
             <w:r>
+              <w:rPr>
+                <w:rFonts w:ascii="Arial" w:hAnsi="Arial" w:eastAsia="Arial" w:cs="Arial"/>
+                <w:color w:val="000000"/>
+              </w:rPr>
               <w:t xml:space="preserve">- El sistema permite listar los encargos pendientes por cliente y por antigüedad.</w:t>
             </w:r>
           </w:p>
@@ -5572,8 +6490,10 @@
             </w:pPr>
             <w:r>
               <w:rPr>
-                <w:b/>
-                <w:bCs/>
+                <w:rFonts w:ascii="Arial" w:hAnsi="Arial" w:eastAsia="Arial" w:cs="Arial"/>
+                <w:b/>
+                <w:bCs/>
+                <w:color w:val="000000"/>
               </w:rPr>
               <w:t xml:space="preserve">Observaciones:</w:t>
             </w:r>
@@ -5583,15 +6503,11 @@
               <w:spacing w:after="40" w:before="40"/>
             </w:pPr>
             <w:r>
-              <w:t xml:space="preserve">Pendiente de modelo: SpecialOrder no tiene todavía un atributo de estado con ese dominio (actualmente 'status' es opcional y sin valores definidos).</w:t>
-            </w:r>
-          </w:p>
-          <w:p>
-            <w:pPr>
-              <w:spacing w:after="40" w:before="40"/>
-            </w:pPr>
-            <w:r>
-              <w:t xml:space="preserve"/>
+              <w:rPr>
+                <w:rFonts w:ascii="Arial" w:hAnsi="Arial" w:eastAsia="Arial" w:cs="Arial"/>
+                <w:color w:val="000000"/>
+              </w:rPr>
+              <w:t>Resuelto: SPECIAL_ORDER.status NOT NULL con CHECK ('SOLICITADO','EN_GESTION','RECIBIDO','ENTREGADO','CANCELADO'); deposit_amount &gt; 0; origin_city y EMPLOYEE_id obligatorios.</w:t>
             </w:r>
           </w:p>
         </w:tc>
@@ -5639,6 +6555,10 @@
           </w:tcPr>
           <w:p>
             <w:r>
+              <w:rPr>
+                <w:rFonts w:ascii="Arial" w:hAnsi="Arial" w:eastAsia="Arial" w:cs="Arial"/>
+                <w:color w:val="000000"/>
+              </w:rPr>
               <w:t xml:space="preserve"/>
             </w:r>
           </w:p>
@@ -5667,8 +6587,10 @@
             </w:pPr>
             <w:r>
               <w:rPr>
-                <w:b/>
-                <w:bCs/>
+                <w:rFonts w:ascii="Arial" w:hAnsi="Arial" w:eastAsia="Arial" w:cs="Arial"/>
+                <w:b/>
+                <w:bCs/>
+                <w:color w:val="000000"/>
               </w:rPr>
               <w:t xml:space="preserve">Historia de Usuario</w:t>
             </w:r>
@@ -5700,12 +6622,18 @@
             </w:pPr>
             <w:r>
               <w:rPr>
-                <w:b/>
-                <w:bCs/>
+                <w:rFonts w:ascii="Arial" w:hAnsi="Arial" w:eastAsia="Arial" w:cs="Arial"/>
+                <w:b/>
+                <w:bCs/>
+                <w:color w:val="000000"/>
               </w:rPr>
               <w:t xml:space="preserve">Número:</w:t>
             </w:r>
             <w:r>
+              <w:rPr>
+                <w:rFonts w:ascii="Arial" w:hAnsi="Arial" w:eastAsia="Arial" w:cs="Arial"/>
+                <w:color w:val="000000"/>
+              </w:rPr>
               <w:t xml:space="preserve"> 12</w:t>
             </w:r>
           </w:p>
@@ -5734,12 +6662,18 @@
             </w:pPr>
             <w:r>
               <w:rPr>
-                <w:b/>
-                <w:bCs/>
+                <w:rFonts w:ascii="Arial" w:hAnsi="Arial" w:eastAsia="Arial" w:cs="Arial"/>
+                <w:b/>
+                <w:bCs/>
+                <w:color w:val="000000"/>
               </w:rPr>
               <w:t xml:space="preserve">Usuario:</w:t>
             </w:r>
             <w:r>
+              <w:rPr>
+                <w:rFonts w:ascii="Arial" w:hAnsi="Arial" w:eastAsia="Arial" w:cs="Arial"/>
+                <w:color w:val="000000"/>
+              </w:rPr>
               <w:t xml:space="preserve"> Empleado (Cajero)</w:t>
             </w:r>
           </w:p>
@@ -5770,12 +6704,18 @@
             </w:pPr>
             <w:r>
               <w:rPr>
-                <w:b/>
-                <w:bCs/>
+                <w:rFonts w:ascii="Arial" w:hAnsi="Arial" w:eastAsia="Arial" w:cs="Arial"/>
+                <w:b/>
+                <w:bCs/>
+                <w:color w:val="000000"/>
               </w:rPr>
               <w:t xml:space="preserve">Nombre historia:</w:t>
             </w:r>
             <w:r>
+              <w:rPr>
+                <w:rFonts w:ascii="Arial" w:hAnsi="Arial" w:eastAsia="Arial" w:cs="Arial"/>
+                <w:color w:val="000000"/>
+              </w:rPr>
               <w:t xml:space="preserve"> Devolución con crédito de tienda o cambio</w:t>
             </w:r>
           </w:p>
@@ -5806,8 +6746,10 @@
             </w:pPr>
             <w:r>
               <w:rPr>
-                <w:b/>
-                <w:bCs/>
+                <w:rFonts w:ascii="Arial" w:hAnsi="Arial" w:eastAsia="Arial" w:cs="Arial"/>
+                <w:b/>
+                <w:bCs/>
+                <w:color w:val="000000"/>
               </w:rPr>
               <w:t xml:space="preserve">Prioridad en negocio:</w:t>
             </w:r>
@@ -5817,6 +6759,10 @@
               <w:spacing w:after="40" w:before="40"/>
             </w:pPr>
             <w:r>
+              <w:rPr>
+                <w:rFonts w:ascii="Arial" w:hAnsi="Arial" w:eastAsia="Arial" w:cs="Arial"/>
+                <w:color w:val="000000"/>
+              </w:rPr>
               <w:t xml:space="preserve">Media</w:t>
             </w:r>
           </w:p>
@@ -5845,8 +6791,10 @@
             </w:pPr>
             <w:r>
               <w:rPr>
-                <w:b/>
-                <w:bCs/>
+                <w:rFonts w:ascii="Arial" w:hAnsi="Arial" w:eastAsia="Arial" w:cs="Arial"/>
+                <w:b/>
+                <w:bCs/>
+                <w:color w:val="000000"/>
               </w:rPr>
               <w:t xml:space="preserve">Riesgo en desarrollo:</w:t>
             </w:r>
@@ -5856,6 +6804,10 @@
               <w:spacing w:after="40" w:before="40"/>
             </w:pPr>
             <w:r>
+              <w:rPr>
+                <w:rFonts w:ascii="Arial" w:hAnsi="Arial" w:eastAsia="Arial" w:cs="Arial"/>
+                <w:color w:val="000000"/>
+              </w:rPr>
               <w:t xml:space="preserve">Media</w:t>
             </w:r>
           </w:p>
@@ -5886,12 +6838,18 @@
             </w:pPr>
             <w:r>
               <w:rPr>
-                <w:b/>
-                <w:bCs/>
+                <w:rFonts w:ascii="Arial" w:hAnsi="Arial" w:eastAsia="Arial" w:cs="Arial"/>
+                <w:b/>
+                <w:bCs/>
+                <w:color w:val="000000"/>
               </w:rPr>
               <w:t xml:space="preserve">Puntos estimados:</w:t>
             </w:r>
             <w:r>
+              <w:rPr>
+                <w:rFonts w:ascii="Arial" w:hAnsi="Arial" w:eastAsia="Arial" w:cs="Arial"/>
+                <w:color w:val="000000"/>
+              </w:rPr>
               <w:t xml:space="preserve"> 5</w:t>
             </w:r>
           </w:p>
@@ -5920,12 +6878,18 @@
             </w:pPr>
             <w:r>
               <w:rPr>
-                <w:b/>
-                <w:bCs/>
+                <w:rFonts w:ascii="Arial" w:hAnsi="Arial" w:eastAsia="Arial" w:cs="Arial"/>
+                <w:b/>
+                <w:bCs/>
+                <w:color w:val="000000"/>
               </w:rPr>
               <w:t xml:space="preserve">Iteración asignada:</w:t>
             </w:r>
             <w:r>
+              <w:rPr>
+                <w:rFonts w:ascii="Arial" w:hAnsi="Arial" w:eastAsia="Arial" w:cs="Arial"/>
+                <w:color w:val="000000"/>
+              </w:rPr>
               <w:t xml:space="preserve"> 3</w:t>
             </w:r>
           </w:p>
@@ -5956,12 +6920,18 @@
             </w:pPr>
             <w:r>
               <w:rPr>
-                <w:b/>
-                <w:bCs/>
+                <w:rFonts w:ascii="Arial" w:hAnsi="Arial" w:eastAsia="Arial" w:cs="Arial"/>
+                <w:b/>
+                <w:bCs/>
+                <w:color w:val="000000"/>
               </w:rPr>
               <w:t xml:space="preserve">Programador responsable:</w:t>
             </w:r>
             <w:r>
+              <w:rPr>
+                <w:rFonts w:ascii="Arial" w:hAnsi="Arial" w:eastAsia="Arial" w:cs="Arial"/>
+                <w:color w:val="000000"/>
+              </w:rPr>
               <w:t xml:space="preserve"> Por asignar</w:t>
             </w:r>
           </w:p>
@@ -5992,8 +6962,10 @@
             </w:pPr>
             <w:r>
               <w:rPr>
-                <w:b/>
-                <w:bCs/>
+                <w:rFonts w:ascii="Arial" w:hAnsi="Arial" w:eastAsia="Arial" w:cs="Arial"/>
+                <w:b/>
+                <w:bCs/>
+                <w:color w:val="000000"/>
               </w:rPr>
               <w:t xml:space="preserve">Descripción:</w:t>
             </w:r>
@@ -6003,6 +6975,10 @@
               <w:spacing w:after="40" w:before="40"/>
             </w:pPr>
             <w:r>
+              <w:rPr>
+                <w:rFonts w:ascii="Arial" w:hAnsi="Arial" w:eastAsia="Arial" w:cs="Arial"/>
+                <w:color w:val="000000"/>
+              </w:rPr>
               <w:t xml:space="preserve">Como empleado con rol de cajero, quiero registrar la devolución de una prenda resolviéndola con crédito de tienda o con un cambio, para cumplir la política del almacén de no entregar reembolsos en efectivo.</w:t>
             </w:r>
           </w:p>
@@ -6011,6 +6987,10 @@
               <w:spacing w:after="40" w:before="40"/>
             </w:pPr>
             <w:r>
+              <w:rPr>
+                <w:rFonts w:ascii="Arial" w:hAnsi="Arial" w:eastAsia="Arial" w:cs="Arial"/>
+                <w:color w:val="000000"/>
+              </w:rPr>
               <w:t xml:space="preserve">Criterios de aceptación:</w:t>
             </w:r>
           </w:p>
@@ -6019,6 +6999,10 @@
               <w:spacing w:after="40" w:before="40"/>
             </w:pPr>
             <w:r>
+              <w:rPr>
+                <w:rFonts w:ascii="Arial" w:hAnsi="Arial" w:eastAsia="Arial" w:cs="Arial"/>
+                <w:color w:val="000000"/>
+              </w:rPr>
               <w:t xml:space="preserve">- Toda devolución referencia obligatoriamente la venta original (RN de trazabilidad).</w:t>
             </w:r>
           </w:p>
@@ -6027,6 +7011,10 @@
               <w:spacing w:after="40" w:before="40"/>
             </w:pPr>
             <w:r>
+              <w:rPr>
+                <w:rFonts w:ascii="Arial" w:hAnsi="Arial" w:eastAsia="Arial" w:cs="Arial"/>
+                <w:color w:val="000000"/>
+              </w:rPr>
               <w:t xml:space="preserve">- El sistema no permite registrar un reembolso en efectivo como tipo de resolución.</w:t>
             </w:r>
           </w:p>
@@ -6035,6 +7023,10 @@
               <w:spacing w:after="40" w:before="40"/>
             </w:pPr>
             <w:r>
+              <w:rPr>
+                <w:rFonts w:ascii="Arial" w:hAnsi="Arial" w:eastAsia="Arial" w:cs="Arial"/>
+                <w:color w:val="000000"/>
+              </w:rPr>
               <w:t xml:space="preserve">- Si la resolución es crédito, se genera un movimiento de crédito a favor del cliente por el precio de la prenda devuelta.</w:t>
             </w:r>
           </w:p>
@@ -6043,6 +7035,10 @@
               <w:spacing w:after="40" w:before="40"/>
             </w:pPr>
             <w:r>
+              <w:rPr>
+                <w:rFonts w:ascii="Arial" w:hAnsi="Arial" w:eastAsia="Arial" w:cs="Arial"/>
+                <w:color w:val="000000"/>
+              </w:rPr>
               <w:t xml:space="preserve">- Si la resolución es cambio por una prenda de mayor precio, el sistema exige el registro del pago de la diferencia; si es de menor precio, la diferencia se acredita al cliente.</w:t>
             </w:r>
           </w:p>
@@ -6073,8 +7069,10 @@
             </w:pPr>
             <w:r>
               <w:rPr>
-                <w:b/>
-                <w:bCs/>
+                <w:rFonts w:ascii="Arial" w:hAnsi="Arial" w:eastAsia="Arial" w:cs="Arial"/>
+                <w:b/>
+                <w:bCs/>
+                <w:color w:val="000000"/>
               </w:rPr>
               <w:t xml:space="preserve">Observaciones:</w:t>
             </w:r>
@@ -6084,15 +7082,23 @@
               <w:spacing w:after="40" w:before="40"/>
             </w:pPr>
             <w:r>
-              <w:t xml:space="preserve">Depende de que StoreCredit se convierta en un historial de movimientos (ver HU-13) para poder registrar cada devolución como un movimiento independiente.</w:t>
-            </w:r>
-          </w:p>
-          <w:p>
-            <w:pPr>
-              <w:spacing w:after="40" w:before="40"/>
-            </w:pPr>
-            <w:r>
-              <w:t xml:space="preserve"/>
+              <w:rPr>
+                <w:rFonts w:ascii="Arial" w:hAnsi="Arial" w:eastAsia="Arial" w:cs="Arial"/>
+                <w:color w:val="000000"/>
+              </w:rPr>
+              <w:t>Resuelto: RETURN.resolution_type con CHECK ('CREDITO','CAMBIO') — el efectivo no es un valor permitido; RETURN_DETAIL registra las variantes devueltas.</w:t>
+            </w:r>
+          </w:p>
+          <w:p>
+            <w:pPr>
+              <w:spacing w:after="40" w:before="40"/>
+            </w:pPr>
+            <w:r>
+              <w:rPr>
+                <w:rFonts w:ascii="Arial" w:hAnsi="Arial" w:eastAsia="Arial" w:cs="Arial"/>
+                <w:color w:val="000000"/>
+              </w:rPr>
+              <w:t>Si la resolución es crédito se genera un STORE_CREDIT_MOVEMENT tipo 'ABONO' ligado a la devolución (RETURN_return_id UNIQUE: una devolución genera como máximo un movimiento).</w:t>
             </w:r>
           </w:p>
         </w:tc>
@@ -6140,6 +7146,10 @@
           </w:tcPr>
           <w:p>
             <w:r>
+              <w:rPr>
+                <w:rFonts w:ascii="Arial" w:hAnsi="Arial" w:eastAsia="Arial" w:cs="Arial"/>
+                <w:color w:val="000000"/>
+              </w:rPr>
               <w:t xml:space="preserve"/>
             </w:r>
           </w:p>
@@ -6168,8 +7178,10 @@
             </w:pPr>
             <w:r>
               <w:rPr>
-                <w:b/>
-                <w:bCs/>
+                <w:rFonts w:ascii="Arial" w:hAnsi="Arial" w:eastAsia="Arial" w:cs="Arial"/>
+                <w:b/>
+                <w:bCs/>
+                <w:color w:val="000000"/>
               </w:rPr>
               <w:t xml:space="preserve">Historia de Usuario</w:t>
             </w:r>
@@ -6201,12 +7213,18 @@
             </w:pPr>
             <w:r>
               <w:rPr>
-                <w:b/>
-                <w:bCs/>
+                <w:rFonts w:ascii="Arial" w:hAnsi="Arial" w:eastAsia="Arial" w:cs="Arial"/>
+                <w:b/>
+                <w:bCs/>
+                <w:color w:val="000000"/>
               </w:rPr>
               <w:t xml:space="preserve">Número:</w:t>
             </w:r>
             <w:r>
+              <w:rPr>
+                <w:rFonts w:ascii="Arial" w:hAnsi="Arial" w:eastAsia="Arial" w:cs="Arial"/>
+                <w:color w:val="000000"/>
+              </w:rPr>
               <w:t xml:space="preserve"> 13</w:t>
             </w:r>
           </w:p>
@@ -6235,12 +7253,18 @@
             </w:pPr>
             <w:r>
               <w:rPr>
-                <w:b/>
-                <w:bCs/>
+                <w:rFonts w:ascii="Arial" w:hAnsi="Arial" w:eastAsia="Arial" w:cs="Arial"/>
+                <w:b/>
+                <w:bCs/>
+                <w:color w:val="000000"/>
               </w:rPr>
               <w:t xml:space="preserve">Usuario:</w:t>
             </w:r>
             <w:r>
+              <w:rPr>
+                <w:rFonts w:ascii="Arial" w:hAnsi="Arial" w:eastAsia="Arial" w:cs="Arial"/>
+                <w:color w:val="000000"/>
+              </w:rPr>
               <w:t xml:space="preserve"> Empleado (Cajero)</w:t>
             </w:r>
           </w:p>
@@ -6271,12 +7295,18 @@
             </w:pPr>
             <w:r>
               <w:rPr>
-                <w:b/>
-                <w:bCs/>
+                <w:rFonts w:ascii="Arial" w:hAnsi="Arial" w:eastAsia="Arial" w:cs="Arial"/>
+                <w:b/>
+                <w:bCs/>
+                <w:color w:val="000000"/>
               </w:rPr>
               <w:t xml:space="preserve">Nombre historia:</w:t>
             </w:r>
             <w:r>
+              <w:rPr>
+                <w:rFonts w:ascii="Arial" w:hAnsi="Arial" w:eastAsia="Arial" w:cs="Arial"/>
+                <w:color w:val="000000"/>
+              </w:rPr>
               <w:t xml:space="preserve"> Consulta y redención de crédito de tienda</w:t>
             </w:r>
           </w:p>
@@ -6307,8 +7337,10 @@
             </w:pPr>
             <w:r>
               <w:rPr>
-                <w:b/>
-                <w:bCs/>
+                <w:rFonts w:ascii="Arial" w:hAnsi="Arial" w:eastAsia="Arial" w:cs="Arial"/>
+                <w:b/>
+                <w:bCs/>
+                <w:color w:val="000000"/>
               </w:rPr>
               <w:t xml:space="preserve">Prioridad en negocio:</w:t>
             </w:r>
@@ -6318,6 +7350,10 @@
               <w:spacing w:after="40" w:before="40"/>
             </w:pPr>
             <w:r>
+              <w:rPr>
+                <w:rFonts w:ascii="Arial" w:hAnsi="Arial" w:eastAsia="Arial" w:cs="Arial"/>
+                <w:color w:val="000000"/>
+              </w:rPr>
               <w:t xml:space="preserve">Baja</w:t>
             </w:r>
           </w:p>
@@ -6346,8 +7382,10 @@
             </w:pPr>
             <w:r>
               <w:rPr>
-                <w:b/>
-                <w:bCs/>
+                <w:rFonts w:ascii="Arial" w:hAnsi="Arial" w:eastAsia="Arial" w:cs="Arial"/>
+                <w:b/>
+                <w:bCs/>
+                <w:color w:val="000000"/>
               </w:rPr>
               <w:t xml:space="preserve">Riesgo en desarrollo:</w:t>
             </w:r>
@@ -6357,6 +7395,10 @@
               <w:spacing w:after="40" w:before="40"/>
             </w:pPr>
             <w:r>
+              <w:rPr>
+                <w:rFonts w:ascii="Arial" w:hAnsi="Arial" w:eastAsia="Arial" w:cs="Arial"/>
+                <w:color w:val="000000"/>
+              </w:rPr>
               <w:t xml:space="preserve">Alta</w:t>
             </w:r>
           </w:p>
@@ -6387,12 +7429,18 @@
             </w:pPr>
             <w:r>
               <w:rPr>
-                <w:b/>
-                <w:bCs/>
+                <w:rFonts w:ascii="Arial" w:hAnsi="Arial" w:eastAsia="Arial" w:cs="Arial"/>
+                <w:b/>
+                <w:bCs/>
+                <w:color w:val="000000"/>
               </w:rPr>
               <w:t xml:space="preserve">Puntos estimados:</w:t>
             </w:r>
             <w:r>
+              <w:rPr>
+                <w:rFonts w:ascii="Arial" w:hAnsi="Arial" w:eastAsia="Arial" w:cs="Arial"/>
+                <w:color w:val="000000"/>
+              </w:rPr>
               <w:t xml:space="preserve"> 8</w:t>
             </w:r>
           </w:p>
@@ -6421,12 +7469,18 @@
             </w:pPr>
             <w:r>
               <w:rPr>
-                <w:b/>
-                <w:bCs/>
+                <w:rFonts w:ascii="Arial" w:hAnsi="Arial" w:eastAsia="Arial" w:cs="Arial"/>
+                <w:b/>
+                <w:bCs/>
+                <w:color w:val="000000"/>
               </w:rPr>
               <w:t xml:space="preserve">Iteración asignada:</w:t>
             </w:r>
             <w:r>
+              <w:rPr>
+                <w:rFonts w:ascii="Arial" w:hAnsi="Arial" w:eastAsia="Arial" w:cs="Arial"/>
+                <w:color w:val="000000"/>
+              </w:rPr>
               <w:t xml:space="preserve"> 3</w:t>
             </w:r>
           </w:p>
@@ -6457,12 +7511,18 @@
             </w:pPr>
             <w:r>
               <w:rPr>
-                <w:b/>
-                <w:bCs/>
+                <w:rFonts w:ascii="Arial" w:hAnsi="Arial" w:eastAsia="Arial" w:cs="Arial"/>
+                <w:b/>
+                <w:bCs/>
+                <w:color w:val="000000"/>
               </w:rPr>
               <w:t xml:space="preserve">Programador responsable:</w:t>
             </w:r>
             <w:r>
+              <w:rPr>
+                <w:rFonts w:ascii="Arial" w:hAnsi="Arial" w:eastAsia="Arial" w:cs="Arial"/>
+                <w:color w:val="000000"/>
+              </w:rPr>
               <w:t xml:space="preserve"> Por asignar</w:t>
             </w:r>
           </w:p>
@@ -6493,8 +7553,10 @@
             </w:pPr>
             <w:r>
               <w:rPr>
-                <w:b/>
-                <w:bCs/>
+                <w:rFonts w:ascii="Arial" w:hAnsi="Arial" w:eastAsia="Arial" w:cs="Arial"/>
+                <w:b/>
+                <w:bCs/>
+                <w:color w:val="000000"/>
               </w:rPr>
               <w:t xml:space="preserve">Descripción:</w:t>
             </w:r>
@@ -6504,6 +7566,10 @@
               <w:spacing w:after="40" w:before="40"/>
             </w:pPr>
             <w:r>
+              <w:rPr>
+                <w:rFonts w:ascii="Arial" w:hAnsi="Arial" w:eastAsia="Arial" w:cs="Arial"/>
+                <w:color w:val="000000"/>
+              </w:rPr>
               <w:t xml:space="preserve">Como empleado con rol de cajero, quiero consultar el saldo de crédito de un cliente y aplicarlo como pago en una nueva compra, para que el cliente pueda usar el valor de sus devoluciones anteriores.</w:t>
             </w:r>
           </w:p>
@@ -6512,6 +7578,10 @@
               <w:spacing w:after="40" w:before="40"/>
             </w:pPr>
             <w:r>
+              <w:rPr>
+                <w:rFonts w:ascii="Arial" w:hAnsi="Arial" w:eastAsia="Arial" w:cs="Arial"/>
+                <w:color w:val="000000"/>
+              </w:rPr>
               <w:t xml:space="preserve">Criterios de aceptación:</w:t>
             </w:r>
           </w:p>
@@ -6520,6 +7590,10 @@
               <w:spacing w:after="40" w:before="40"/>
             </w:pPr>
             <w:r>
+              <w:rPr>
+                <w:rFonts w:ascii="Arial" w:hAnsi="Arial" w:eastAsia="Arial" w:cs="Arial"/>
+                <w:color w:val="000000"/>
+              </w:rPr>
               <w:t xml:space="preserve">- El saldo se calcula como la suma de los movimientos de crédito del cliente (abonos por devolución menos redenciones).</w:t>
             </w:r>
           </w:p>
@@ -6528,6 +7602,10 @@
               <w:spacing w:after="40" w:before="40"/>
             </w:pPr>
             <w:r>
+              <w:rPr>
+                <w:rFonts w:ascii="Arial" w:hAnsi="Arial" w:eastAsia="Arial" w:cs="Arial"/>
+                <w:color w:val="000000"/>
+              </w:rPr>
               <w:t xml:space="preserve">- No se permite redimir un monto superior al saldo disponible.</w:t>
             </w:r>
           </w:p>
@@ -6536,6 +7614,10 @@
               <w:spacing w:after="40" w:before="40"/>
             </w:pPr>
             <w:r>
+              <w:rPr>
+                <w:rFonts w:ascii="Arial" w:hAnsi="Arial" w:eastAsia="Arial" w:cs="Arial"/>
+                <w:color w:val="000000"/>
+              </w:rPr>
               <w:t xml:space="preserve">- Cada redención queda registrada como un pago con método crédito de tienda vinculado a la venta.</w:t>
             </w:r>
           </w:p>
@@ -6544,6 +7626,10 @@
               <w:spacing w:after="40" w:before="40"/>
             </w:pPr>
             <w:r>
+              <w:rPr>
+                <w:rFonts w:ascii="Arial" w:hAnsi="Arial" w:eastAsia="Arial" w:cs="Arial"/>
+                <w:color w:val="000000"/>
+              </w:rPr>
               <w:t xml:space="preserve">- El crédito de tienda no es convertible a efectivo bajo ninguna operación del sistema.</w:t>
             </w:r>
           </w:p>
@@ -6574,8 +7660,10 @@
             </w:pPr>
             <w:r>
               <w:rPr>
-                <w:b/>
-                <w:bCs/>
+                <w:rFonts w:ascii="Arial" w:hAnsi="Arial" w:eastAsia="Arial" w:cs="Arial"/>
+                <w:b/>
+                <w:bCs/>
+                <w:color w:val="000000"/>
               </w:rPr>
               <w:t xml:space="preserve">Observaciones:</w:t>
             </w:r>
@@ -6585,15 +7673,23 @@
               <w:spacing w:after="40" w:before="40"/>
             </w:pPr>
             <w:r>
-              <w:t xml:space="preserve">Cambio de modelo requerido: StoreCredit hoy solo tiene un campo 'amount' (saldo único), no un historial. Necesita un atributo de tipo de movimiento (generado/usado) o una entidad de movimientos independiente, además de la entidad Payment de HU-08.</w:t>
-            </w:r>
-          </w:p>
-          <w:p>
-            <w:pPr>
-              <w:spacing w:after="40" w:before="40"/>
-            </w:pPr>
-            <w:r>
-              <w:t xml:space="preserve"/>
+              <w:rPr>
+                <w:rFonts w:ascii="Arial" w:hAnsi="Arial" w:eastAsia="Arial" w:cs="Arial"/>
+                <w:color w:val="000000"/>
+              </w:rPr>
+              <w:t>Resuelto: STORE_CREDIT_MOVEMENT es un historial (movement_type 'ABONO'/'REDENCION', amount &gt; 0). La redención se liga al PAYMENT que la usa (PAYMENT_payment_id UNIQUE) y un arco exclusivo exige devolución o pago.</w:t>
+            </w:r>
+          </w:p>
+          <w:p>
+            <w:pPr>
+              <w:spacing w:after="40" w:before="40"/>
+            </w:pPr>
+            <w:r>
+              <w:rPr>
+                <w:rFonts w:ascii="Arial" w:hAnsi="Arial" w:eastAsia="Arial" w:cs="Arial"/>
+                <w:color w:val="000000"/>
+              </w:rPr>
+              <w:t>El saldo se calcula como suma de abonos menos redenciones; no se puede redimir más que el saldo disponible.</w:t>
             </w:r>
           </w:p>
         </w:tc>
@@ -6641,6 +7737,10 @@
           </w:tcPr>
           <w:p>
             <w:r>
+              <w:rPr>
+                <w:rFonts w:ascii="Arial" w:hAnsi="Arial" w:eastAsia="Arial" w:cs="Arial"/>
+                <w:color w:val="000000"/>
+              </w:rPr>
               <w:t xml:space="preserve"/>
             </w:r>
           </w:p>
@@ -6669,8 +7769,10 @@
             </w:pPr>
             <w:r>
               <w:rPr>
-                <w:b/>
-                <w:bCs/>
+                <w:rFonts w:ascii="Arial" w:hAnsi="Arial" w:eastAsia="Arial" w:cs="Arial"/>
+                <w:b/>
+                <w:bCs/>
+                <w:color w:val="000000"/>
               </w:rPr>
               <w:t xml:space="preserve">Historia de Usuario</w:t>
             </w:r>
@@ -6702,12 +7804,18 @@
             </w:pPr>
             <w:r>
               <w:rPr>
-                <w:b/>
-                <w:bCs/>
+                <w:rFonts w:ascii="Arial" w:hAnsi="Arial" w:eastAsia="Arial" w:cs="Arial"/>
+                <w:b/>
+                <w:bCs/>
+                <w:color w:val="000000"/>
               </w:rPr>
               <w:t xml:space="preserve">Número:</w:t>
             </w:r>
             <w:r>
+              <w:rPr>
+                <w:rFonts w:ascii="Arial" w:hAnsi="Arial" w:eastAsia="Arial" w:cs="Arial"/>
+                <w:color w:val="000000"/>
+              </w:rPr>
               <w:t xml:space="preserve"> 14</w:t>
             </w:r>
           </w:p>
@@ -6736,12 +7844,18 @@
             </w:pPr>
             <w:r>
               <w:rPr>
-                <w:b/>
-                <w:bCs/>
+                <w:rFonts w:ascii="Arial" w:hAnsi="Arial" w:eastAsia="Arial" w:cs="Arial"/>
+                <w:b/>
+                <w:bCs/>
+                <w:color w:val="000000"/>
               </w:rPr>
               <w:t xml:space="preserve">Usuario:</w:t>
             </w:r>
             <w:r>
+              <w:rPr>
+                <w:rFonts w:ascii="Arial" w:hAnsi="Arial" w:eastAsia="Arial" w:cs="Arial"/>
+                <w:color w:val="000000"/>
+              </w:rPr>
               <w:t xml:space="preserve"> Administrador</w:t>
             </w:r>
           </w:p>
@@ -6772,12 +7886,18 @@
             </w:pPr>
             <w:r>
               <w:rPr>
-                <w:b/>
-                <w:bCs/>
+                <w:rFonts w:ascii="Arial" w:hAnsi="Arial" w:eastAsia="Arial" w:cs="Arial"/>
+                <w:b/>
+                <w:bCs/>
+                <w:color w:val="000000"/>
               </w:rPr>
               <w:t xml:space="preserve">Nombre historia:</w:t>
             </w:r>
             <w:r>
+              <w:rPr>
+                <w:rFonts w:ascii="Arial" w:hAnsi="Arial" w:eastAsia="Arial" w:cs="Arial"/>
+                <w:color w:val="000000"/>
+              </w:rPr>
               <w:t xml:space="preserve"> Gestión de promociones</w:t>
             </w:r>
           </w:p>
@@ -6808,8 +7928,10 @@
             </w:pPr>
             <w:r>
               <w:rPr>
-                <w:b/>
-                <w:bCs/>
+                <w:rFonts w:ascii="Arial" w:hAnsi="Arial" w:eastAsia="Arial" w:cs="Arial"/>
+                <w:b/>
+                <w:bCs/>
+                <w:color w:val="000000"/>
               </w:rPr>
               <w:t xml:space="preserve">Prioridad en negocio:</w:t>
             </w:r>
@@ -6819,6 +7941,10 @@
               <w:spacing w:after="40" w:before="40"/>
             </w:pPr>
             <w:r>
+              <w:rPr>
+                <w:rFonts w:ascii="Arial" w:hAnsi="Arial" w:eastAsia="Arial" w:cs="Arial"/>
+                <w:color w:val="000000"/>
+              </w:rPr>
               <w:t xml:space="preserve">Baja</w:t>
             </w:r>
           </w:p>
@@ -6847,8 +7973,10 @@
             </w:pPr>
             <w:r>
               <w:rPr>
-                <w:b/>
-                <w:bCs/>
+                <w:rFonts w:ascii="Arial" w:hAnsi="Arial" w:eastAsia="Arial" w:cs="Arial"/>
+                <w:b/>
+                <w:bCs/>
+                <w:color w:val="000000"/>
               </w:rPr>
               <w:t xml:space="preserve">Riesgo en desarrollo:</w:t>
             </w:r>
@@ -6858,6 +7986,10 @@
               <w:spacing w:after="40" w:before="40"/>
             </w:pPr>
             <w:r>
+              <w:rPr>
+                <w:rFonts w:ascii="Arial" w:hAnsi="Arial" w:eastAsia="Arial" w:cs="Arial"/>
+                <w:color w:val="000000"/>
+              </w:rPr>
               <w:t xml:space="preserve">Alta</w:t>
             </w:r>
           </w:p>
@@ -6888,12 +8020,18 @@
             </w:pPr>
             <w:r>
               <w:rPr>
-                <w:b/>
-                <w:bCs/>
+                <w:rFonts w:ascii="Arial" w:hAnsi="Arial" w:eastAsia="Arial" w:cs="Arial"/>
+                <w:b/>
+                <w:bCs/>
+                <w:color w:val="000000"/>
               </w:rPr>
               <w:t xml:space="preserve">Puntos estimados:</w:t>
             </w:r>
             <w:r>
+              <w:rPr>
+                <w:rFonts w:ascii="Arial" w:hAnsi="Arial" w:eastAsia="Arial" w:cs="Arial"/>
+                <w:color w:val="000000"/>
+              </w:rPr>
               <w:t xml:space="preserve"> 8</w:t>
             </w:r>
           </w:p>
@@ -6922,12 +8060,18 @@
             </w:pPr>
             <w:r>
               <w:rPr>
-                <w:b/>
-                <w:bCs/>
+                <w:rFonts w:ascii="Arial" w:hAnsi="Arial" w:eastAsia="Arial" w:cs="Arial"/>
+                <w:b/>
+                <w:bCs/>
+                <w:color w:val="000000"/>
               </w:rPr>
               <w:t xml:space="preserve">Iteración asignada:</w:t>
             </w:r>
             <w:r>
+              <w:rPr>
+                <w:rFonts w:ascii="Arial" w:hAnsi="Arial" w:eastAsia="Arial" w:cs="Arial"/>
+                <w:color w:val="000000"/>
+              </w:rPr>
               <w:t xml:space="preserve"> 3</w:t>
             </w:r>
           </w:p>
@@ -6958,12 +8102,18 @@
             </w:pPr>
             <w:r>
               <w:rPr>
-                <w:b/>
-                <w:bCs/>
+                <w:rFonts w:ascii="Arial" w:hAnsi="Arial" w:eastAsia="Arial" w:cs="Arial"/>
+                <w:b/>
+                <w:bCs/>
+                <w:color w:val="000000"/>
               </w:rPr>
               <w:t xml:space="preserve">Programador responsable:</w:t>
             </w:r>
             <w:r>
+              <w:rPr>
+                <w:rFonts w:ascii="Arial" w:hAnsi="Arial" w:eastAsia="Arial" w:cs="Arial"/>
+                <w:color w:val="000000"/>
+              </w:rPr>
               <w:t xml:space="preserve"> Por asignar</w:t>
             </w:r>
           </w:p>
@@ -6994,8 +8144,10 @@
             </w:pPr>
             <w:r>
               <w:rPr>
-                <w:b/>
-                <w:bCs/>
+                <w:rFonts w:ascii="Arial" w:hAnsi="Arial" w:eastAsia="Arial" w:cs="Arial"/>
+                <w:b/>
+                <w:bCs/>
+                <w:color w:val="000000"/>
               </w:rPr>
               <w:t xml:space="preserve">Descripción:</w:t>
             </w:r>
@@ -7005,6 +8157,10 @@
               <w:spacing w:after="40" w:before="40"/>
             </w:pPr>
             <w:r>
+              <w:rPr>
+                <w:rFonts w:ascii="Arial" w:hAnsi="Arial" w:eastAsia="Arial" w:cs="Arial"/>
+                <w:color w:val="000000"/>
+              </w:rPr>
               <w:t xml:space="preserve">Como administrador, quiero asignar un precio promocional fijo a un grupo determinado de variantes durante un período, para aplicar automáticamente ese precio en la venta, independientemente del rango por tipo de tela.</w:t>
             </w:r>
           </w:p>
@@ -7013,6 +8169,10 @@
               <w:spacing w:after="40" w:before="40"/>
             </w:pPr>
             <w:r>
+              <w:rPr>
+                <w:rFonts w:ascii="Arial" w:hAnsi="Arial" w:eastAsia="Arial" w:cs="Arial"/>
+                <w:color w:val="000000"/>
+              </w:rPr>
               <w:t xml:space="preserve">Criterios de aceptación:</w:t>
             </w:r>
           </w:p>
@@ -7021,6 +8181,10 @@
               <w:spacing w:after="40" w:before="40"/>
             </w:pPr>
             <w:r>
+              <w:rPr>
+                <w:rFonts w:ascii="Arial" w:hAnsi="Arial" w:eastAsia="Arial" w:cs="Arial"/>
+                <w:color w:val="000000"/>
+              </w:rPr>
               <w:t xml:space="preserve">- La promoción define un precio fijo y una vigencia con fecha de inicio y fin.</w:t>
             </w:r>
           </w:p>
@@ -7029,6 +8193,10 @@
               <w:spacing w:after="40" w:before="40"/>
             </w:pPr>
             <w:r>
+              <w:rPr>
+                <w:rFonts w:ascii="Arial" w:hAnsi="Arial" w:eastAsia="Arial" w:cs="Arial"/>
+                <w:color w:val="000000"/>
+              </w:rPr>
               <w:t xml:space="preserve">- Durante la vigencia, la venta toma el precio promocional en lugar del precio base de la variante.</w:t>
             </w:r>
           </w:p>
@@ -7037,6 +8205,10 @@
               <w:spacing w:after="40" w:before="40"/>
             </w:pPr>
             <w:r>
+              <w:rPr>
+                <w:rFonts w:ascii="Arial" w:hAnsi="Arial" w:eastAsia="Arial" w:cs="Arial"/>
+                <w:color w:val="000000"/>
+              </w:rPr>
               <w:t xml:space="preserve">- Una variante no puede pertenecer a dos promociones vigentes simultáneamente.</w:t>
             </w:r>
           </w:p>
@@ -7045,6 +8217,10 @@
               <w:spacing w:after="40" w:before="40"/>
             </w:pPr>
             <w:r>
+              <w:rPr>
+                <w:rFonts w:ascii="Arial" w:hAnsi="Arial" w:eastAsia="Arial" w:cs="Arial"/>
+                <w:color w:val="000000"/>
+              </w:rPr>
               <w:t xml:space="preserve">- El precio efectivamente aplicado queda almacenado en la línea de venta para conservar la trazabilidad histórica.</w:t>
             </w:r>
           </w:p>
@@ -7075,8 +8251,10 @@
             </w:pPr>
             <w:r>
               <w:rPr>
-                <w:b/>
-                <w:bCs/>
+                <w:rFonts w:ascii="Arial" w:hAnsi="Arial" w:eastAsia="Arial" w:cs="Arial"/>
+                <w:b/>
+                <w:bCs/>
+                <w:color w:val="000000"/>
               </w:rPr>
               <w:t xml:space="preserve">Observaciones:</w:t>
             </w:r>
@@ -7086,15 +8264,23 @@
               <w:spacing w:after="40" w:before="40"/>
             </w:pPr>
             <w:r>
-              <w:t xml:space="preserve">Cambio de modelo requerido: no existe una entidad Promotion en el modelo actual (solo un atributo suelto discount_percentage en Product). Se necesita crear Promotion (id, fixed_price, start_date, end_date) relacionada con Variant.</w:t>
-            </w:r>
-          </w:p>
-          <w:p>
-            <w:pPr>
-              <w:spacing w:after="40" w:before="40"/>
-            </w:pPr>
-            <w:r>
-              <w:t xml:space="preserve"/>
+              <w:rPr>
+                <w:rFonts w:ascii="Arial" w:hAnsi="Arial" w:eastAsia="Arial" w:cs="Arial"/>
+                <w:color w:val="000000"/>
+              </w:rPr>
+              <w:t>Resuelto: entidad PROMOTION (fixed_price &gt; 0, end_date ≥ start_date) en relación N:M con VARIANT (tabla PROMOTION_VARIANT). SALE_DETAIL.applied_price conserva el precio aplicado.</w:t>
+            </w:r>
+          </w:p>
+          <w:p>
+            <w:pPr>
+              <w:spacing w:after="40" w:before="40"/>
+            </w:pPr>
+            <w:r>
+              <w:rPr>
+                <w:rFonts w:ascii="Arial" w:hAnsi="Arial" w:eastAsia="Arial" w:cs="Arial"/>
+                <w:color w:val="000000"/>
+              </w:rPr>
+              <w:t>Una variante no puede estar en dos promociones vigentes a la vez.</w:t>
             </w:r>
           </w:p>
         </w:tc>
@@ -7142,6 +8328,10 @@
           </w:tcPr>
           <w:p>
             <w:r>
+              <w:rPr>
+                <w:rFonts w:ascii="Arial" w:hAnsi="Arial" w:eastAsia="Arial" w:cs="Arial"/>
+                <w:color w:val="000000"/>
+              </w:rPr>
               <w:t xml:space="preserve"/>
             </w:r>
           </w:p>
@@ -7170,8 +8360,10 @@
             </w:pPr>
             <w:r>
               <w:rPr>
-                <w:b/>
-                <w:bCs/>
+                <w:rFonts w:ascii="Arial" w:hAnsi="Arial" w:eastAsia="Arial" w:cs="Arial"/>
+                <w:b/>
+                <w:bCs/>
+                <w:color w:val="000000"/>
               </w:rPr>
               <w:t xml:space="preserve">Historia de Usuario</w:t>
             </w:r>
@@ -7203,12 +8395,18 @@
             </w:pPr>
             <w:r>
               <w:rPr>
-                <w:b/>
-                <w:bCs/>
+                <w:rFonts w:ascii="Arial" w:hAnsi="Arial" w:eastAsia="Arial" w:cs="Arial"/>
+                <w:b/>
+                <w:bCs/>
+                <w:color w:val="000000"/>
               </w:rPr>
               <w:t xml:space="preserve">Número:</w:t>
             </w:r>
             <w:r>
+              <w:rPr>
+                <w:rFonts w:ascii="Arial" w:hAnsi="Arial" w:eastAsia="Arial" w:cs="Arial"/>
+                <w:color w:val="000000"/>
+              </w:rPr>
               <w:t xml:space="preserve"> 15</w:t>
             </w:r>
           </w:p>
@@ -7237,12 +8435,18 @@
             </w:pPr>
             <w:r>
               <w:rPr>
-                <w:b/>
-                <w:bCs/>
+                <w:rFonts w:ascii="Arial" w:hAnsi="Arial" w:eastAsia="Arial" w:cs="Arial"/>
+                <w:b/>
+                <w:bCs/>
+                <w:color w:val="000000"/>
               </w:rPr>
               <w:t xml:space="preserve">Usuario:</w:t>
             </w:r>
             <w:r>
+              <w:rPr>
+                <w:rFonts w:ascii="Arial" w:hAnsi="Arial" w:eastAsia="Arial" w:cs="Arial"/>
+                <w:color w:val="000000"/>
+              </w:rPr>
               <w:t xml:space="preserve"> Administrador</w:t>
             </w:r>
           </w:p>
@@ -7273,12 +8477,18 @@
             </w:pPr>
             <w:r>
               <w:rPr>
-                <w:b/>
-                <w:bCs/>
+                <w:rFonts w:ascii="Arial" w:hAnsi="Arial" w:eastAsia="Arial" w:cs="Arial"/>
+                <w:b/>
+                <w:bCs/>
+                <w:color w:val="000000"/>
               </w:rPr>
               <w:t xml:space="preserve">Nombre historia:</w:t>
             </w:r>
             <w:r>
+              <w:rPr>
+                <w:rFonts w:ascii="Arial" w:hAnsi="Arial" w:eastAsia="Arial" w:cs="Arial"/>
+                <w:color w:val="000000"/>
+              </w:rPr>
               <w:t xml:space="preserve"> Reporte de productos más vendidos</w:t>
             </w:r>
           </w:p>
@@ -7309,8 +8519,10 @@
             </w:pPr>
             <w:r>
               <w:rPr>
-                <w:b/>
-                <w:bCs/>
+                <w:rFonts w:ascii="Arial" w:hAnsi="Arial" w:eastAsia="Arial" w:cs="Arial"/>
+                <w:b/>
+                <w:bCs/>
+                <w:color w:val="000000"/>
               </w:rPr>
               <w:t xml:space="preserve">Prioridad en negocio:</w:t>
             </w:r>
@@ -7320,6 +8532,10 @@
               <w:spacing w:after="40" w:before="40"/>
             </w:pPr>
             <w:r>
+              <w:rPr>
+                <w:rFonts w:ascii="Arial" w:hAnsi="Arial" w:eastAsia="Arial" w:cs="Arial"/>
+                <w:color w:val="000000"/>
+              </w:rPr>
               <w:t xml:space="preserve">Media</w:t>
             </w:r>
           </w:p>
@@ -7348,8 +8564,10 @@
             </w:pPr>
             <w:r>
               <w:rPr>
-                <w:b/>
-                <w:bCs/>
+                <w:rFonts w:ascii="Arial" w:hAnsi="Arial" w:eastAsia="Arial" w:cs="Arial"/>
+                <w:b/>
+                <w:bCs/>
+                <w:color w:val="000000"/>
               </w:rPr>
               <w:t xml:space="preserve">Riesgo en desarrollo:</w:t>
             </w:r>
@@ -7359,6 +8577,10 @@
               <w:spacing w:after="40" w:before="40"/>
             </w:pPr>
             <w:r>
+              <w:rPr>
+                <w:rFonts w:ascii="Arial" w:hAnsi="Arial" w:eastAsia="Arial" w:cs="Arial"/>
+                <w:color w:val="000000"/>
+              </w:rPr>
               <w:t xml:space="preserve">Media</w:t>
             </w:r>
           </w:p>
@@ -7389,12 +8611,18 @@
             </w:pPr>
             <w:r>
               <w:rPr>
-                <w:b/>
-                <w:bCs/>
+                <w:rFonts w:ascii="Arial" w:hAnsi="Arial" w:eastAsia="Arial" w:cs="Arial"/>
+                <w:b/>
+                <w:bCs/>
+                <w:color w:val="000000"/>
               </w:rPr>
               <w:t xml:space="preserve">Puntos estimados:</w:t>
             </w:r>
             <w:r>
+              <w:rPr>
+                <w:rFonts w:ascii="Arial" w:hAnsi="Arial" w:eastAsia="Arial" w:cs="Arial"/>
+                <w:color w:val="000000"/>
+              </w:rPr>
               <w:t xml:space="preserve"> 5</w:t>
             </w:r>
           </w:p>
@@ -7423,12 +8651,18 @@
             </w:pPr>
             <w:r>
               <w:rPr>
-                <w:b/>
-                <w:bCs/>
+                <w:rFonts w:ascii="Arial" w:hAnsi="Arial" w:eastAsia="Arial" w:cs="Arial"/>
+                <w:b/>
+                <w:bCs/>
+                <w:color w:val="000000"/>
               </w:rPr>
               <w:t xml:space="preserve">Iteración asignada:</w:t>
             </w:r>
             <w:r>
+              <w:rPr>
+                <w:rFonts w:ascii="Arial" w:hAnsi="Arial" w:eastAsia="Arial" w:cs="Arial"/>
+                <w:color w:val="000000"/>
+              </w:rPr>
               <w:t xml:space="preserve"> 3</w:t>
             </w:r>
           </w:p>
@@ -7459,12 +8693,18 @@
             </w:pPr>
             <w:r>
               <w:rPr>
-                <w:b/>
-                <w:bCs/>
+                <w:rFonts w:ascii="Arial" w:hAnsi="Arial" w:eastAsia="Arial" w:cs="Arial"/>
+                <w:b/>
+                <w:bCs/>
+                <w:color w:val="000000"/>
               </w:rPr>
               <w:t xml:space="preserve">Programador responsable:</w:t>
             </w:r>
             <w:r>
+              <w:rPr>
+                <w:rFonts w:ascii="Arial" w:hAnsi="Arial" w:eastAsia="Arial" w:cs="Arial"/>
+                <w:color w:val="000000"/>
+              </w:rPr>
               <w:t xml:space="preserve"> Por asignar</w:t>
             </w:r>
           </w:p>
@@ -7495,8 +8735,10 @@
             </w:pPr>
             <w:r>
               <w:rPr>
-                <w:b/>
-                <w:bCs/>
+                <w:rFonts w:ascii="Arial" w:hAnsi="Arial" w:eastAsia="Arial" w:cs="Arial"/>
+                <w:b/>
+                <w:bCs/>
+                <w:color w:val="000000"/>
               </w:rPr>
               <w:t xml:space="preserve">Descripción:</w:t>
             </w:r>
@@ -7506,6 +8748,10 @@
               <w:spacing w:after="40" w:before="40"/>
             </w:pPr>
             <w:r>
+              <w:rPr>
+                <w:rFonts w:ascii="Arial" w:hAnsi="Arial" w:eastAsia="Arial" w:cs="Arial"/>
+                <w:color w:val="000000"/>
+              </w:rPr>
               <w:t xml:space="preserve">Como administrador, quiero consultar el top 10 de prendas más vendidas del último mes agrupado por categoría, para orientar las decisiones de compra de los próximos lotes.</w:t>
             </w:r>
           </w:p>
@@ -7514,6 +8760,10 @@
               <w:spacing w:after="40" w:before="40"/>
             </w:pPr>
             <w:r>
+              <w:rPr>
+                <w:rFonts w:ascii="Arial" w:hAnsi="Arial" w:eastAsia="Arial" w:cs="Arial"/>
+                <w:color w:val="000000"/>
+              </w:rPr>
               <w:t xml:space="preserve">Criterios de aceptación:</w:t>
             </w:r>
           </w:p>
@@ -7522,6 +8772,10 @@
               <w:spacing w:after="40" w:before="40"/>
             </w:pPr>
             <w:r>
+              <w:rPr>
+                <w:rFonts w:ascii="Arial" w:hAnsi="Arial" w:eastAsia="Arial" w:cs="Arial"/>
+                <w:color w:val="000000"/>
+              </w:rPr>
               <w:t xml:space="preserve">- El reporte recibe como parámetro un rango de fechas y devuelve como máximo diez prendas por categoría.</w:t>
             </w:r>
           </w:p>
@@ -7530,6 +8784,10 @@
               <w:spacing w:after="40" w:before="40"/>
             </w:pPr>
             <w:r>
+              <w:rPr>
+                <w:rFonts w:ascii="Arial" w:hAnsi="Arial" w:eastAsia="Arial" w:cs="Arial"/>
+                <w:color w:val="000000"/>
+              </w:rPr>
               <w:t xml:space="preserve">- El ordenamiento se hace por cantidad total de unidades vendidas de forma descendente.</w:t>
             </w:r>
           </w:p>
@@ -7538,6 +8796,10 @@
               <w:spacing w:after="40" w:before="40"/>
             </w:pPr>
             <w:r>
+              <w:rPr>
+                <w:rFonts w:ascii="Arial" w:hAnsi="Arial" w:eastAsia="Arial" w:cs="Arial"/>
+                <w:color w:val="000000"/>
+              </w:rPr>
               <w:t xml:space="preserve">- Las devoluciones registradas se descuentan de las unidades vendidas del período.</w:t>
             </w:r>
           </w:p>
@@ -7546,6 +8808,10 @@
               <w:spacing w:after="40" w:before="40"/>
             </w:pPr>
             <w:r>
+              <w:rPr>
+                <w:rFonts w:ascii="Arial" w:hAnsi="Arial" w:eastAsia="Arial" w:cs="Arial"/>
+                <w:color w:val="000000"/>
+              </w:rPr>
               <w:t xml:space="preserve">- El reporte muestra al menos: categoría, SKU, nombre, unidades vendidas e ingreso generado.</w:t>
             </w:r>
           </w:p>
@@ -7576,8 +8842,10 @@
             </w:pPr>
             <w:r>
               <w:rPr>
-                <w:b/>
-                <w:bCs/>
+                <w:rFonts w:ascii="Arial" w:hAnsi="Arial" w:eastAsia="Arial" w:cs="Arial"/>
+                <w:b/>
+                <w:bCs/>
+                <w:color w:val="000000"/>
               </w:rPr>
               <w:t xml:space="preserve">Observaciones:</w:t>
             </w:r>
@@ -7587,15 +8855,11 @@
               <w:spacing w:after="40" w:before="40"/>
             </w:pPr>
             <w:r>
-              <w:t xml:space="preserve"/>
-            </w:r>
-          </w:p>
-          <w:p>
-            <w:pPr>
-              <w:spacing w:after="40" w:before="40"/>
-            </w:pPr>
-            <w:r>
-              <w:t xml:space="preserve"/>
+              <w:rPr>
+                <w:rFonts w:ascii="Arial" w:hAnsi="Arial" w:eastAsia="Arial" w:cs="Arial"/>
+                <w:color w:val="000000"/>
+              </w:rPr>
+              <w:t>Soportado en el modelo: SALE_DETAIL (unidades e ingreso), RETURN_DETAIL (unidades devueltas) y PRODUCT → CATEGORY.</w:t>
             </w:r>
           </w:p>
         </w:tc>
@@ -7643,6 +8907,10 @@
           </w:tcPr>
           <w:p>
             <w:r>
+              <w:rPr>
+                <w:rFonts w:ascii="Arial" w:hAnsi="Arial" w:eastAsia="Arial" w:cs="Arial"/>
+                <w:color w:val="000000"/>
+              </w:rPr>
               <w:t xml:space="preserve"/>
             </w:r>
           </w:p>
@@ -7671,8 +8939,10 @@
             </w:pPr>
             <w:r>
               <w:rPr>
-                <w:b/>
-                <w:bCs/>
+                <w:rFonts w:ascii="Arial" w:hAnsi="Arial" w:eastAsia="Arial" w:cs="Arial"/>
+                <w:b/>
+                <w:bCs/>
+                <w:color w:val="000000"/>
               </w:rPr>
               <w:t xml:space="preserve">Historia de Usuario</w:t>
             </w:r>
@@ -7704,12 +8974,18 @@
             </w:pPr>
             <w:r>
               <w:rPr>
-                <w:b/>
-                <w:bCs/>
+                <w:rFonts w:ascii="Arial" w:hAnsi="Arial" w:eastAsia="Arial" w:cs="Arial"/>
+                <w:b/>
+                <w:bCs/>
+                <w:color w:val="000000"/>
               </w:rPr>
               <w:t xml:space="preserve">Número:</w:t>
             </w:r>
             <w:r>
+              <w:rPr>
+                <w:rFonts w:ascii="Arial" w:hAnsi="Arial" w:eastAsia="Arial" w:cs="Arial"/>
+                <w:color w:val="000000"/>
+              </w:rPr>
               <w:t xml:space="preserve"> 16</w:t>
             </w:r>
           </w:p>
@@ -7738,12 +9014,18 @@
             </w:pPr>
             <w:r>
               <w:rPr>
-                <w:b/>
-                <w:bCs/>
+                <w:rFonts w:ascii="Arial" w:hAnsi="Arial" w:eastAsia="Arial" w:cs="Arial"/>
+                <w:b/>
+                <w:bCs/>
+                <w:color w:val="000000"/>
               </w:rPr>
               <w:t xml:space="preserve">Usuario:</w:t>
             </w:r>
             <w:r>
+              <w:rPr>
+                <w:rFonts w:ascii="Arial" w:hAnsi="Arial" w:eastAsia="Arial" w:cs="Arial"/>
+                <w:color w:val="000000"/>
+              </w:rPr>
               <w:t xml:space="preserve"> Administrador / Bodeguero</w:t>
             </w:r>
           </w:p>
@@ -7774,12 +9056,18 @@
             </w:pPr>
             <w:r>
               <w:rPr>
-                <w:b/>
-                <w:bCs/>
+                <w:rFonts w:ascii="Arial" w:hAnsi="Arial" w:eastAsia="Arial" w:cs="Arial"/>
+                <w:b/>
+                <w:bCs/>
+                <w:color w:val="000000"/>
               </w:rPr>
               <w:t xml:space="preserve">Nombre historia:</w:t>
             </w:r>
             <w:r>
+              <w:rPr>
+                <w:rFonts w:ascii="Arial" w:hAnsi="Arial" w:eastAsia="Arial" w:cs="Arial"/>
+                <w:color w:val="000000"/>
+              </w:rPr>
               <w:t xml:space="preserve"> Alerta de existencias bajas</w:t>
             </w:r>
           </w:p>
@@ -7810,8 +9098,10 @@
             </w:pPr>
             <w:r>
               <w:rPr>
-                <w:b/>
-                <w:bCs/>
+                <w:rFonts w:ascii="Arial" w:hAnsi="Arial" w:eastAsia="Arial" w:cs="Arial"/>
+                <w:b/>
+                <w:bCs/>
+                <w:color w:val="000000"/>
               </w:rPr>
               <w:t xml:space="preserve">Prioridad en negocio:</w:t>
             </w:r>
@@ -7821,6 +9111,10 @@
               <w:spacing w:after="40" w:before="40"/>
             </w:pPr>
             <w:r>
+              <w:rPr>
+                <w:rFonts w:ascii="Arial" w:hAnsi="Arial" w:eastAsia="Arial" w:cs="Arial"/>
+                <w:color w:val="000000"/>
+              </w:rPr>
               <w:t xml:space="preserve">Media</w:t>
             </w:r>
           </w:p>
@@ -7849,8 +9143,10 @@
             </w:pPr>
             <w:r>
               <w:rPr>
-                <w:b/>
-                <w:bCs/>
+                <w:rFonts w:ascii="Arial" w:hAnsi="Arial" w:eastAsia="Arial" w:cs="Arial"/>
+                <w:b/>
+                <w:bCs/>
+                <w:color w:val="000000"/>
               </w:rPr>
               <w:t xml:space="preserve">Riesgo en desarrollo:</w:t>
             </w:r>
@@ -7860,6 +9156,10 @@
               <w:spacing w:after="40" w:before="40"/>
             </w:pPr>
             <w:r>
+              <w:rPr>
+                <w:rFonts w:ascii="Arial" w:hAnsi="Arial" w:eastAsia="Arial" w:cs="Arial"/>
+                <w:color w:val="000000"/>
+              </w:rPr>
               <w:t xml:space="preserve">Baja</w:t>
             </w:r>
           </w:p>
@@ -7890,12 +9190,18 @@
             </w:pPr>
             <w:r>
               <w:rPr>
-                <w:b/>
-                <w:bCs/>
+                <w:rFonts w:ascii="Arial" w:hAnsi="Arial" w:eastAsia="Arial" w:cs="Arial"/>
+                <w:b/>
+                <w:bCs/>
+                <w:color w:val="000000"/>
               </w:rPr>
               <w:t xml:space="preserve">Puntos estimados:</w:t>
             </w:r>
             <w:r>
+              <w:rPr>
+                <w:rFonts w:ascii="Arial" w:hAnsi="Arial" w:eastAsia="Arial" w:cs="Arial"/>
+                <w:color w:val="000000"/>
+              </w:rPr>
               <w:t xml:space="preserve"> 3</w:t>
             </w:r>
           </w:p>
@@ -7924,12 +9230,18 @@
             </w:pPr>
             <w:r>
               <w:rPr>
-                <w:b/>
-                <w:bCs/>
+                <w:rFonts w:ascii="Arial" w:hAnsi="Arial" w:eastAsia="Arial" w:cs="Arial"/>
+                <w:b/>
+                <w:bCs/>
+                <w:color w:val="000000"/>
               </w:rPr>
               <w:t xml:space="preserve">Iteración asignada:</w:t>
             </w:r>
             <w:r>
+              <w:rPr>
+                <w:rFonts w:ascii="Arial" w:hAnsi="Arial" w:eastAsia="Arial" w:cs="Arial"/>
+                <w:color w:val="000000"/>
+              </w:rPr>
               <w:t xml:space="preserve"> 2</w:t>
             </w:r>
           </w:p>
@@ -7960,12 +9272,18 @@
             </w:pPr>
             <w:r>
               <w:rPr>
-                <w:b/>
-                <w:bCs/>
+                <w:rFonts w:ascii="Arial" w:hAnsi="Arial" w:eastAsia="Arial" w:cs="Arial"/>
+                <w:b/>
+                <w:bCs/>
+                <w:color w:val="000000"/>
               </w:rPr>
               <w:t xml:space="preserve">Programador responsable:</w:t>
             </w:r>
             <w:r>
+              <w:rPr>
+                <w:rFonts w:ascii="Arial" w:hAnsi="Arial" w:eastAsia="Arial" w:cs="Arial"/>
+                <w:color w:val="000000"/>
+              </w:rPr>
               <w:t xml:space="preserve"> Por asignar</w:t>
             </w:r>
           </w:p>
@@ -7996,8 +9314,10 @@
             </w:pPr>
             <w:r>
               <w:rPr>
-                <w:b/>
-                <w:bCs/>
+                <w:rFonts w:ascii="Arial" w:hAnsi="Arial" w:eastAsia="Arial" w:cs="Arial"/>
+                <w:b/>
+                <w:bCs/>
+                <w:color w:val="000000"/>
               </w:rPr>
               <w:t xml:space="preserve">Descripción:</w:t>
             </w:r>
@@ -8007,6 +9327,10 @@
               <w:spacing w:after="40" w:before="40"/>
             </w:pPr>
             <w:r>
+              <w:rPr>
+                <w:rFonts w:ascii="Arial" w:hAnsi="Arial" w:eastAsia="Arial" w:cs="Arial"/>
+                <w:color w:val="000000"/>
+              </w:rPr>
               <w:t xml:space="preserve">Como administrador o bodeguero, quiero identificar las variantes cuyo stock está por debajo del umbral mínimo configurado, para anticipar el agotamiento de un diseño y decidir su reposición o liquidación.</w:t>
             </w:r>
           </w:p>
@@ -8015,6 +9339,10 @@
               <w:spacing w:after="40" w:before="40"/>
             </w:pPr>
             <w:r>
+              <w:rPr>
+                <w:rFonts w:ascii="Arial" w:hAnsi="Arial" w:eastAsia="Arial" w:cs="Arial"/>
+                <w:color w:val="000000"/>
+              </w:rPr>
               <w:t xml:space="preserve">Criterios de aceptación:</w:t>
             </w:r>
           </w:p>
@@ -8023,6 +9351,10 @@
               <w:spacing w:after="40" w:before="40"/>
             </w:pPr>
             <w:r>
+              <w:rPr>
+                <w:rFonts w:ascii="Arial" w:hAnsi="Arial" w:eastAsia="Arial" w:cs="Arial"/>
+                <w:color w:val="000000"/>
+              </w:rPr>
               <w:t xml:space="preserve">- Cada variante tiene un umbral mínimo de stock configurable (RN-03).</w:t>
             </w:r>
           </w:p>
@@ -8031,6 +9363,10 @@
               <w:spacing w:after="40" w:before="40"/>
             </w:pPr>
             <w:r>
+              <w:rPr>
+                <w:rFonts w:ascii="Arial" w:hAnsi="Arial" w:eastAsia="Arial" w:cs="Arial"/>
+                <w:color w:val="000000"/>
+              </w:rPr>
               <w:t xml:space="preserve">- Una variante se marca en estado de alerta cuando su stock disponible es menor o igual al umbral.</w:t>
             </w:r>
           </w:p>
@@ -8039,6 +9375,10 @@
               <w:spacing w:after="40" w:before="40"/>
             </w:pPr>
             <w:r>
+              <w:rPr>
+                <w:rFonts w:ascii="Arial" w:hAnsi="Arial" w:eastAsia="Arial" w:cs="Arial"/>
+                <w:color w:val="000000"/>
+              </w:rPr>
               <w:t xml:space="preserve">- El stock disponible excluye las unidades vendidas, apartadas y entregadas por encargo.</w:t>
             </w:r>
           </w:p>
@@ -8047,6 +9387,10 @@
               <w:spacing w:after="40" w:before="40"/>
             </w:pPr>
             <w:r>
+              <w:rPr>
+                <w:rFonts w:ascii="Arial" w:hAnsi="Arial" w:eastAsia="Arial" w:cs="Arial"/>
+                <w:color w:val="000000"/>
+              </w:rPr>
               <w:t xml:space="preserve">- El reporte permite filtrar por categoría, marca y proveedor de origen.</w:t>
             </w:r>
           </w:p>
@@ -8077,8 +9421,10 @@
             </w:pPr>
             <w:r>
               <w:rPr>
-                <w:b/>
-                <w:bCs/>
+                <w:rFonts w:ascii="Arial" w:hAnsi="Arial" w:eastAsia="Arial" w:cs="Arial"/>
+                <w:b/>
+                <w:bCs/>
+                <w:color w:val="000000"/>
               </w:rPr>
               <w:t xml:space="preserve">Observaciones:</w:t>
             </w:r>
@@ -8088,15 +9434,11 @@
               <w:spacing w:after="40" w:before="40"/>
             </w:pPr>
             <w:r>
-              <w:t xml:space="preserve">Pendiente de modelo: falta agregar el atributo 'min_stock_threshold' a la entidad Variant; actualmente solo existe 'available_quantity'.</w:t>
-            </w:r>
-          </w:p>
-          <w:p>
-            <w:pPr>
-              <w:spacing w:after="40" w:before="40"/>
-            </w:pPr>
-            <w:r>
-              <w:t xml:space="preserve"/>
+              <w:rPr>
+                <w:rFonts w:ascii="Arial" w:hAnsi="Arial" w:eastAsia="Arial" w:cs="Arial"/>
+                <w:color w:val="000000"/>
+              </w:rPr>
+              <w:t>Resuelto: VARIANT tiene stock (≥ 0) y min_stock_threshold (≥ 0) (RN-03). Las unidades apartadas se descuentan del stock al crear el apartado.</w:t>
             </w:r>
           </w:p>
         </w:tc>
@@ -8144,6 +9486,10 @@
           </w:tcPr>
           <w:p>
             <w:r>
+              <w:rPr>
+                <w:rFonts w:ascii="Arial" w:hAnsi="Arial" w:eastAsia="Arial" w:cs="Arial"/>
+                <w:color w:val="000000"/>
+              </w:rPr>
               <w:t xml:space="preserve"/>
             </w:r>
           </w:p>
@@ -8172,8 +9518,10 @@
             </w:pPr>
             <w:r>
               <w:rPr>
-                <w:b/>
-                <w:bCs/>
+                <w:rFonts w:ascii="Arial" w:hAnsi="Arial" w:eastAsia="Arial" w:cs="Arial"/>
+                <w:b/>
+                <w:bCs/>
+                <w:color w:val="000000"/>
               </w:rPr>
               <w:t xml:space="preserve">Historia de Usuario</w:t>
             </w:r>
@@ -8205,12 +9553,18 @@
             </w:pPr>
             <w:r>
               <w:rPr>
-                <w:b/>
-                <w:bCs/>
+                <w:rFonts w:ascii="Arial" w:hAnsi="Arial" w:eastAsia="Arial" w:cs="Arial"/>
+                <w:b/>
+                <w:bCs/>
+                <w:color w:val="000000"/>
               </w:rPr>
               <w:t xml:space="preserve">Número:</w:t>
             </w:r>
             <w:r>
+              <w:rPr>
+                <w:rFonts w:ascii="Arial" w:hAnsi="Arial" w:eastAsia="Arial" w:cs="Arial"/>
+                <w:color w:val="000000"/>
+              </w:rPr>
               <w:t xml:space="preserve"> 17</w:t>
             </w:r>
           </w:p>
@@ -8239,12 +9593,18 @@
             </w:pPr>
             <w:r>
               <w:rPr>
-                <w:b/>
-                <w:bCs/>
+                <w:rFonts w:ascii="Arial" w:hAnsi="Arial" w:eastAsia="Arial" w:cs="Arial"/>
+                <w:b/>
+                <w:bCs/>
+                <w:color w:val="000000"/>
               </w:rPr>
               <w:t xml:space="preserve">Usuario:</w:t>
             </w:r>
             <w:r>
+              <w:rPr>
+                <w:rFonts w:ascii="Arial" w:hAnsi="Arial" w:eastAsia="Arial" w:cs="Arial"/>
+                <w:color w:val="000000"/>
+              </w:rPr>
               <w:t xml:space="preserve"> Administrador</w:t>
             </w:r>
           </w:p>
@@ -8275,12 +9635,18 @@
             </w:pPr>
             <w:r>
               <w:rPr>
-                <w:b/>
-                <w:bCs/>
+                <w:rFonts w:ascii="Arial" w:hAnsi="Arial" w:eastAsia="Arial" w:cs="Arial"/>
+                <w:b/>
+                <w:bCs/>
+                <w:color w:val="000000"/>
               </w:rPr>
               <w:t xml:space="preserve">Nombre historia:</w:t>
             </w:r>
             <w:r>
+              <w:rPr>
+                <w:rFonts w:ascii="Arial" w:hAnsi="Arial" w:eastAsia="Arial" w:cs="Arial"/>
+                <w:color w:val="000000"/>
+              </w:rPr>
               <w:t xml:space="preserve"> Consolidado mensual de ventas por empleado</w:t>
             </w:r>
           </w:p>
@@ -8311,8 +9677,10 @@
             </w:pPr>
             <w:r>
               <w:rPr>
-                <w:b/>
-                <w:bCs/>
+                <w:rFonts w:ascii="Arial" w:hAnsi="Arial" w:eastAsia="Arial" w:cs="Arial"/>
+                <w:b/>
+                <w:bCs/>
+                <w:color w:val="000000"/>
               </w:rPr>
               <w:t xml:space="preserve">Prioridad en negocio:</w:t>
             </w:r>
@@ -8322,6 +9690,10 @@
               <w:spacing w:after="40" w:before="40"/>
             </w:pPr>
             <w:r>
+              <w:rPr>
+                <w:rFonts w:ascii="Arial" w:hAnsi="Arial" w:eastAsia="Arial" w:cs="Arial"/>
+                <w:color w:val="000000"/>
+              </w:rPr>
               <w:t xml:space="preserve">Media</w:t>
             </w:r>
           </w:p>
@@ -8350,8 +9722,10 @@
             </w:pPr>
             <w:r>
               <w:rPr>
-                <w:b/>
-                <w:bCs/>
+                <w:rFonts w:ascii="Arial" w:hAnsi="Arial" w:eastAsia="Arial" w:cs="Arial"/>
+                <w:b/>
+                <w:bCs/>
+                <w:color w:val="000000"/>
               </w:rPr>
               <w:t xml:space="preserve">Riesgo en desarrollo:</w:t>
             </w:r>
@@ -8361,6 +9735,10 @@
               <w:spacing w:after="40" w:before="40"/>
             </w:pPr>
             <w:r>
+              <w:rPr>
+                <w:rFonts w:ascii="Arial" w:hAnsi="Arial" w:eastAsia="Arial" w:cs="Arial"/>
+                <w:color w:val="000000"/>
+              </w:rPr>
               <w:t xml:space="preserve">Media</w:t>
             </w:r>
           </w:p>
@@ -8391,12 +9769,18 @@
             </w:pPr>
             <w:r>
               <w:rPr>
-                <w:b/>
-                <w:bCs/>
+                <w:rFonts w:ascii="Arial" w:hAnsi="Arial" w:eastAsia="Arial" w:cs="Arial"/>
+                <w:b/>
+                <w:bCs/>
+                <w:color w:val="000000"/>
               </w:rPr>
               <w:t xml:space="preserve">Puntos estimados:</w:t>
             </w:r>
             <w:r>
+              <w:rPr>
+                <w:rFonts w:ascii="Arial" w:hAnsi="Arial" w:eastAsia="Arial" w:cs="Arial"/>
+                <w:color w:val="000000"/>
+              </w:rPr>
               <w:t xml:space="preserve"> 5</w:t>
             </w:r>
           </w:p>
@@ -8425,12 +9809,18 @@
             </w:pPr>
             <w:r>
               <w:rPr>
-                <w:b/>
-                <w:bCs/>
+                <w:rFonts w:ascii="Arial" w:hAnsi="Arial" w:eastAsia="Arial" w:cs="Arial"/>
+                <w:b/>
+                <w:bCs/>
+                <w:color w:val="000000"/>
               </w:rPr>
               <w:t xml:space="preserve">Iteración asignada:</w:t>
             </w:r>
             <w:r>
+              <w:rPr>
+                <w:rFonts w:ascii="Arial" w:hAnsi="Arial" w:eastAsia="Arial" w:cs="Arial"/>
+                <w:color w:val="000000"/>
+              </w:rPr>
               <w:t xml:space="preserve"> 3</w:t>
             </w:r>
           </w:p>
@@ -8461,12 +9851,18 @@
             </w:pPr>
             <w:r>
               <w:rPr>
-                <w:b/>
-                <w:bCs/>
+                <w:rFonts w:ascii="Arial" w:hAnsi="Arial" w:eastAsia="Arial" w:cs="Arial"/>
+                <w:b/>
+                <w:bCs/>
+                <w:color w:val="000000"/>
               </w:rPr>
               <w:t xml:space="preserve">Programador responsable:</w:t>
             </w:r>
             <w:r>
+              <w:rPr>
+                <w:rFonts w:ascii="Arial" w:hAnsi="Arial" w:eastAsia="Arial" w:cs="Arial"/>
+                <w:color w:val="000000"/>
+              </w:rPr>
               <w:t xml:space="preserve"> Por asignar</w:t>
             </w:r>
           </w:p>
@@ -8497,8 +9893,10 @@
             </w:pPr>
             <w:r>
               <w:rPr>
-                <w:b/>
-                <w:bCs/>
+                <w:rFonts w:ascii="Arial" w:hAnsi="Arial" w:eastAsia="Arial" w:cs="Arial"/>
+                <w:b/>
+                <w:bCs/>
+                <w:color w:val="000000"/>
               </w:rPr>
               <w:t xml:space="preserve">Descripción:</w:t>
             </w:r>
@@ -8508,6 +9906,10 @@
               <w:spacing w:after="40" w:before="40"/>
             </w:pPr>
             <w:r>
+              <w:rPr>
+                <w:rFonts w:ascii="Arial" w:hAnsi="Arial" w:eastAsia="Arial" w:cs="Arial"/>
+                <w:color w:val="000000"/>
+              </w:rPr>
               <w:t xml:space="preserve">Como administrador, quiero obtener el total mensual de ingresos generados por cada empleado, para calcular las comisiones o los descuentos de nómina correspondientes.</w:t>
             </w:r>
           </w:p>
@@ -8516,6 +9918,10 @@
               <w:spacing w:after="40" w:before="40"/>
             </w:pPr>
             <w:r>
+              <w:rPr>
+                <w:rFonts w:ascii="Arial" w:hAnsi="Arial" w:eastAsia="Arial" w:cs="Arial"/>
+                <w:color w:val="000000"/>
+              </w:rPr>
               <w:t xml:space="preserve">Criterios de aceptación:</w:t>
             </w:r>
           </w:p>
@@ -8524,6 +9930,10 @@
               <w:spacing w:after="40" w:before="40"/>
             </w:pPr>
             <w:r>
+              <w:rPr>
+                <w:rFonts w:ascii="Arial" w:hAnsi="Arial" w:eastAsia="Arial" w:cs="Arial"/>
+                <w:color w:val="000000"/>
+              </w:rPr>
               <w:t xml:space="preserve">- El reporte recibe como parámetro el mes y el año a consolidar.</w:t>
             </w:r>
           </w:p>
@@ -8532,6 +9942,10 @@
               <w:spacing w:after="40" w:before="40"/>
             </w:pPr>
             <w:r>
+              <w:rPr>
+                <w:rFonts w:ascii="Arial" w:hAnsi="Arial" w:eastAsia="Arial" w:cs="Arial"/>
+                <w:color w:val="000000"/>
+              </w:rPr>
               <w:t xml:space="preserve">- Incluye a todos los empleados con al menos una venta en el período, aunque estén inactivos.</w:t>
             </w:r>
           </w:p>
@@ -8540,6 +9954,10 @@
               <w:spacing w:after="40" w:before="40"/>
             </w:pPr>
             <w:r>
+              <w:rPr>
+                <w:rFonts w:ascii="Arial" w:hAnsi="Arial" w:eastAsia="Arial" w:cs="Arial"/>
+                <w:color w:val="000000"/>
+              </w:rPr>
               <w:t xml:space="preserve">- El total neto descuenta las devoluciones asociadas a ventas de ese empleado.</w:t>
             </w:r>
           </w:p>
@@ -8548,6 +9966,10 @@
               <w:spacing w:after="40" w:before="40"/>
             </w:pPr>
             <w:r>
+              <w:rPr>
+                <w:rFonts w:ascii="Arial" w:hAnsi="Arial" w:eastAsia="Arial" w:cs="Arial"/>
+                <w:color w:val="000000"/>
+              </w:rPr>
               <w:t xml:space="preserve">- El reporte muestra: empleado, número de ventas, monto bruto, devoluciones y monto neto.</w:t>
             </w:r>
           </w:p>
@@ -8578,8 +10000,10 @@
             </w:pPr>
             <w:r>
               <w:rPr>
-                <w:b/>
-                <w:bCs/>
+                <w:rFonts w:ascii="Arial" w:hAnsi="Arial" w:eastAsia="Arial" w:cs="Arial"/>
+                <w:b/>
+                <w:bCs/>
+                <w:color w:val="000000"/>
               </w:rPr>
               <w:t xml:space="preserve">Observaciones:</w:t>
             </w:r>
@@ -8589,15 +10013,11 @@
               <w:spacing w:after="40" w:before="40"/>
             </w:pPr>
             <w:r>
-              <w:t xml:space="preserve"/>
-            </w:r>
-          </w:p>
-          <w:p>
-            <w:pPr>
-              <w:spacing w:after="40" w:before="40"/>
-            </w:pPr>
-            <w:r>
-              <w:t xml:space="preserve"/>
+              <w:rPr>
+                <w:rFonts w:ascii="Arial" w:hAnsi="Arial" w:eastAsia="Arial" w:cs="Arial"/>
+                <w:color w:val="000000"/>
+              </w:rPr>
+              <w:t>Soportado en el modelo: SALE.EMPLOYEE_id y RETURN → SALE permiten calcular monto bruto, devoluciones y neto por empleado; el empleado inactivo conserva su historial.</w:t>
             </w:r>
           </w:p>
         </w:tc>
@@ -8615,13 +10035,14 @@
       </w:pPr>
       <w:r>
         <w:rPr>
+          <w:rFonts w:ascii="Arial" w:hAnsi="Arial" w:eastAsia="Arial" w:cs="Arial"/>
           <w:b/>
           <w:bCs/>
           <w:color w:val="000000"/>
           <w:sz w:val="26"/>
           <w:szCs w:val="26"/>
         </w:rPr>
-        <w:t xml:space="preserve">Aspectos fuera del alcance del diseño</w:t>
+        <w:t>Cambios incorporados al modelo (Entrega 2)</w:t>
       </w:r>
     </w:p>
     <w:p>
@@ -8629,7 +10050,11 @@
         <w:spacing w:after="200"/>
       </w:pPr>
       <w:r>
-        <w:t xml:space="preserve">El equipo evaluó los siguientes puntos y determinó que no hacen parte de la operación real de la tienda sobre la que se basa este proyecto, o que su implementación excede el alcance definido para esta entrega. Por lo tanto, son decisiones de diseño conscientes y no vacíos del modelo:</w:t>
+        <w:rPr>
+          <w:rFonts w:ascii="Arial" w:hAnsi="Arial" w:eastAsia="Arial" w:cs="Arial"/>
+          <w:color w:val="000000"/>
+        </w:rPr>
+        <w:t>Los puntos que en la versión anterior figuraban como fuera del alcance o pendientes de modelo quedaron incorporados en el MER corregido y en el modelo relacional en 3FN. Las reglas que dependen de varias filas (stock disponible, suma de pagos, saldo de crédito y promociones vigentes) se controlan en la implementación de la base de datos.</w:t>
       </w:r>
     </w:p>
     <w:p>
@@ -8642,7 +10067,11 @@
         <w:spacing w:after="120"/>
       </w:pPr>
       <w:r>
-        <w:t xml:space="preserve">Pagos mixtos y abonos parciales (HU-08, HU-10): la tienda maneja un único método de pago por transacción; no se contempla dividir una misma venta o apartado entre varios métodos.</w:t>
+        <w:rPr>
+          <w:rFonts w:ascii="Arial" w:hAnsi="Arial" w:eastAsia="Arial" w:cs="Arial"/>
+          <w:color w:val="000000"/>
+        </w:rPr>
+        <w:t>Pagos mixtos y abonos parciales (HU-08, HU-10): entidad PAYMENT, 1:N con SALE y LAYAWAY, con arco exclusivo.</w:t>
       </w:r>
     </w:p>
     <w:p>
@@ -8655,7 +10084,11 @@
         <w:spacing w:after="120"/>
       </w:pPr>
       <w:r>
-        <w:t xml:space="preserve">Historial detallado de movimientos de crédito de tienda (HU-13): se maneja únicamente el saldo vigente del cliente, sin necesidad de un histórico auditable de cada movimiento.</w:t>
+        <w:rPr>
+          <w:rFonts w:ascii="Arial" w:hAnsi="Arial" w:eastAsia="Arial" w:cs="Arial"/>
+          <w:color w:val="000000"/>
+        </w:rPr>
+        <w:t>Historial de crédito de tienda (HU-12, HU-13): STORE_CREDIT_MOVEMENT con tipo ABONO/REDENCION, ligado a la devolución o al pago que lo origina.</w:t>
       </w:r>
     </w:p>
     <w:p>
@@ -8668,7 +10101,11 @@
         <w:spacing w:after="120"/>
       </w:pPr>
       <w:r>
-        <w:t xml:space="preserve">Promociones con vigencia y fechas (HU-14): la tienda no maneja campañas programadas con fecha de inicio/fin; el descuento se aplica de forma puntual y manual sobre el producto.</w:t>
+        <w:rPr>
+          <w:rFonts w:ascii="Arial" w:hAnsi="Arial" w:eastAsia="Arial" w:cs="Arial"/>
+          <w:color w:val="000000"/>
+        </w:rPr>
+        <w:t>Promociones con vigencia (HU-14): entidad PROMOTION con fechas de inicio y fin, N:M con VARIANT; el precio aplicado se guarda en SALE_DETAIL.</w:t>
       </w:r>
     </w:p>
     <w:p>
@@ -8681,7 +10118,11 @@
         <w:spacing w:after="120"/>
       </w:pPr>
       <w:r>
-        <w:t xml:space="preserve">Estado de activo/inactivo para proveedores y un identificador tipo documento para clientes (HU-03, HU-04, HU-05): la tienda no maneja bajas formales de proveedores ni exige un documento de identidad para registrar clientes.</w:t>
+        <w:rPr>
+          <w:rFonts w:ascii="Arial" w:hAnsi="Arial" w:eastAsia="Arial" w:cs="Arial"/>
+          <w:color w:val="000000"/>
+        </w:rPr>
+        <w:t>Estado activo/inactivo (HU-01, HU-03, HU-05, HU-06): is_active en PRODUCT, SUPPLIER, CUSTOMER y EMPLOYEE.</w:t>
       </w:r>
     </w:p>
     <w:p>
@@ -8694,7 +10135,11 @@
         <w:spacing w:after="120"/>
       </w:pPr>
       <w:r>
-        <w:t xml:space="preserve">Umbral de stock mínimo configurable por variante (HU-16): la tienda no define un valor numérico formal de reabastecimiento; la decisión de reposición se toma de forma manual.</w:t>
+        <w:rPr>
+          <w:rFonts w:ascii="Arial" w:hAnsi="Arial" w:eastAsia="Arial" w:cs="Arial"/>
+          <w:color w:val="000000"/>
+        </w:rPr>
+        <w:t>Umbral de stock mínimo por variante (HU-16): VARIANT.min_stock_threshold.</w:t>
       </w:r>
     </w:p>
     <w:p>
@@ -8707,7 +10152,11 @@
         <w:spacing w:after="120"/>
       </w:pPr>
       <w:r>
-        <w:t xml:space="preserve">Dominio cerrado de estados para apartados y encargos (HU-09, HU-11): el seguimiento de estas operaciones se hace de forma manual/verbal en la tienda, sin un flujo de estados formalizado.</w:t>
+        <w:rPr>
+          <w:rFonts w:ascii="Arial" w:hAnsi="Arial" w:eastAsia="Arial" w:cs="Arial"/>
+          <w:color w:val="000000"/>
+        </w:rPr>
+        <w:t>Dominio cerrado de estados (HU-09, HU-11): CHECK sobre LAYAWAY.status y SPECIAL_ORDER.status.</w:t>
       </w:r>
     </w:p>
     <w:p>
@@ -8720,10 +10169,20 @@
         <w:spacing w:after="120"/>
       </w:pPr>
       <w:r>
-        <w:t xml:space="preserve">Auditoría de cambios sobre el catálogo (HU-01): la tienda no lleva un registro histórico de quién ni cuándo modifica un producto.</w:t>
+        <w:rPr>
+          <w:rFonts w:ascii="Arial" w:hAnsi="Arial" w:eastAsia="Arial" w:cs="Arial"/>
+          <w:color w:val="000000"/>
+        </w:rPr>
+        <w:t>Trazabilidad del catálogo (HU-01): PRODUCT.updated_at y PRODUCT.EMPLOYEE_id registran la última modificación (no un historial completo de cambios).</w:t>
       </w:r>
     </w:p>
     <w:sectPr>
+      <w:headerReference w:type="default" r:id="rId8"/>
+      <w:footerReference w:type="default" r:id="rId9"/>
+      <w:headerReference w:type="first" r:id="rId10"/>
+      <w:footerReference w:type="first" r:id="rId11"/>
+      <w:headerReference w:type="even" r:id="rId12"/>
+      <w:footerReference w:type="even" r:id="rId13"/>
       <w:pgSz w:w="12240" w:h="15840" w:orient="portrait"/>
       <w:pgMar w:top="1080" w:right="1080" w:bottom="1080" w:left="1080" w:header="708" w:footer="708" w:gutter="0"/>
       <w:pgNumType/>
@@ -8774,6 +10233,36 @@
 </w:endnotes>
 </file>
 
+<file path=word/footer1.xml><?xml version="1.0" encoding="utf-8"?>
+<w:ftr xmlns:m="http://schemas.openxmlformats.org/officeDocument/2006/math" xmlns:mc="http://schemas.openxmlformats.org/markup-compatibility/2006" xmlns:mo="http://schemas.microsoft.com/office/mac/office/2008/main" xmlns:mv="urn:schemas-microsoft-com:mac:vml" xmlns:o="urn:schemas-microsoft-com:office:office" xmlns:r="http://schemas.openxmlformats.org/officeDocument/2006/relationships" xmlns:v="urn:schemas-microsoft-com:vml" xmlns:w10="urn:schemas-microsoft-com:office:word" xmlns:w14="http://schemas.microsoft.com/office/word/2010/wordml" xmlns:w="http://schemas.openxmlformats.org/wordprocessingml/2006/main" xmlns:wne="http://schemas.microsoft.com/office/word/2006/wordml" xmlns:wp14="http://schemas.microsoft.com/office/word/2010/wordprocessingDrawing" xmlns:wp="http://schemas.openxmlformats.org/drawingml/2006/wordprocessingDrawing" xmlns:wpc="http://schemas.microsoft.com/office/word/2010/wordprocessingCanvas" xmlns:wpg="http://schemas.microsoft.com/office/word/2010/wordprocessingGroup" xmlns:wpi="http://schemas.microsoft.com/office/word/2010/wordprocessingInk" xmlns:wps="http://schemas.microsoft.com/office/word/2010/wordprocessingShape" mc:Ignorable="w14 wp14">
+  <w:p>
+    <w:pPr>
+      <w:pStyle w:val="Footer"/>
+    </w:pPr>
+  </w:p>
+</w:ftr>
+</file>
+
+<file path=word/footer2.xml><?xml version="1.0" encoding="utf-8"?>
+<w:ftr xmlns:m="http://schemas.openxmlformats.org/officeDocument/2006/math" xmlns:mc="http://schemas.openxmlformats.org/markup-compatibility/2006" xmlns:mo="http://schemas.microsoft.com/office/mac/office/2008/main" xmlns:mv="urn:schemas-microsoft-com:mac:vml" xmlns:o="urn:schemas-microsoft-com:office:office" xmlns:r="http://schemas.openxmlformats.org/officeDocument/2006/relationships" xmlns:v="urn:schemas-microsoft-com:vml" xmlns:w10="urn:schemas-microsoft-com:office:word" xmlns:w14="http://schemas.microsoft.com/office/word/2010/wordml" xmlns:w="http://schemas.openxmlformats.org/wordprocessingml/2006/main" xmlns:wne="http://schemas.microsoft.com/office/word/2006/wordml" xmlns:wp14="http://schemas.microsoft.com/office/word/2010/wordprocessingDrawing" xmlns:wp="http://schemas.openxmlformats.org/drawingml/2006/wordprocessingDrawing" xmlns:wpc="http://schemas.microsoft.com/office/word/2010/wordprocessingCanvas" xmlns:wpg="http://schemas.microsoft.com/office/word/2010/wordprocessingGroup" xmlns:wpi="http://schemas.microsoft.com/office/word/2010/wordprocessingInk" xmlns:wps="http://schemas.microsoft.com/office/word/2010/wordprocessingShape" mc:Ignorable="w14 wp14">
+  <w:p>
+    <w:pPr>
+      <w:pStyle w:val="Footer"/>
+    </w:pPr>
+  </w:p>
+</w:ftr>
+</file>
+
+<file path=word/footer3.xml><?xml version="1.0" encoding="utf-8"?>
+<w:ftr xmlns:m="http://schemas.openxmlformats.org/officeDocument/2006/math" xmlns:mc="http://schemas.openxmlformats.org/markup-compatibility/2006" xmlns:mo="http://schemas.microsoft.com/office/mac/office/2008/main" xmlns:mv="urn:schemas-microsoft-com:mac:vml" xmlns:o="urn:schemas-microsoft-com:office:office" xmlns:r="http://schemas.openxmlformats.org/officeDocument/2006/relationships" xmlns:v="urn:schemas-microsoft-com:vml" xmlns:w10="urn:schemas-microsoft-com:office:word" xmlns:w14="http://schemas.microsoft.com/office/word/2010/wordml" xmlns:w="http://schemas.openxmlformats.org/wordprocessingml/2006/main" xmlns:wne="http://schemas.microsoft.com/office/word/2006/wordml" xmlns:wp14="http://schemas.microsoft.com/office/word/2010/wordprocessingDrawing" xmlns:wp="http://schemas.openxmlformats.org/drawingml/2006/wordprocessingDrawing" xmlns:wpc="http://schemas.microsoft.com/office/word/2010/wordprocessingCanvas" xmlns:wpg="http://schemas.microsoft.com/office/word/2010/wordprocessingGroup" xmlns:wpi="http://schemas.microsoft.com/office/word/2010/wordprocessingInk" xmlns:wps="http://schemas.microsoft.com/office/word/2010/wordprocessingShape" mc:Ignorable="w14 wp14">
+  <w:p>
+    <w:pPr>
+      <w:pStyle w:val="Footer"/>
+    </w:pPr>
+  </w:p>
+</w:ftr>
+</file>
+
 <file path=word/footnotes.xml><?xml version="1.0" encoding="utf-8"?>
 <w:footnotes xmlns:wpc="http://schemas.microsoft.com/office/word/2010/wordprocessingCanvas" xmlns:mc="http://schemas.openxmlformats.org/markup-compatibility/2006" xmlns:o="urn:schemas-microsoft-com:office:office" xmlns:r="http://schemas.openxmlformats.org/officeDocument/2006/relationships" xmlns:m="http://schemas.openxmlformats.org/officeDocument/2006/math" xmlns:v="urn:schemas-microsoft-com:vml" xmlns:wp14="http://schemas.microsoft.com/office/word/2010/wordprocessingDrawing" xmlns:wp="http://schemas.openxmlformats.org/drawingml/2006/wordprocessingDrawing" xmlns:w10="urn:schemas-microsoft-com:office:word" xmlns:w="http://schemas.openxmlformats.org/wordprocessingml/2006/main" xmlns:w14="http://schemas.microsoft.com/office/word/2010/wordml" xmlns:w15="http://schemas.microsoft.com/office/word/2012/wordml" xmlns:wpg="http://schemas.microsoft.com/office/word/2010/wordprocessingGroup" xmlns:wpi="http://schemas.microsoft.com/office/word/2010/wordprocessingInk" xmlns:wne="http://schemas.microsoft.com/office/word/2006/wordml" xmlns:wps="http://schemas.microsoft.com/office/word/2010/wordprocessingShape" mc:Ignorable="w14 w15 wp14">
   <w:footnote w:type="separator" w:id="-1">
@@ -8809,6 +10298,36 @@
     </w:p>
   </w:footnote>
 </w:footnotes>
+</file>
+
+<file path=word/header1.xml><?xml version="1.0" encoding="utf-8"?>
+<w:hdr xmlns:m="http://schemas.openxmlformats.org/officeDocument/2006/math" xmlns:mc="http://schemas.openxmlformats.org/markup-compatibility/2006" xmlns:mo="http://schemas.microsoft.com/office/mac/office/2008/main" xmlns:mv="urn:schemas-microsoft-com:mac:vml" xmlns:o="urn:schemas-microsoft-com:office:office" xmlns:r="http://schemas.openxmlformats.org/officeDocument/2006/relationships" xmlns:v="urn:schemas-microsoft-com:vml" xmlns:w10="urn:schemas-microsoft-com:office:word" xmlns:w14="http://schemas.microsoft.com/office/word/2010/wordml" xmlns:w="http://schemas.openxmlformats.org/wordprocessingml/2006/main" xmlns:wne="http://schemas.microsoft.com/office/word/2006/wordml" xmlns:wp14="http://schemas.microsoft.com/office/word/2010/wordprocessingDrawing" xmlns:wp="http://schemas.openxmlformats.org/drawingml/2006/wordprocessingDrawing" xmlns:wpc="http://schemas.microsoft.com/office/word/2010/wordprocessingCanvas" xmlns:wpg="http://schemas.microsoft.com/office/word/2010/wordprocessingGroup" xmlns:wpi="http://schemas.microsoft.com/office/word/2010/wordprocessingInk" xmlns:wps="http://schemas.microsoft.com/office/word/2010/wordprocessingShape" mc:Ignorable="w14 wp14">
+  <w:p>
+    <w:pPr>
+      <w:pStyle w:val="Header"/>
+    </w:pPr>
+  </w:p>
+</w:hdr>
+</file>
+
+<file path=word/header2.xml><?xml version="1.0" encoding="utf-8"?>
+<w:hdr xmlns:m="http://schemas.openxmlformats.org/officeDocument/2006/math" xmlns:mc="http://schemas.openxmlformats.org/markup-compatibility/2006" xmlns:mo="http://schemas.microsoft.com/office/mac/office/2008/main" xmlns:mv="urn:schemas-microsoft-com:mac:vml" xmlns:o="urn:schemas-microsoft-com:office:office" xmlns:r="http://schemas.openxmlformats.org/officeDocument/2006/relationships" xmlns:v="urn:schemas-microsoft-com:vml" xmlns:w10="urn:schemas-microsoft-com:office:word" xmlns:w14="http://schemas.microsoft.com/office/word/2010/wordml" xmlns:w="http://schemas.openxmlformats.org/wordprocessingml/2006/main" xmlns:wne="http://schemas.microsoft.com/office/word/2006/wordml" xmlns:wp14="http://schemas.microsoft.com/office/word/2010/wordprocessingDrawing" xmlns:wp="http://schemas.openxmlformats.org/drawingml/2006/wordprocessingDrawing" xmlns:wpc="http://schemas.microsoft.com/office/word/2010/wordprocessingCanvas" xmlns:wpg="http://schemas.microsoft.com/office/word/2010/wordprocessingGroup" xmlns:wpi="http://schemas.microsoft.com/office/word/2010/wordprocessingInk" xmlns:wps="http://schemas.microsoft.com/office/word/2010/wordprocessingShape" mc:Ignorable="w14 wp14">
+  <w:p>
+    <w:pPr>
+      <w:pStyle w:val="Header"/>
+    </w:pPr>
+  </w:p>
+</w:hdr>
+</file>
+
+<file path=word/header3.xml><?xml version="1.0" encoding="utf-8"?>
+<w:hdr xmlns:m="http://schemas.openxmlformats.org/officeDocument/2006/math" xmlns:mc="http://schemas.openxmlformats.org/markup-compatibility/2006" xmlns:mo="http://schemas.microsoft.com/office/mac/office/2008/main" xmlns:mv="urn:schemas-microsoft-com:mac:vml" xmlns:o="urn:schemas-microsoft-com:office:office" xmlns:r="http://schemas.openxmlformats.org/officeDocument/2006/relationships" xmlns:v="urn:schemas-microsoft-com:vml" xmlns:w10="urn:schemas-microsoft-com:office:word" xmlns:w14="http://schemas.microsoft.com/office/word/2010/wordml" xmlns:w="http://schemas.openxmlformats.org/wordprocessingml/2006/main" xmlns:wne="http://schemas.microsoft.com/office/word/2006/wordml" xmlns:wp14="http://schemas.microsoft.com/office/word/2010/wordprocessingDrawing" xmlns:wp="http://schemas.openxmlformats.org/drawingml/2006/wordprocessingDrawing" xmlns:wpc="http://schemas.microsoft.com/office/word/2010/wordprocessingCanvas" xmlns:wpg="http://schemas.microsoft.com/office/word/2010/wordprocessingGroup" xmlns:wpi="http://schemas.microsoft.com/office/word/2010/wordprocessingInk" xmlns:wps="http://schemas.microsoft.com/office/word/2010/wordprocessingShape" mc:Ignorable="w14 wp14">
+  <w:p>
+    <w:pPr>
+      <w:pStyle w:val="Header"/>
+    </w:pPr>
+  </w:p>
+</w:hdr>
 </file>
 
 <file path=word/numbering.xml><?xml version="1.0" encoding="utf-8"?>
@@ -8918,8 +10437,10 @@
     <w:next w:val="Normal"/>
     <w:qFormat/>
     <w:rPr>
+      <w:rFonts w:ascii="Arial" w:hAnsi="Arial" w:eastAsia="Arial" w:cs="Arial"/>
       <w:sz w:val="56"/>
       <w:szCs w:val="56"/>
+      <w:color w:val="000000"/>
     </w:rPr>
   </w:style>
   <w:style w:type="paragraph" w:styleId="Heading1">
@@ -8928,7 +10449,8 @@
     <w:next w:val="Normal"/>
     <w:qFormat/>
     <w:rPr>
-      <w:color w:val="2E74B5"/>
+      <w:rFonts w:ascii="Arial" w:hAnsi="Arial" w:eastAsia="Arial" w:cs="Arial"/>
+      <w:color w:val="000000"/>
       <w:sz w:val="32"/>
       <w:szCs w:val="32"/>
     </w:rPr>
@@ -8939,7 +10461,8 @@
     <w:next w:val="Normal"/>
     <w:qFormat/>
     <w:rPr>
-      <w:color w:val="2E74B5"/>
+      <w:rFonts w:ascii="Arial" w:hAnsi="Arial" w:eastAsia="Arial" w:cs="Arial"/>
+      <w:color w:val="000000"/>
       <w:sz w:val="26"/>
       <w:szCs w:val="26"/>
     </w:rPr>
@@ -8950,7 +10473,8 @@
     <w:next w:val="Normal"/>
     <w:qFormat/>
     <w:rPr>
-      <w:color w:val="1F4D78"/>
+      <w:rFonts w:ascii="Arial" w:hAnsi="Arial" w:eastAsia="Arial" w:cs="Arial"/>
+      <w:color w:val="000000"/>
       <w:sz w:val="24"/>
       <w:szCs w:val="24"/>
     </w:rPr>
@@ -8961,9 +10485,10 @@
     <w:next w:val="Normal"/>
     <w:qFormat/>
     <w:rPr>
+      <w:rFonts w:ascii="Arial" w:hAnsi="Arial" w:eastAsia="Arial" w:cs="Arial"/>
       <w:i/>
       <w:iCs/>
-      <w:color w:val="2E74B5"/>
+      <w:color w:val="000000"/>
     </w:rPr>
   </w:style>
   <w:style w:type="paragraph" w:styleId="Heading5">
@@ -8972,7 +10497,8 @@
     <w:next w:val="Normal"/>
     <w:qFormat/>
     <w:rPr>
-      <w:color w:val="2E74B5"/>
+      <w:rFonts w:ascii="Arial" w:hAnsi="Arial" w:eastAsia="Arial" w:cs="Arial"/>
+      <w:color w:val="000000"/>
     </w:rPr>
   </w:style>
   <w:style w:type="paragraph" w:styleId="Heading6">
@@ -8981,7 +10507,8 @@
     <w:next w:val="Normal"/>
     <w:qFormat/>
     <w:rPr>
-      <w:color w:val="1F4D78"/>
+      <w:rFonts w:ascii="Arial" w:hAnsi="Arial" w:eastAsia="Arial" w:cs="Arial"/>
+      <w:color w:val="000000"/>
     </w:rPr>
   </w:style>
   <w:style w:type="paragraph" w:styleId="Strong">
@@ -8990,14 +10517,20 @@
     <w:next w:val="Normal"/>
     <w:qFormat/>
     <w:rPr>
+      <w:rFonts w:ascii="Arial" w:hAnsi="Arial" w:eastAsia="Arial" w:cs="Arial"/>
       <w:b/>
       <w:bCs/>
+      <w:color w:val="000000"/>
     </w:rPr>
   </w:style>
   <w:style w:type="paragraph" w:styleId="ListParagraph">
     <w:name w:val="List Paragraph"/>
     <w:basedOn w:val="Normal"/>
     <w:qFormat/>
+    <w:rPr>
+      <w:rFonts w:ascii="Arial" w:hAnsi="Arial" w:eastAsia="Arial" w:cs="Arial"/>
+      <w:color w:val="000000"/>
+    </w:rPr>
   </w:style>
   <w:style w:type="character" w:styleId="Hyperlink">
     <w:name w:val="Hyperlink"/>
@@ -9005,7 +10538,8 @@
     <w:uiPriority w:val="99"/>
     <w:unhideWhenUsed/>
     <w:rPr>
-      <w:color w:val="0563C1"/>
+      <w:rFonts w:ascii="Arial" w:hAnsi="Arial" w:eastAsia="Arial" w:cs="Arial"/>
+      <w:color w:val="000000"/>
       <w:u w:val="single"/>
     </w:rPr>
   </w:style>
@@ -9016,7 +10550,9 @@
     <w:semiHidden/>
     <w:unhideWhenUsed/>
     <w:rPr>
+      <w:rFonts w:ascii="Arial" w:hAnsi="Arial" w:eastAsia="Arial" w:cs="Arial"/>
       <w:vertAlign w:val="superscript"/>
+      <w:color w:val="000000"/>
     </w:rPr>
   </w:style>
   <w:style w:type="paragraph" w:styleId="FootnoteText">
@@ -9030,8 +10566,10 @@
       <w:spacing w:after="0" w:line="240" w:lineRule="auto"/>
     </w:pPr>
     <w:rPr>
+      <w:rFonts w:ascii="Arial" w:hAnsi="Arial" w:eastAsia="Arial" w:cs="Arial"/>
       <w:sz w:val="20"/>
       <w:szCs w:val="20"/>
+      <w:color w:val="000000"/>
     </w:rPr>
   </w:style>
   <w:style w:type="character" w:styleId="FootnoteTextChar">
@@ -9042,8 +10580,10 @@
     <w:semiHidden/>
     <w:unhideWhenUsed/>
     <w:rPr>
+      <w:rFonts w:ascii="Arial" w:hAnsi="Arial" w:eastAsia="Arial" w:cs="Arial"/>
       <w:sz w:val="20"/>
       <w:szCs w:val="20"/>
+      <w:color w:val="000000"/>
     </w:rPr>
   </w:style>
   <w:style w:type="character" w:styleId="EndnoteReference">
@@ -9053,7 +10593,9 @@
     <w:semiHidden/>
     <w:unhideWhenUsed/>
     <w:rPr>
+      <w:rFonts w:ascii="Arial" w:hAnsi="Arial" w:eastAsia="Arial" w:cs="Arial"/>
       <w:vertAlign w:val="superscript"/>
+      <w:color w:val="000000"/>
     </w:rPr>
   </w:style>
   <w:style w:type="paragraph" w:styleId="EndnoteText">
@@ -9067,8 +10609,10 @@
       <w:spacing w:after="0" w:line="240" w:lineRule="auto"/>
     </w:pPr>
     <w:rPr>
+      <w:rFonts w:ascii="Arial" w:hAnsi="Arial" w:eastAsia="Arial" w:cs="Arial"/>
       <w:sz w:val="20"/>
       <w:szCs w:val="20"/>
+      <w:color w:val="000000"/>
     </w:rPr>
   </w:style>
   <w:style w:type="character" w:styleId="EndnoteTextChar">
@@ -9079,8 +10623,10 @@
     <w:semiHidden/>
     <w:unhideWhenUsed/>
     <w:rPr>
+      <w:rFonts w:ascii="Arial" w:hAnsi="Arial" w:eastAsia="Arial" w:cs="Arial"/>
       <w:sz w:val="20"/>
       <w:szCs w:val="20"/>
+      <w:color w:val="000000"/>
     </w:rPr>
   </w:style>
 </w:styles>
